--- a/report.docx
+++ b/report.docx
@@ -1,11 +1,12 @@
 
 <file path=word/document.xml><?xml version="1.0" encoding="utf-8"?>
-<w:document xmlns:wpc="http://schemas.microsoft.com/office/word/2010/wordprocessingCanvas" xmlns:cx="http://schemas.microsoft.com/office/drawing/2014/chartex" xmlns:cx1="http://schemas.microsoft.com/office/drawing/2015/9/8/chartex" xmlns:cx2="http://schemas.microsoft.com/office/drawing/2015/10/21/chartex" xmlns:cx3="http://schemas.microsoft.com/office/drawing/2016/5/9/chartex" xmlns:cx4="http://schemas.microsoft.com/office/drawing/2016/5/10/chartex" xmlns:cx5="http://schemas.microsoft.com/office/drawing/2016/5/11/chartex" xmlns:cx6="http://schemas.microsoft.com/office/drawing/2016/5/12/chartex" xmlns:cx7="http://schemas.microsoft.com/office/drawing/2016/5/13/chartex" xmlns:cx8="http://schemas.microsoft.com/office/drawing/2016/5/14/chartex" xmlns:mc="http://schemas.openxmlformats.org/markup-compatibility/2006" xmlns:aink="http://schemas.microsoft.com/office/drawing/2016/ink" xmlns:am3d="http://schemas.microsoft.com/office/drawing/2017/model3d" xmlns:o="urn:schemas-microsoft-com:office:office" xmlns:oel="http://schemas.microsoft.com/office/2019/extlst" xmlns:r="http://schemas.openxmlformats.org/officeDocument/2006/relationships" xmlns:m="http://schemas.openxmlformats.org/officeDocument/2006/math" xmlns:v="urn:schemas-microsoft-com:vml" xmlns:wp14="http://schemas.microsoft.com/office/word/2010/wordprocessingDrawing" xmlns:wp="http://schemas.openxmlformats.org/drawingml/2006/wordprocessingDrawing" xmlns:w10="urn:schemas-microsoft-com:office:word" xmlns:w="http://schemas.openxmlformats.org/wordprocessingml/2006/main" xmlns:w14="http://schemas.microsoft.com/office/word/2010/wordml" xmlns:w15="http://schemas.microsoft.com/office/word/2012/wordml" xmlns:w16cex="http://schemas.microsoft.com/office/word/2018/wordml/cex" xmlns:w16cid="http://schemas.microsoft.com/office/word/2016/wordml/cid" xmlns:w16="http://schemas.microsoft.com/office/word/2018/wordml" xmlns:w16du="http://schemas.microsoft.com/office/word/2023/wordml/word16du" xmlns:w16sdtdh="http://schemas.microsoft.com/office/word/2020/wordml/sdtdatahash" xmlns:w16sdtfl="http://schemas.microsoft.com/office/word/2024/wordml/sdtformatlock" xmlns:w16se="http://schemas.microsoft.com/office/word/2015/wordml/symex" xmlns:wpg="http://schemas.microsoft.com/office/word/2010/wordprocessingGroup" xmlns:wpi="http://schemas.microsoft.com/office/word/2010/wordprocessingInk" xmlns:wne="http://schemas.microsoft.com/office/word/2006/wordml" xmlns:wps="http://schemas.microsoft.com/office/word/2010/wordprocessingShape" mc:Ignorable="w14 w15 w16se w16cid w16 w16cex w16sdtdh w16sdtfl w16du wp14">
+<w:document xmlns:wpc="http://schemas.microsoft.com/office/word/2010/wordprocessingCanvas" xmlns:mc="http://schemas.openxmlformats.org/markup-compatibility/2006" xmlns:o="urn:schemas-microsoft-com:office:office" xmlns:r="http://schemas.openxmlformats.org/officeDocument/2006/relationships" xmlns:m="http://schemas.openxmlformats.org/officeDocument/2006/math" xmlns:v="urn:schemas-microsoft-com:vml" xmlns:wp14="http://schemas.microsoft.com/office/word/2010/wordprocessingDrawing" xmlns:wp="http://schemas.openxmlformats.org/drawingml/2006/wordprocessingDrawing" xmlns:w="http://schemas.openxmlformats.org/wordprocessingml/2006/main" xmlns:w14="http://schemas.microsoft.com/office/word/2010/wordml" xmlns:w10="urn:schemas-microsoft-com:office:word" xmlns:w15="http://schemas.microsoft.com/office/word/2012/wordml" xmlns:wpg="http://schemas.microsoft.com/office/word/2010/wordprocessingGroup" xmlns:wpi="http://schemas.microsoft.com/office/word/2010/wordprocessingInk" xmlns:wne="http://schemas.microsoft.com/office/word/2006/wordml" xmlns:wps="http://schemas.microsoft.com/office/word/2010/wordprocessingShape" xmlns:wpsCustomData="http://www.wps.cn/officeDocument/2013/wpsCustomData" mc:Ignorable="w14 w15 wp14">
   <w:body>
     <w:p>
       <w:pPr>
         <w:spacing w:before="80" w:line="360" w:lineRule="auto"/>
         <w:ind w:left="4" w:right="4356"/>
+        <w:jc w:val="center"/>
         <w:rPr>
           <w:b/>
           <w:bCs/>
@@ -15,12 +16,16 @@
       </w:pPr>
       <w:r>
         <w:rPr>
-          <w:noProof/>
-        </w:rPr>
+          <w:rFonts w:hint="default"/>
+          <w:lang w:val="en-IN"/>
+        </w:rPr>
+        <w:t xml:space="preserve">      </w:t>
+      </w:r>
+      <w:r>
         <w:drawing>
-          <wp:inline distT="0" distB="0" distL="0" distR="0" wp14:anchorId="453C087B" wp14:editId="2B1E3CE3">
+          <wp:inline distT="0" distB="0" distL="0" distR="0">
             <wp:extent cx="5875020" cy="891540"/>
-            <wp:effectExtent l="0" t="0" r="0" b="3810"/>
+            <wp:effectExtent l="0" t="0" r="7620" b="7620"/>
             <wp:docPr id="508629713" name="Picture 5"/>
             <wp:cNvGraphicFramePr>
               <a:graphicFrameLocks xmlns:a="http://schemas.openxmlformats.org/drawingml/2006/main" noChangeAspect="1"/>
@@ -35,7 +40,7 @@
                     </pic:cNvPicPr>
                   </pic:nvPicPr>
                   <pic:blipFill>
-                    <a:blip r:embed="rId9">
+                    <a:blip r:embed="rId5">
                       <a:extLst>
                         <a:ext uri="{28A0092B-C50C-407E-A947-70E740481C1C}">
                           <a14:useLocalDpi xmlns:a14="http://schemas.microsoft.com/office/drawing/2010/main" val="0"/>
@@ -101,7 +106,6 @@
           <w:szCs w:val="24"/>
         </w:rPr>
         <w:tab/>
-        <w:t xml:space="preserve"> </w:t>
       </w:r>
       <w:r>
         <w:rPr>
@@ -110,8 +114,7 @@
           <w:sz w:val="24"/>
           <w:szCs w:val="24"/>
         </w:rPr>
-        <w:tab/>
-        <w:t xml:space="preserve">   </w:t>
+        <w:t xml:space="preserve"> </w:t>
       </w:r>
       <w:r>
         <w:rPr>
@@ -121,6 +124,32 @@
           <w:szCs w:val="24"/>
         </w:rPr>
         <w:tab/>
+      </w:r>
+      <w:r>
+        <w:rPr>
+          <w:b/>
+          <w:bCs/>
+          <w:sz w:val="24"/>
+          <w:szCs w:val="24"/>
+        </w:rPr>
+        <w:t xml:space="preserve">   </w:t>
+      </w:r>
+      <w:r>
+        <w:rPr>
+          <w:b/>
+          <w:bCs/>
+          <w:sz w:val="24"/>
+          <w:szCs w:val="24"/>
+        </w:rPr>
+        <w:tab/>
+      </w:r>
+      <w:r>
+        <w:rPr>
+          <w:b/>
+          <w:bCs/>
+          <w:sz w:val="24"/>
+          <w:szCs w:val="24"/>
+        </w:rPr>
         <w:t xml:space="preserve">  REPORT ON</w:t>
       </w:r>
     </w:p>
@@ -195,16 +224,27 @@
           <w:sz w:val="24"/>
           <w:szCs w:val="24"/>
         </w:rPr>
-        <w:t xml:space="preserve">   Faculty Cabin Navigation Website</w:t>
-      </w:r>
-      <w:r>
-        <w:rPr>
+        <w:t xml:space="preserve">   </w:t>
+      </w:r>
+      <w:r>
+        <w:rPr>
+          <w:rFonts w:hint="default"/>
           <w:b/>
           <w:bCs/>
           <w:sz w:val="24"/>
           <w:szCs w:val="24"/>
-        </w:rPr>
-        <w:br/>
+          <w:lang w:val="en-IN"/>
+        </w:rPr>
+        <w:t>Event Management Website</w:t>
+      </w:r>
+      <w:r>
+        <w:rPr>
+          <w:b/>
+          <w:bCs/>
+          <w:sz w:val="24"/>
+          <w:szCs w:val="24"/>
+        </w:rPr>
+        <w:br w:type="textWrapping"/>
       </w:r>
     </w:p>
     <w:p>
@@ -235,7 +275,7 @@
     </w:p>
     <w:p>
       <w:pPr>
-        <w:pStyle w:val="BodyText"/>
+        <w:pStyle w:val="7"/>
         <w:spacing w:before="102"/>
         <w:rPr>
           <w:rFonts w:ascii="Arial"/>
@@ -277,49 +317,17 @@
           <w:sz w:val="24"/>
           <w:szCs w:val="24"/>
         </w:rPr>
-        <w:t xml:space="preserve">(Off-Campus Centre, </w:t>
-      </w:r>
-      <w:proofErr w:type="spellStart"/>
-      <w:r>
-        <w:rPr>
-          <w:sz w:val="24"/>
-          <w:szCs w:val="24"/>
-        </w:rPr>
-        <w:t>Nitte</w:t>
-      </w:r>
-      <w:proofErr w:type="spellEnd"/>
-      <w:r>
-        <w:rPr>
-          <w:sz w:val="24"/>
-          <w:szCs w:val="24"/>
-        </w:rPr>
-        <w:t xml:space="preserve"> Deemed to be University, </w:t>
-      </w:r>
-      <w:proofErr w:type="spellStart"/>
-      <w:r>
-        <w:rPr>
-          <w:sz w:val="24"/>
-          <w:szCs w:val="24"/>
-        </w:rPr>
-        <w:t>Nitte</w:t>
-      </w:r>
-      <w:proofErr w:type="spellEnd"/>
-      <w:r>
-        <w:rPr>
-          <w:sz w:val="24"/>
-          <w:szCs w:val="24"/>
-        </w:rPr>
-        <w:t xml:space="preserve"> - 574 110, Karnataka, India)</w:t>
-      </w:r>
-    </w:p>
-    <w:p>
-      <w:pPr>
-        <w:pStyle w:val="BodyText"/>
-      </w:pPr>
-    </w:p>
-    <w:p>
-      <w:pPr>
-        <w:pStyle w:val="BodyText"/>
+        <w:t>(Off-Campus Centre, Nitte Deemed to be University, Nitte - 574 110, Karnataka, India)</w:t>
+      </w:r>
+    </w:p>
+    <w:p>
+      <w:pPr>
+        <w:pStyle w:val="7"/>
+      </w:pPr>
+    </w:p>
+    <w:p>
+      <w:pPr>
+        <w:pStyle w:val="7"/>
         <w:spacing w:before="177"/>
       </w:pPr>
     </w:p>
@@ -344,7 +352,7 @@
     </w:p>
     <w:p>
       <w:pPr>
-        <w:pStyle w:val="BodyText"/>
+        <w:pStyle w:val="7"/>
         <w:spacing w:before="288"/>
         <w:rPr>
           <w:rFonts w:ascii="Arial"/>
@@ -394,10 +402,11 @@
         <w:ind w:left="4021" w:right="4363"/>
         <w:jc w:val="center"/>
         <w:rPr>
-          <w:rFonts w:ascii="Arial"/>
+          <w:rFonts w:hint="default" w:ascii="Arial"/>
           <w:i/>
           <w:sz w:val="24"/>
           <w:szCs w:val="24"/>
+          <w:lang w:val="en-IN"/>
         </w:rPr>
       </w:pPr>
       <w:r>
@@ -410,7 +419,7 @@
     </w:p>
     <w:p>
       <w:pPr>
-        <w:pStyle w:val="BodyText"/>
+        <w:pStyle w:val="7"/>
         <w:spacing w:before="176"/>
         <w:rPr>
           <w:rFonts w:ascii="Arial"/>
@@ -424,17 +433,30 @@
         <w:ind w:left="5" w:right="340"/>
         <w:jc w:val="center"/>
         <w:rPr>
-          <w:sz w:val="24"/>
-          <w:szCs w:val="24"/>
-        </w:rPr>
-      </w:pPr>
-      <w:r>
-        <w:rPr>
-          <w:sz w:val="24"/>
-          <w:szCs w:val="24"/>
-        </w:rPr>
-        <w:t>ADITHYA D</w:t>
-      </w:r>
+          <w:rFonts w:hint="default"/>
+          <w:sz w:val="24"/>
+          <w:szCs w:val="24"/>
+          <w:lang w:val="en-IN"/>
+        </w:rPr>
+      </w:pPr>
+      <w:r>
+        <w:rPr>
+          <w:sz w:val="24"/>
+          <w:szCs w:val="24"/>
+        </w:rPr>
+        <w:t xml:space="preserve">ADITHYA </w:t>
+      </w:r>
+      <w:r>
+        <w:rPr>
+          <w:rFonts w:hint="default"/>
+          <w:sz w:val="24"/>
+          <w:szCs w:val="24"/>
+          <w:lang w:val="en-IN"/>
+        </w:rPr>
+        <w:t>KARKERA</w:t>
+      </w:r>
+      <w:bookmarkStart w:id="0" w:name="_GoBack"/>
+      <w:bookmarkEnd w:id="0"/>
     </w:p>
     <w:p>
       <w:pPr>
@@ -442,34 +464,37 @@
         <w:ind w:left="5" w:right="340"/>
         <w:jc w:val="center"/>
         <w:rPr>
+          <w:rFonts w:hint="default" w:ascii="Arial"/>
+          <w:b/>
+          <w:sz w:val="24"/>
+          <w:szCs w:val="24"/>
+          <w:lang w:val="en-IN"/>
+        </w:rPr>
+      </w:pPr>
+      <w:r>
+        <w:rPr>
+          <w:sz w:val="24"/>
+          <w:szCs w:val="24"/>
+        </w:rPr>
+        <w:t>USN: NNM24CS0</w:t>
+      </w:r>
+      <w:r>
+        <w:rPr>
+          <w:rFonts w:hint="default"/>
+          <w:sz w:val="24"/>
+          <w:szCs w:val="24"/>
+          <w:lang w:val="en-IN"/>
+        </w:rPr>
+        <w:t>17</w:t>
+      </w:r>
+    </w:p>
+    <w:p>
+      <w:pPr>
+        <w:pStyle w:val="7"/>
+        <w:spacing w:before="157"/>
+        <w:rPr>
           <w:rFonts w:ascii="Arial"/>
           <w:b/>
-          <w:sz w:val="24"/>
-          <w:szCs w:val="24"/>
-        </w:rPr>
-      </w:pPr>
-      <w:r>
-        <w:rPr>
-          <w:sz w:val="24"/>
-          <w:szCs w:val="24"/>
-        </w:rPr>
-        <w:t>USN: NNM24CS01</w:t>
-      </w:r>
-      <w:r>
-        <w:rPr>
-          <w:sz w:val="24"/>
-          <w:szCs w:val="24"/>
-        </w:rPr>
-        <w:t>5</w:t>
-      </w:r>
-    </w:p>
-    <w:p>
-      <w:pPr>
-        <w:pStyle w:val="BodyText"/>
-        <w:spacing w:before="157"/>
-        <w:rPr>
-          <w:rFonts w:ascii="Arial"/>
-          <w:b/>
         </w:rPr>
       </w:pPr>
     </w:p>
@@ -492,7 +517,7 @@
     </w:p>
     <w:p>
       <w:pPr>
-        <w:pStyle w:val="BodyText"/>
+        <w:pStyle w:val="7"/>
         <w:spacing w:before="321"/>
       </w:pPr>
     </w:p>
@@ -502,16 +527,27 @@
         <w:ind w:left="4" w:right="340"/>
         <w:jc w:val="center"/>
         <w:rPr>
-          <w:sz w:val="24"/>
-          <w:szCs w:val="24"/>
-        </w:rPr>
-      </w:pPr>
-      <w:r>
-        <w:rPr>
-          <w:sz w:val="24"/>
-          <w:szCs w:val="24"/>
-        </w:rPr>
-        <w:t>Dr. SARIKA HEGDE</w:t>
+          <w:rFonts w:hint="default"/>
+          <w:sz w:val="24"/>
+          <w:szCs w:val="24"/>
+          <w:lang w:val="en-IN"/>
+        </w:rPr>
+      </w:pPr>
+      <w:r>
+        <w:rPr>
+          <w:sz w:val="24"/>
+          <w:szCs w:val="24"/>
+        </w:rPr>
+        <w:t xml:space="preserve">Dr. </w:t>
+      </w:r>
+      <w:r>
+        <w:rPr>
+          <w:rFonts w:hint="default"/>
+          <w:sz w:val="24"/>
+          <w:szCs w:val="24"/>
+          <w:lang w:val="en-IN"/>
+        </w:rPr>
+        <w:t>Ashwin Shenoy</w:t>
       </w:r>
     </w:p>
     <w:p>
@@ -534,7 +570,7 @@
     </w:p>
     <w:p>
       <w:pPr>
-        <w:pStyle w:val="BodyText"/>
+        <w:pStyle w:val="7"/>
         <w:spacing w:before="8"/>
       </w:pPr>
     </w:p>
@@ -544,25 +580,25 @@
           <w:sz w:val="19"/>
         </w:rPr>
         <w:sectPr>
-          <w:footerReference w:type="default" r:id="rId10"/>
+          <w:footerReference r:id="rId3" w:type="default"/>
           <w:type w:val="continuous"/>
           <w:pgSz w:w="11906" w:h="16838"/>
           <w:pgMar w:top="1520" w:right="1000" w:bottom="1200" w:left="1340" w:header="0" w:footer="1015" w:gutter="0"/>
           <w:pgBorders w:display="firstPage" w:offsetFrom="page">
-            <w:top w:val="double" w:sz="12" w:space="24" w:color="auto"/>
-            <w:left w:val="double" w:sz="12" w:space="24" w:color="auto"/>
-            <w:bottom w:val="double" w:sz="12" w:space="24" w:color="auto"/>
-            <w:right w:val="double" w:sz="12" w:space="24" w:color="auto"/>
+            <w:top w:val="double" w:color="auto" w:sz="12" w:space="24"/>
+            <w:left w:val="double" w:color="auto" w:sz="12" w:space="24"/>
+            <w:bottom w:val="double" w:color="auto" w:sz="12" w:space="24"/>
+            <w:right w:val="double" w:color="auto" w:sz="12" w:space="24"/>
           </w:pgBorders>
           <w:pgNumType w:start="1"/>
-          <w:cols w:space="720"/>
-          <w:docGrid w:linePitch="299"/>
+          <w:cols w:space="720" w:num="1"/>
+          <w:docGrid w:linePitch="299" w:charSpace="0"/>
         </w:sectPr>
       </w:pPr>
     </w:p>
     <w:p>
       <w:pPr>
-        <w:pStyle w:val="BodyText"/>
+        <w:pStyle w:val="7"/>
         <w:ind w:left="1000"/>
         <w:rPr>
           <w:sz w:val="20"/>
@@ -634,127 +670,71 @@
           <w:sz w:val="24"/>
           <w:szCs w:val="24"/>
         </w:rPr>
-        <w:t>This is to certify that the “Internship report”</w:t>
-      </w:r>
-      <w:r>
-        <w:rPr>
-          <w:sz w:val="24"/>
-          <w:szCs w:val="24"/>
-        </w:rPr>
-        <w:t xml:space="preserve"> submitted by </w:t>
-      </w:r>
-      <w:r>
-        <w:rPr>
-          <w:sz w:val="24"/>
-          <w:szCs w:val="24"/>
-        </w:rPr>
-        <w:t>Mr.</w:t>
-      </w:r>
-      <w:r>
-        <w:rPr>
-          <w:sz w:val="24"/>
-          <w:szCs w:val="24"/>
-        </w:rPr>
-        <w:t xml:space="preserve"> ADITHYA D </w:t>
-      </w:r>
-      <w:r>
-        <w:rPr>
-          <w:sz w:val="24"/>
-          <w:szCs w:val="24"/>
-        </w:rPr>
-        <w:t>bearing USN: NNM24CS01</w:t>
-      </w:r>
-      <w:r>
-        <w:rPr>
-          <w:sz w:val="24"/>
-          <w:szCs w:val="24"/>
-        </w:rPr>
-        <w:t>5</w:t>
-      </w:r>
-      <w:r>
-        <w:rPr>
-          <w:sz w:val="24"/>
-          <w:szCs w:val="24"/>
-        </w:rPr>
-        <w:t xml:space="preserve"> of First year </w:t>
-      </w:r>
-      <w:proofErr w:type="spellStart"/>
-      <w:r>
-        <w:rPr>
-          <w:sz w:val="24"/>
-          <w:szCs w:val="24"/>
-        </w:rPr>
-        <w:t>B.Tech</w:t>
-      </w:r>
-      <w:proofErr w:type="spellEnd"/>
-      <w:r>
-        <w:rPr>
-          <w:sz w:val="24"/>
-          <w:szCs w:val="24"/>
-        </w:rPr>
-        <w:t xml:space="preserve">., a </w:t>
-      </w:r>
-      <w:proofErr w:type="spellStart"/>
-      <w:r>
-        <w:rPr>
-          <w:sz w:val="24"/>
-          <w:szCs w:val="24"/>
-        </w:rPr>
-        <w:t>Bonafide</w:t>
-      </w:r>
-      <w:proofErr w:type="spellEnd"/>
-      <w:r>
-        <w:rPr>
-          <w:sz w:val="24"/>
-          <w:szCs w:val="24"/>
-        </w:rPr>
-        <w:t xml:space="preserve"> student of NMAM Institute of Technology, </w:t>
-      </w:r>
-      <w:proofErr w:type="spellStart"/>
-      <w:r>
-        <w:rPr>
-          <w:sz w:val="24"/>
-          <w:szCs w:val="24"/>
-        </w:rPr>
-        <w:t>Nitte</w:t>
-      </w:r>
-      <w:proofErr w:type="spellEnd"/>
-      <w:r>
-        <w:rPr>
-          <w:sz w:val="24"/>
-          <w:szCs w:val="24"/>
-        </w:rPr>
-        <w:t>, has undergone internship on building a “Faculty Cabin Navigation Website”</w:t>
-      </w:r>
-      <w:r>
-        <w:rPr>
-          <w:sz w:val="24"/>
-          <w:szCs w:val="24"/>
-        </w:rPr>
-        <w:t xml:space="preserve"> </w:t>
-      </w:r>
-      <w:r>
-        <w:rPr>
-          <w:sz w:val="24"/>
-          <w:szCs w:val="24"/>
-        </w:rPr>
-        <w:t xml:space="preserve">during the year 2024-25 fulfilling the partial requirements for the award of degree of Bachelor of Technology in Computer Science and Engineering at NMAM Institute of Technology, </w:t>
-      </w:r>
-      <w:proofErr w:type="spellStart"/>
-      <w:r>
-        <w:rPr>
-          <w:sz w:val="24"/>
-          <w:szCs w:val="24"/>
-        </w:rPr>
-        <w:t>Nitte</w:t>
-      </w:r>
-      <w:proofErr w:type="spellEnd"/>
-      <w:r>
-        <w:rPr>
-          <w:sz w:val="24"/>
-          <w:szCs w:val="24"/>
-        </w:rPr>
-        <w:t>.</w:t>
+        <w:t xml:space="preserve">This is to certify that the “Internship report” submitted by Mr. ADITHYA </w:t>
+      </w:r>
+      <w:r>
+        <w:rPr>
+          <w:rFonts w:hint="default"/>
+          <w:sz w:val="24"/>
+          <w:szCs w:val="24"/>
+          <w:lang w:val="en-IN"/>
+        </w:rPr>
+        <w:t>KARKERA</w:t>
+      </w:r>
+      <w:r>
+        <w:rPr>
+          <w:sz w:val="24"/>
+          <w:szCs w:val="24"/>
+        </w:rPr>
+        <w:t xml:space="preserve"> bearing USN: NNM24CS0</w:t>
+      </w:r>
+      <w:r>
+        <w:rPr>
+          <w:rFonts w:hint="default"/>
+          <w:sz w:val="24"/>
+          <w:szCs w:val="24"/>
+          <w:lang w:val="en-IN"/>
+        </w:rPr>
+        <w:t>17</w:t>
+      </w:r>
+      <w:r>
+        <w:rPr>
+          <w:sz w:val="24"/>
+          <w:szCs w:val="24"/>
+        </w:rPr>
+        <w:t xml:space="preserve"> of </w:t>
+      </w:r>
+      <w:r>
+        <w:rPr>
+          <w:rFonts w:hint="default"/>
+          <w:sz w:val="24"/>
+          <w:szCs w:val="24"/>
+          <w:lang w:val="en-IN"/>
+        </w:rPr>
+        <w:t>Second</w:t>
+      </w:r>
+      <w:r>
+        <w:rPr>
+          <w:sz w:val="24"/>
+          <w:szCs w:val="24"/>
+        </w:rPr>
+        <w:t xml:space="preserve"> year B.Tech., a Bonafide student of NMAM Institute of Technology, Nitte, has undergone internship on building a “</w:t>
+      </w:r>
+      <w:r>
+        <w:rPr>
+          <w:rFonts w:hint="default"/>
+          <w:sz w:val="24"/>
+          <w:szCs w:val="24"/>
+          <w:lang w:val="en-IN"/>
+        </w:rPr>
+        <w:t>Event Management Website</w:t>
+      </w:r>
+      <w:r>
+        <w:rPr>
+          <w:sz w:val="24"/>
+          <w:szCs w:val="24"/>
+        </w:rPr>
+        <w:t>” during the year 2024-25 fulfilling the partial requirements for the award of degree of Bachelor of Technology in Computer Science and Engineering at NMAM Institute of Technology, Nitte.</w:t>
       </w:r>
     </w:p>
     <w:p>
@@ -771,7 +751,7 @@
     </w:p>
     <w:p>
       <w:pPr>
-        <w:pStyle w:val="BodyText"/>
+        <w:pStyle w:val="7"/>
         <w:rPr>
           <w:rFonts w:ascii="Times New Roman"/>
           <w:b/>
@@ -782,7 +762,7 @@
     </w:p>
     <w:p>
       <w:pPr>
-        <w:pStyle w:val="BodyText"/>
+        <w:pStyle w:val="7"/>
         <w:rPr>
           <w:rFonts w:ascii="Times New Roman"/>
           <w:b/>
@@ -793,7 +773,7 @@
     </w:p>
     <w:p>
       <w:pPr>
-        <w:pStyle w:val="BodyText"/>
+        <w:pStyle w:val="7"/>
         <w:rPr>
           <w:rFonts w:ascii="Times New Roman"/>
           <w:b/>
@@ -804,7 +784,7 @@
     </w:p>
     <w:p>
       <w:pPr>
-        <w:pStyle w:val="BodyText"/>
+        <w:pStyle w:val="7"/>
         <w:rPr>
           <w:rFonts w:ascii="Times New Roman"/>
           <w:b/>
@@ -815,7 +795,7 @@
     </w:p>
     <w:p>
       <w:pPr>
-        <w:pStyle w:val="BodyText"/>
+        <w:pStyle w:val="7"/>
         <w:rPr>
           <w:rFonts w:ascii="Times New Roman"/>
           <w:b/>
@@ -826,7 +806,7 @@
     </w:p>
     <w:p>
       <w:pPr>
-        <w:pStyle w:val="BodyText"/>
+        <w:pStyle w:val="7"/>
         <w:rPr>
           <w:rFonts w:ascii="Times New Roman"/>
           <w:b/>
@@ -837,7 +817,7 @@
     </w:p>
     <w:p>
       <w:pPr>
-        <w:pStyle w:val="BodyText"/>
+        <w:pStyle w:val="7"/>
         <w:rPr>
           <w:rFonts w:ascii="Times New Roman"/>
           <w:b/>
@@ -848,7 +828,7 @@
     </w:p>
     <w:p>
       <w:pPr>
-        <w:pStyle w:val="BodyText"/>
+        <w:pStyle w:val="7"/>
         <w:rPr>
           <w:rFonts w:ascii="Times New Roman"/>
           <w:b/>
@@ -859,7 +839,7 @@
     </w:p>
     <w:p>
       <w:pPr>
-        <w:pStyle w:val="BodyText"/>
+        <w:pStyle w:val="7"/>
         <w:rPr>
           <w:rFonts w:ascii="Times New Roman"/>
           <w:b/>
@@ -870,7 +850,7 @@
     </w:p>
     <w:p>
       <w:pPr>
-        <w:pStyle w:val="BodyText"/>
+        <w:pStyle w:val="7"/>
         <w:rPr>
           <w:rFonts w:ascii="Times New Roman"/>
           <w:b/>
@@ -881,7 +861,7 @@
     </w:p>
     <w:p>
       <w:pPr>
-        <w:pStyle w:val="BodyText"/>
+        <w:pStyle w:val="7"/>
         <w:rPr>
           <w:rFonts w:ascii="Times New Roman"/>
           <w:b/>
@@ -892,7 +872,7 @@
     </w:p>
     <w:p>
       <w:pPr>
-        <w:pStyle w:val="BodyText"/>
+        <w:pStyle w:val="7"/>
         <w:spacing w:before="152"/>
         <w:rPr>
           <w:rFonts w:ascii="Times New Roman"/>
@@ -956,18 +936,18 @@
           <w:pgSz w:w="12240" w:h="15840"/>
           <w:pgMar w:top="1680" w:right="1000" w:bottom="1200" w:left="1340" w:header="0" w:footer="1015" w:gutter="0"/>
           <w:pgBorders w:offsetFrom="page">
-            <w:top w:val="double" w:sz="4" w:space="24" w:color="auto"/>
-            <w:left w:val="double" w:sz="4" w:space="24" w:color="auto"/>
-            <w:bottom w:val="double" w:sz="4" w:space="24" w:color="auto"/>
-            <w:right w:val="double" w:sz="4" w:space="24" w:color="auto"/>
+            <w:top w:val="double" w:color="auto" w:sz="4" w:space="24"/>
+            <w:left w:val="double" w:color="auto" w:sz="4" w:space="24"/>
+            <w:bottom w:val="double" w:color="auto" w:sz="4" w:space="24"/>
+            <w:right w:val="double" w:color="auto" w:sz="4" w:space="24"/>
           </w:pgBorders>
-          <w:cols w:space="720"/>
+          <w:cols w:space="720" w:num="1"/>
         </w:sectPr>
       </w:pPr>
     </w:p>
     <w:p>
       <w:pPr>
-        <w:pStyle w:val="Heading1"/>
+        <w:pStyle w:val="2"/>
         <w:ind w:left="5" w:right="344"/>
         <w:rPr>
           <w:rFonts w:ascii="Cascadia Code" w:hAnsi="Cascadia Code" w:cs="Cascadia Code"/>
@@ -988,7 +968,7 @@
     </w:p>
     <w:p>
       <w:pPr>
-        <w:pStyle w:val="BodyText"/>
+        <w:pStyle w:val="7"/>
         <w:spacing w:line="360" w:lineRule="auto"/>
         <w:ind w:left="100"/>
         <w:jc w:val="both"/>
@@ -1001,7 +981,7 @@
     </w:p>
     <w:p>
       <w:pPr>
-        <w:pStyle w:val="BodyText"/>
+        <w:pStyle w:val="7"/>
         <w:spacing w:before="250"/>
         <w:ind w:left="5"/>
         <w:jc w:val="both"/>
@@ -1013,28 +993,29 @@
     </w:p>
     <w:p>
       <w:pPr>
-        <w:spacing w:line="482" w:lineRule="auto"/>
-        <w:ind w:left="105" w:right="438" w:firstLine="620"/>
-        <w:jc w:val="both"/>
-        <w:rPr>
-          <w:sz w:val="24"/>
-          <w:szCs w:val="24"/>
-        </w:rPr>
-      </w:pPr>
-      <w:r>
-        <w:rPr>
-          <w:sz w:val="24"/>
-          <w:szCs w:val="24"/>
-        </w:rPr>
-        <w:t>The internship opportunity of “Faculty Cabin Navigation Website” was a great chance for learning and developing personal and professional editorial skill.</w:t>
-      </w:r>
-    </w:p>
-    <w:p>
-      <w:pPr>
-        <w:pStyle w:val="BodyText"/>
+        <w:pStyle w:val="7"/>
         <w:spacing w:before="158" w:line="480" w:lineRule="auto"/>
         <w:ind w:left="105" w:right="437"/>
         <w:jc w:val="both"/>
+        <w:rPr>
+          <w:sz w:val="24"/>
+          <w:szCs w:val="24"/>
+        </w:rPr>
+      </w:pPr>
+      <w:r>
+        <w:rPr>
+          <w:sz w:val="24"/>
+          <w:szCs w:val="24"/>
+        </w:rPr>
+        <w:t>The internship opportunity to develop the “Event Management Website” provided an excellent platform for learning and professional growth. I am deeply grateful to all those who guided and supported me through this project.</w:t>
+      </w:r>
+    </w:p>
+    <w:p>
+      <w:pPr>
+        <w:pStyle w:val="7"/>
+        <w:spacing w:before="158" w:line="480" w:lineRule="auto"/>
+        <w:ind w:left="105" w:right="437"/>
+        <w:jc w:val="both"/>
       </w:pPr>
       <w:r>
         <w:t>We dedicate this page to acknowledging and thanking those responsible for shaping the project. Without their guidance and help, the experience during the internship would not have been so smooth and efficient.</w:t>
@@ -1055,63 +1036,23 @@
           <w:sz w:val="24"/>
           <w:szCs w:val="24"/>
         </w:rPr>
-        <w:t xml:space="preserve">We are incredibly thankful to our principal, Dr. </w:t>
-      </w:r>
-      <w:proofErr w:type="spellStart"/>
-      <w:r>
-        <w:rPr>
-          <w:sz w:val="24"/>
-          <w:szCs w:val="24"/>
-        </w:rPr>
-        <w:t>Niranjan</w:t>
-      </w:r>
-      <w:proofErr w:type="spellEnd"/>
-      <w:r>
-        <w:rPr>
-          <w:sz w:val="24"/>
-          <w:szCs w:val="24"/>
-        </w:rPr>
-        <w:t xml:space="preserve"> N. </w:t>
-      </w:r>
-      <w:proofErr w:type="spellStart"/>
-      <w:r>
-        <w:rPr>
-          <w:sz w:val="24"/>
-          <w:szCs w:val="24"/>
-        </w:rPr>
-        <w:t>Chiplunkar</w:t>
-      </w:r>
-      <w:proofErr w:type="spellEnd"/>
-      <w:r>
-        <w:rPr>
-          <w:sz w:val="24"/>
-          <w:szCs w:val="24"/>
-        </w:rPr>
-        <w:t>, for their support and encouragement.</w:t>
-      </w:r>
-    </w:p>
-    <w:p>
-      <w:pPr>
-        <w:pStyle w:val="BodyText"/>
+        <w:t>We are incredibly thankful to our principal, Dr. Niranjan N. Chiplunkar, for their support and encouragement.</w:t>
+      </w:r>
+    </w:p>
+    <w:p>
+      <w:pPr>
+        <w:pStyle w:val="7"/>
         <w:spacing w:before="161" w:line="480" w:lineRule="auto"/>
         <w:ind w:left="105" w:right="438"/>
         <w:jc w:val="both"/>
       </w:pPr>
       <w:r>
-        <w:t xml:space="preserve">We owe our profound gratitude to Dr. </w:t>
-      </w:r>
-      <w:proofErr w:type="spellStart"/>
-      <w:r>
-        <w:t>Jyothi</w:t>
-      </w:r>
-      <w:proofErr w:type="spellEnd"/>
-      <w:r>
-        <w:t xml:space="preserve"> Shetty, the head of the department of Computer Science and Engineering. Their kind consent and guidance helped us to complete this work successfully.</w:t>
-      </w:r>
-    </w:p>
-    <w:p>
-      <w:pPr>
-        <w:pStyle w:val="BodyText"/>
+        <w:t>We owe our profound gratitude to Dr. Jyothi Shetty, the head of the department of Computer Science and Engineering. Their kind consent and guidance helped us to complete this work successfully.</w:t>
+      </w:r>
+    </w:p>
+    <w:p>
+      <w:pPr>
+        <w:pStyle w:val="7"/>
         <w:spacing w:before="161" w:line="480" w:lineRule="auto"/>
         <w:ind w:left="105" w:right="440"/>
         <w:jc w:val="both"/>
@@ -1119,26 +1060,20 @@
       <w:r>
         <w:t xml:space="preserve">We sincerely thank Dr. </w:t>
       </w:r>
-      <w:proofErr w:type="spellStart"/>
-      <w:r>
-        <w:t>Sarika</w:t>
-      </w:r>
-      <w:proofErr w:type="spellEnd"/>
-      <w:r>
-        <w:t xml:space="preserve"> </w:t>
-      </w:r>
-      <w:proofErr w:type="spellStart"/>
-      <w:r>
-        <w:t>Hegde</w:t>
-      </w:r>
-      <w:proofErr w:type="spellEnd"/>
+      <w:r>
+        <w:rPr>
+          <w:rFonts w:hint="default"/>
+          <w:lang w:val="en-IN"/>
+        </w:rPr>
+        <w:t>Ashwin Shenoy</w:t>
+      </w:r>
       <w:r>
         <w:t>, our professor and mentor, from the Department of Computer Science and Engineering for her guidance and valuable suggestions which helped us to complete the project.</w:t>
       </w:r>
     </w:p>
     <w:p>
       <w:pPr>
-        <w:pStyle w:val="BodyText"/>
+        <w:pStyle w:val="7"/>
         <w:spacing w:before="159"/>
         <w:ind w:left="105"/>
         <w:jc w:val="both"/>
@@ -1184,18 +1119,18 @@
           <w:pgSz w:w="12240" w:h="15840"/>
           <w:pgMar w:top="1520" w:right="1000" w:bottom="1200" w:left="1340" w:header="0" w:footer="1015" w:gutter="0"/>
           <w:pgBorders w:offsetFrom="page">
-            <w:top w:val="double" w:sz="4" w:space="24" w:color="auto"/>
-            <w:left w:val="double" w:sz="4" w:space="24" w:color="auto"/>
-            <w:bottom w:val="double" w:sz="4" w:space="24" w:color="auto"/>
-            <w:right w:val="double" w:sz="4" w:space="24" w:color="auto"/>
+            <w:top w:val="double" w:color="auto" w:sz="4" w:space="24"/>
+            <w:left w:val="double" w:color="auto" w:sz="4" w:space="24"/>
+            <w:bottom w:val="double" w:color="auto" w:sz="4" w:space="24"/>
+            <w:right w:val="double" w:color="auto" w:sz="4" w:space="24"/>
           </w:pgBorders>
-          <w:cols w:space="720"/>
+          <w:cols w:space="720" w:num="1"/>
         </w:sectPr>
       </w:pPr>
     </w:p>
     <w:p>
       <w:pPr>
-        <w:pStyle w:val="Heading1"/>
+        <w:pStyle w:val="2"/>
         <w:rPr>
           <w:rFonts w:ascii="Cascadia Code" w:hAnsi="Cascadia Code" w:cs="Cascadia Code"/>
           <w:sz w:val="44"/>
@@ -1216,22 +1151,47 @@
     </w:p>
     <w:tbl>
       <w:tblPr>
+        <w:tblStyle w:val="6"/>
         <w:tblW w:w="0" w:type="auto"/>
         <w:tblInd w:w="-133" w:type="dxa"/>
         <w:tblBorders>
-          <w:top w:val="single" w:sz="4" w:space="0" w:color="auto"/>
-          <w:left w:val="single" w:sz="4" w:space="0" w:color="auto"/>
-          <w:bottom w:val="single" w:sz="4" w:space="0" w:color="auto"/>
-          <w:right w:val="single" w:sz="4" w:space="0" w:color="auto"/>
+          <w:top w:val="single" w:color="auto" w:sz="4" w:space="0"/>
+          <w:left w:val="single" w:color="auto" w:sz="4" w:space="0"/>
+          <w:bottom w:val="single" w:color="auto" w:sz="4" w:space="0"/>
+          <w:right w:val="single" w:color="auto" w:sz="4" w:space="0"/>
+          <w:insideH w:val="none" w:color="auto" w:sz="0" w:space="0"/>
+          <w:insideV w:val="none" w:color="auto" w:sz="0" w:space="0"/>
         </w:tblBorders>
-        <w:tblLook w:val="04A0" w:firstRow="1" w:lastRow="0" w:firstColumn="1" w:lastColumn="0" w:noHBand="0" w:noVBand="1"/>
+        <w:tblLayout w:type="autofit"/>
+        <w:tblCellMar>
+          <w:top w:w="0" w:type="dxa"/>
+          <w:left w:w="108" w:type="dxa"/>
+          <w:bottom w:w="0" w:type="dxa"/>
+          <w:right w:w="108" w:type="dxa"/>
+        </w:tblCellMar>
       </w:tblPr>
       <w:tblGrid>
         <w:gridCol w:w="9696"/>
       </w:tblGrid>
       <w:tr>
+        <w:tblPrEx>
+          <w:tblBorders>
+            <w:top w:val="single" w:color="auto" w:sz="4" w:space="0"/>
+            <w:left w:val="single" w:color="auto" w:sz="4" w:space="0"/>
+            <w:bottom w:val="single" w:color="auto" w:sz="4" w:space="0"/>
+            <w:right w:val="single" w:color="auto" w:sz="4" w:space="0"/>
+            <w:insideH w:val="none" w:color="auto" w:sz="0" w:space="0"/>
+            <w:insideV w:val="none" w:color="auto" w:sz="0" w:space="0"/>
+          </w:tblBorders>
+          <w:tblCellMar>
+            <w:top w:w="0" w:type="dxa"/>
+            <w:left w:w="108" w:type="dxa"/>
+            <w:bottom w:w="0" w:type="dxa"/>
+            <w:right w:w="108" w:type="dxa"/>
+          </w:tblCellMar>
+        </w:tblPrEx>
         <w:trPr>
-          <w:trHeight w:val="7152"/>
+          <w:trHeight w:val="7152" w:hRule="atLeast"/>
         </w:trPr>
         <w:tc>
           <w:tcPr>
@@ -1255,7 +1215,7 @@
             <w:sdtContent>
               <w:p>
                 <w:pPr>
-                  <w:pStyle w:val="TOC1"/>
+                  <w:pStyle w:val="11"/>
                   <w:tabs>
                     <w:tab w:val="right" w:leader="dot" w:pos="7365"/>
                   </w:tabs>
@@ -1267,38 +1227,54 @@
                     <w:szCs w:val="28"/>
                   </w:rPr>
                 </w:pPr>
-                <w:hyperlink w:anchor="_TOC_250007" w:history="1">
-                  <w:r>
-                    <w:rPr>
-                      <w:rFonts w:ascii="Bahnschrift" w:hAnsi="Bahnschrift"/>
-                      <w:spacing w:val="-2"/>
-                      <w:sz w:val="28"/>
-                      <w:szCs w:val="28"/>
-                    </w:rPr>
-                    <w:t>Acknowledgement</w:t>
-                  </w:r>
-                  <w:r>
-                    <w:rPr>
-                      <w:rFonts w:ascii="Bahnschrift" w:hAnsi="Bahnschrift"/>
-                      <w:sz w:val="28"/>
-                      <w:szCs w:val="28"/>
-                    </w:rPr>
-                    <w:t>………………………………………………………………………</w:t>
-                  </w:r>
-                  <w:r>
-                    <w:rPr>
-                      <w:rFonts w:ascii="Bahnschrift" w:hAnsi="Bahnschrift"/>
-                      <w:spacing w:val="-10"/>
-                      <w:sz w:val="28"/>
-                      <w:szCs w:val="28"/>
-                    </w:rPr>
-                    <w:t>3</w:t>
-                  </w:r>
-                </w:hyperlink>
+                <w:r>
+                  <w:fldChar w:fldCharType="begin"/>
+                </w:r>
+                <w:r>
+                  <w:instrText xml:space="preserve"> HYPERLINK \l "_TOC_250007" </w:instrText>
+                </w:r>
+                <w:r>
+                  <w:fldChar w:fldCharType="separate"/>
+                </w:r>
+                <w:r>
+                  <w:rPr>
+                    <w:rFonts w:ascii="Bahnschrift" w:hAnsi="Bahnschrift"/>
+                    <w:spacing w:val="-2"/>
+                    <w:sz w:val="28"/>
+                    <w:szCs w:val="28"/>
+                  </w:rPr>
+                  <w:t>Acknowledgement</w:t>
+                </w:r>
+                <w:r>
+                  <w:rPr>
+                    <w:rFonts w:ascii="Bahnschrift" w:hAnsi="Bahnschrift"/>
+                    <w:sz w:val="28"/>
+                    <w:szCs w:val="28"/>
+                  </w:rPr>
+                  <w:t>………………………………………………………………………</w:t>
+                </w:r>
+                <w:r>
+                  <w:rPr>
+                    <w:rFonts w:ascii="Bahnschrift" w:hAnsi="Bahnschrift"/>
+                    <w:spacing w:val="-10"/>
+                    <w:sz w:val="28"/>
+                    <w:szCs w:val="28"/>
+                  </w:rPr>
+                  <w:t>3</w:t>
+                </w:r>
+                <w:r>
+                  <w:rPr>
+                    <w:rFonts w:ascii="Bahnschrift" w:hAnsi="Bahnschrift"/>
+                    <w:spacing w:val="-10"/>
+                    <w:sz w:val="28"/>
+                    <w:szCs w:val="28"/>
+                  </w:rPr>
+                  <w:fldChar w:fldCharType="end"/>
+                </w:r>
               </w:p>
               <w:p>
                 <w:pPr>
-                  <w:pStyle w:val="TOC1"/>
+                  <w:pStyle w:val="11"/>
                   <w:tabs>
                     <w:tab w:val="right" w:leader="dot" w:pos="7380"/>
                   </w:tabs>
@@ -1309,38 +1285,54 @@
                     <w:szCs w:val="28"/>
                   </w:rPr>
                 </w:pPr>
-                <w:hyperlink w:anchor="_TOC_250006" w:history="1">
-                  <w:r>
-                    <w:rPr>
-                      <w:rFonts w:ascii="Bahnschrift" w:hAnsi="Bahnschrift"/>
-                      <w:spacing w:val="-2"/>
-                      <w:sz w:val="28"/>
-                      <w:szCs w:val="28"/>
-                    </w:rPr>
-                    <w:t>Abstract</w:t>
-                  </w:r>
-                  <w:r>
-                    <w:rPr>
-                      <w:rFonts w:ascii="Bahnschrift" w:hAnsi="Bahnschrift"/>
-                      <w:sz w:val="28"/>
-                      <w:szCs w:val="28"/>
-                    </w:rPr>
-                    <w:t>…………………………………………………………………………………..</w:t>
-                  </w:r>
-                  <w:r>
-                    <w:rPr>
-                      <w:rFonts w:ascii="Bahnschrift" w:hAnsi="Bahnschrift"/>
-                      <w:spacing w:val="-10"/>
-                      <w:sz w:val="28"/>
-                      <w:szCs w:val="28"/>
-                    </w:rPr>
-                    <w:t>5</w:t>
-                  </w:r>
-                </w:hyperlink>
+                <w:r>
+                  <w:fldChar w:fldCharType="begin"/>
+                </w:r>
+                <w:r>
+                  <w:instrText xml:space="preserve"> HYPERLINK \l "_TOC_250006" </w:instrText>
+                </w:r>
+                <w:r>
+                  <w:fldChar w:fldCharType="separate"/>
+                </w:r>
+                <w:r>
+                  <w:rPr>
+                    <w:rFonts w:ascii="Bahnschrift" w:hAnsi="Bahnschrift"/>
+                    <w:spacing w:val="-2"/>
+                    <w:sz w:val="28"/>
+                    <w:szCs w:val="28"/>
+                  </w:rPr>
+                  <w:t>Abstract</w:t>
+                </w:r>
+                <w:r>
+                  <w:rPr>
+                    <w:rFonts w:ascii="Bahnschrift" w:hAnsi="Bahnschrift"/>
+                    <w:sz w:val="28"/>
+                    <w:szCs w:val="28"/>
+                  </w:rPr>
+                  <w:t>…………………………………………………………………………………..</w:t>
+                </w:r>
+                <w:r>
+                  <w:rPr>
+                    <w:rFonts w:ascii="Bahnschrift" w:hAnsi="Bahnschrift"/>
+                    <w:spacing w:val="-10"/>
+                    <w:sz w:val="28"/>
+                    <w:szCs w:val="28"/>
+                  </w:rPr>
+                  <w:t>5</w:t>
+                </w:r>
+                <w:r>
+                  <w:rPr>
+                    <w:rFonts w:ascii="Bahnschrift" w:hAnsi="Bahnschrift"/>
+                    <w:spacing w:val="-10"/>
+                    <w:sz w:val="28"/>
+                    <w:szCs w:val="28"/>
+                  </w:rPr>
+                  <w:fldChar w:fldCharType="end"/>
+                </w:r>
               </w:p>
               <w:p>
                 <w:pPr>
-                  <w:pStyle w:val="TOC2"/>
+                  <w:pStyle w:val="12"/>
                   <w:numPr>
                     <w:ilvl w:val="0"/>
                     <w:numId w:val="1"/>
@@ -1367,7 +1359,7 @@
               </w:p>
               <w:p>
                 <w:pPr>
-                  <w:pStyle w:val="TOC3"/>
+                  <w:pStyle w:val="13"/>
                   <w:numPr>
                     <w:ilvl w:val="1"/>
                     <w:numId w:val="1"/>
@@ -1416,7 +1408,7 @@
               </w:p>
               <w:p>
                 <w:pPr>
-                  <w:pStyle w:val="TOC3"/>
+                  <w:pStyle w:val="13"/>
                   <w:numPr>
                     <w:ilvl w:val="1"/>
                     <w:numId w:val="1"/>
@@ -1462,7 +1454,7 @@
               </w:p>
               <w:p>
                 <w:pPr>
-                  <w:pStyle w:val="TOC3"/>
+                  <w:pStyle w:val="13"/>
                   <w:numPr>
                     <w:ilvl w:val="1"/>
                     <w:numId w:val="1"/>
@@ -1478,38 +1470,54 @@
                     <w:szCs w:val="28"/>
                   </w:rPr>
                 </w:pPr>
-                <w:hyperlink w:anchor="_TOC_250004" w:history="1">
-                  <w:r>
-                    <w:rPr>
-                      <w:rFonts w:ascii="Bahnschrift" w:hAnsi="Bahnschrift"/>
-                      <w:spacing w:val="-2"/>
-                      <w:sz w:val="28"/>
-                      <w:szCs w:val="28"/>
-                    </w:rPr>
-                    <w:t>Scope &amp; Importance</w:t>
-                  </w:r>
-                  <w:r>
-                    <w:rPr>
-                      <w:rFonts w:ascii="Bahnschrift" w:hAnsi="Bahnschrift"/>
-                      <w:sz w:val="28"/>
-                      <w:szCs w:val="28"/>
-                    </w:rPr>
-                    <w:t>…………………………………………………………………………...</w:t>
-                  </w:r>
-                  <w:r>
-                    <w:rPr>
-                      <w:rFonts w:ascii="Bahnschrift" w:hAnsi="Bahnschrift"/>
-                      <w:spacing w:val="-10"/>
-                      <w:sz w:val="28"/>
-                      <w:szCs w:val="28"/>
-                    </w:rPr>
-                    <w:t>8</w:t>
-                  </w:r>
-                </w:hyperlink>
+                <w:r>
+                  <w:fldChar w:fldCharType="begin"/>
+                </w:r>
+                <w:r>
+                  <w:instrText xml:space="preserve"> HYPERLINK \l "_TOC_250004" </w:instrText>
+                </w:r>
+                <w:r>
+                  <w:fldChar w:fldCharType="separate"/>
+                </w:r>
+                <w:r>
+                  <w:rPr>
+                    <w:rFonts w:ascii="Bahnschrift" w:hAnsi="Bahnschrift"/>
+                    <w:spacing w:val="-2"/>
+                    <w:sz w:val="28"/>
+                    <w:szCs w:val="28"/>
+                  </w:rPr>
+                  <w:t>Scope &amp; Importance</w:t>
+                </w:r>
+                <w:r>
+                  <w:rPr>
+                    <w:rFonts w:ascii="Bahnschrift" w:hAnsi="Bahnschrift"/>
+                    <w:sz w:val="28"/>
+                    <w:szCs w:val="28"/>
+                  </w:rPr>
+                  <w:t>…………………………………………………………………………...</w:t>
+                </w:r>
+                <w:r>
+                  <w:rPr>
+                    <w:rFonts w:ascii="Bahnschrift" w:hAnsi="Bahnschrift"/>
+                    <w:spacing w:val="-10"/>
+                    <w:sz w:val="28"/>
+                    <w:szCs w:val="28"/>
+                  </w:rPr>
+                  <w:t>8</w:t>
+                </w:r>
+                <w:r>
+                  <w:rPr>
+                    <w:rFonts w:ascii="Bahnschrift" w:hAnsi="Bahnschrift"/>
+                    <w:spacing w:val="-10"/>
+                    <w:sz w:val="28"/>
+                    <w:szCs w:val="28"/>
+                  </w:rPr>
+                  <w:fldChar w:fldCharType="end"/>
+                </w:r>
               </w:p>
               <w:p>
                 <w:pPr>
-                  <w:pStyle w:val="TOC3"/>
+                  <w:pStyle w:val="13"/>
                   <w:numPr>
                     <w:ilvl w:val="1"/>
                     <w:numId w:val="1"/>
@@ -1526,64 +1534,80 @@
                     <w:szCs w:val="28"/>
                   </w:rPr>
                 </w:pPr>
-                <w:hyperlink w:anchor="_TOC_250002" w:history="1">
-                  <w:r>
-                    <w:rPr>
-                      <w:rFonts w:ascii="Bahnschrift" w:hAnsi="Bahnschrift"/>
-                      <w:sz w:val="28"/>
-                      <w:szCs w:val="28"/>
-                    </w:rPr>
-                    <w:t>Technology</w:t>
-                  </w:r>
-                  <w:r>
-                    <w:rPr>
-                      <w:rFonts w:ascii="Bahnschrift" w:hAnsi="Bahnschrift"/>
-                      <w:spacing w:val="-10"/>
-                      <w:sz w:val="28"/>
-                      <w:szCs w:val="28"/>
-                    </w:rPr>
-                    <w:t xml:space="preserve"> </w:t>
-                  </w:r>
-                  <w:r>
-                    <w:rPr>
-                      <w:rFonts w:ascii="Bahnschrift" w:hAnsi="Bahnschrift"/>
-                      <w:spacing w:val="-4"/>
-                      <w:sz w:val="28"/>
-                      <w:szCs w:val="28"/>
-                    </w:rPr>
-                    <w:t>used</w:t>
-                  </w:r>
-                  <w:r>
-                    <w:rPr>
-                      <w:rFonts w:ascii="Bahnschrift" w:hAnsi="Bahnschrift"/>
-                      <w:spacing w:val="-2"/>
-                      <w:sz w:val="28"/>
-                      <w:szCs w:val="28"/>
-                    </w:rPr>
-                    <w:t>…</w:t>
-                  </w:r>
-                  <w:r>
-                    <w:rPr>
-                      <w:rFonts w:ascii="Bahnschrift" w:hAnsi="Bahnschrift"/>
-                      <w:sz w:val="28"/>
-                      <w:szCs w:val="28"/>
-                    </w:rPr>
-                    <w:t>……………………………………………………………………</w:t>
-                  </w:r>
-                  <w:r>
-                    <w:rPr>
-                      <w:rFonts w:ascii="Bahnschrift" w:hAnsi="Bahnschrift"/>
-                      <w:spacing w:val="-10"/>
-                      <w:sz w:val="28"/>
-                      <w:szCs w:val="28"/>
-                    </w:rPr>
-                    <w:t>9</w:t>
-                  </w:r>
-                </w:hyperlink>
+                <w:r>
+                  <w:fldChar w:fldCharType="begin"/>
+                </w:r>
+                <w:r>
+                  <w:instrText xml:space="preserve"> HYPERLINK \l "_TOC_250002" </w:instrText>
+                </w:r>
+                <w:r>
+                  <w:fldChar w:fldCharType="separate"/>
+                </w:r>
+                <w:r>
+                  <w:rPr>
+                    <w:rFonts w:ascii="Bahnschrift" w:hAnsi="Bahnschrift"/>
+                    <w:sz w:val="28"/>
+                    <w:szCs w:val="28"/>
+                  </w:rPr>
+                  <w:t>Technology</w:t>
+                </w:r>
+                <w:r>
+                  <w:rPr>
+                    <w:rFonts w:ascii="Bahnschrift" w:hAnsi="Bahnschrift"/>
+                    <w:spacing w:val="-10"/>
+                    <w:sz w:val="28"/>
+                    <w:szCs w:val="28"/>
+                  </w:rPr>
+                  <w:t xml:space="preserve"> </w:t>
+                </w:r>
+                <w:r>
+                  <w:rPr>
+                    <w:rFonts w:ascii="Bahnschrift" w:hAnsi="Bahnschrift"/>
+                    <w:spacing w:val="-4"/>
+                    <w:sz w:val="28"/>
+                    <w:szCs w:val="28"/>
+                  </w:rPr>
+                  <w:t>used</w:t>
+                </w:r>
+                <w:r>
+                  <w:rPr>
+                    <w:rFonts w:ascii="Bahnschrift" w:hAnsi="Bahnschrift"/>
+                    <w:spacing w:val="-2"/>
+                    <w:sz w:val="28"/>
+                    <w:szCs w:val="28"/>
+                  </w:rPr>
+                  <w:t>…</w:t>
+                </w:r>
+                <w:r>
+                  <w:rPr>
+                    <w:rFonts w:ascii="Bahnschrift" w:hAnsi="Bahnschrift"/>
+                    <w:sz w:val="28"/>
+                    <w:szCs w:val="28"/>
+                  </w:rPr>
+                  <w:t>……………………………………………………………………</w:t>
+                </w:r>
+                <w:r>
+                  <w:rPr>
+                    <w:rFonts w:ascii="Bahnschrift" w:hAnsi="Bahnschrift"/>
+                    <w:spacing w:val="-10"/>
+                    <w:sz w:val="28"/>
+                    <w:szCs w:val="28"/>
+                  </w:rPr>
+                  <w:t>9</w:t>
+                </w:r>
+                <w:r>
+                  <w:rPr>
+                    <w:rFonts w:ascii="Bahnschrift" w:hAnsi="Bahnschrift"/>
+                    <w:spacing w:val="-10"/>
+                    <w:sz w:val="28"/>
+                    <w:szCs w:val="28"/>
+                  </w:rPr>
+                  <w:fldChar w:fldCharType="end"/>
+                </w:r>
               </w:p>
               <w:p>
                 <w:pPr>
-                  <w:pStyle w:val="TOC1"/>
+                  <w:pStyle w:val="11"/>
                   <w:numPr>
                     <w:ilvl w:val="0"/>
                     <w:numId w:val="1"/>
@@ -1629,7 +1653,7 @@
               </w:p>
               <w:p>
                 <w:pPr>
-                  <w:pStyle w:val="TOC1"/>
+                  <w:pStyle w:val="11"/>
                   <w:numPr>
                     <w:ilvl w:val="0"/>
                     <w:numId w:val="1"/>
@@ -1647,38 +1671,54 @@
                     <w:szCs w:val="28"/>
                   </w:rPr>
                 </w:pPr>
-                <w:hyperlink w:anchor="_TOC_250001" w:history="1">
-                  <w:r>
-                    <w:rPr>
-                      <w:rFonts w:ascii="Bahnschrift" w:hAnsi="Bahnschrift"/>
-                      <w:spacing w:val="-2"/>
-                      <w:sz w:val="28"/>
-                      <w:szCs w:val="28"/>
-                    </w:rPr>
-                    <w:t>Conclusion</w:t>
-                  </w:r>
-                  <w:r>
-                    <w:rPr>
-                      <w:rFonts w:ascii="Bahnschrift" w:hAnsi="Bahnschrift"/>
-                      <w:sz w:val="28"/>
-                      <w:szCs w:val="28"/>
-                    </w:rPr>
-                    <w:t>…………………………………………………………………………….</w:t>
-                  </w:r>
-                  <w:r>
-                    <w:rPr>
-                      <w:rFonts w:ascii="Bahnschrift" w:hAnsi="Bahnschrift"/>
-                      <w:spacing w:val="-5"/>
-                      <w:sz w:val="28"/>
-                      <w:szCs w:val="28"/>
-                    </w:rPr>
-                    <w:t>12</w:t>
-                  </w:r>
-                </w:hyperlink>
+                <w:r>
+                  <w:fldChar w:fldCharType="begin"/>
+                </w:r>
+                <w:r>
+                  <w:instrText xml:space="preserve"> HYPERLINK \l "_TOC_250001" </w:instrText>
+                </w:r>
+                <w:r>
+                  <w:fldChar w:fldCharType="separate"/>
+                </w:r>
+                <w:r>
+                  <w:rPr>
+                    <w:rFonts w:ascii="Bahnschrift" w:hAnsi="Bahnschrift"/>
+                    <w:spacing w:val="-2"/>
+                    <w:sz w:val="28"/>
+                    <w:szCs w:val="28"/>
+                  </w:rPr>
+                  <w:t>Conclusion</w:t>
+                </w:r>
+                <w:r>
+                  <w:rPr>
+                    <w:rFonts w:ascii="Bahnschrift" w:hAnsi="Bahnschrift"/>
+                    <w:sz w:val="28"/>
+                    <w:szCs w:val="28"/>
+                  </w:rPr>
+                  <w:t>…………………………………………………………………………….</w:t>
+                </w:r>
+                <w:r>
+                  <w:rPr>
+                    <w:rFonts w:ascii="Bahnschrift" w:hAnsi="Bahnschrift"/>
+                    <w:spacing w:val="-5"/>
+                    <w:sz w:val="28"/>
+                    <w:szCs w:val="28"/>
+                  </w:rPr>
+                  <w:t>12</w:t>
+                </w:r>
+                <w:r>
+                  <w:rPr>
+                    <w:rFonts w:ascii="Bahnschrift" w:hAnsi="Bahnschrift"/>
+                    <w:spacing w:val="-5"/>
+                    <w:sz w:val="28"/>
+                    <w:szCs w:val="28"/>
+                  </w:rPr>
+                  <w:fldChar w:fldCharType="end"/>
+                </w:r>
               </w:p>
               <w:p>
                 <w:pPr>
-                  <w:pStyle w:val="TOC2"/>
+                  <w:pStyle w:val="12"/>
                   <w:numPr>
                     <w:ilvl w:val="0"/>
                     <w:numId w:val="1"/>
@@ -1718,7 +1758,7 @@
           </w:p>
           <w:p>
             <w:pPr>
-              <w:pStyle w:val="TOC1"/>
+              <w:pStyle w:val="11"/>
               <w:tabs>
                 <w:tab w:val="right" w:leader="dot" w:pos="7365"/>
               </w:tabs>
@@ -1768,7 +1808,7 @@
     </w:p>
     <w:p>
       <w:pPr>
-        <w:pStyle w:val="Heading1"/>
+        <w:pStyle w:val="2"/>
         <w:ind w:left="3600"/>
         <w:jc w:val="left"/>
         <w:rPr>
@@ -1781,7 +1821,7 @@
     </w:p>
     <w:p>
       <w:pPr>
-        <w:pStyle w:val="Heading1"/>
+        <w:pStyle w:val="2"/>
         <w:ind w:left="3600"/>
         <w:jc w:val="left"/>
         <w:rPr>
@@ -1803,171 +1843,190 @@
     </w:p>
     <w:p>
       <w:pPr>
-        <w:pStyle w:val="BodyText"/>
-        <w:rPr>
-          <w:rFonts w:ascii="Arial"/>
-          <w:b/>
-          <w:sz w:val="32"/>
-        </w:rPr>
-      </w:pPr>
-    </w:p>
-    <w:p>
-      <w:pPr>
-        <w:pStyle w:val="BodyText"/>
-        <w:spacing w:before="53" w:line="360" w:lineRule="auto"/>
+        <w:pStyle w:val="2"/>
+        <w:ind w:left="3600"/>
+        <w:jc w:val="left"/>
+        <w:rPr>
+          <w:rFonts w:hint="default" w:ascii="Cascadia Code" w:hAnsi="Cascadia Code" w:cs="Cascadia Code"/>
+          <w:sz w:val="40"/>
+          <w:szCs w:val="40"/>
+          <w:u w:val="single"/>
+          <w:lang w:val="en-IN"/>
+        </w:rPr>
+      </w:pPr>
+    </w:p>
+    <w:p>
+      <w:pPr>
+        <w:pStyle w:val="2"/>
+        <w:tabs>
+          <w:tab w:val="left" w:pos="4120"/>
+        </w:tabs>
+        <w:spacing w:line="240" w:lineRule="auto"/>
+        <w:ind w:left="0" w:leftChars="0" w:right="0" w:firstLine="0" w:firstLineChars="0"/>
         <w:jc w:val="both"/>
         <w:rPr>
-          <w:rFonts w:ascii="Arial"/>
-          <w:b/>
-          <w:sz w:val="32"/>
-        </w:rPr>
-      </w:pPr>
-    </w:p>
-    <w:p>
-      <w:pPr>
-        <w:spacing w:line="360" w:lineRule="auto"/>
-        <w:ind w:firstLine="720"/>
+          <w:rFonts w:hint="default" w:ascii="Arial MT" w:hAnsi="Arial MT" w:eastAsia="sans-serif" w:cs="Arial MT"/>
+          <w:b w:val="0"/>
+          <w:bCs w:val="0"/>
+          <w:i w:val="0"/>
+          <w:iCs w:val="0"/>
+          <w:caps w:val="0"/>
+          <w:color w:val="1F243C"/>
+          <w:spacing w:val="0"/>
+          <w:sz w:val="24"/>
+          <w:szCs w:val="24"/>
+          <w:shd w:val="clear" w:fill="FFFFFF"/>
+        </w:rPr>
+      </w:pPr>
+      <w:r>
+        <w:rPr>
+          <w:rFonts w:hint="default" w:ascii="Arial MT" w:hAnsi="Arial MT" w:eastAsia="sans-serif" w:cs="Arial MT"/>
+          <w:b w:val="0"/>
+          <w:bCs w:val="0"/>
+          <w:i w:val="0"/>
+          <w:iCs w:val="0"/>
+          <w:caps w:val="0"/>
+          <w:color w:val="1F243C"/>
+          <w:spacing w:val="0"/>
+          <w:sz w:val="24"/>
+          <w:szCs w:val="24"/>
+          <w:shd w:val="clear" w:fill="FFFFFF"/>
+        </w:rPr>
+        <w:t>This project aimed to design and build an Event Management Website using HTML, CSS, and JavaScript. The goal was to create a front-end application that makes it easy to create events, list them, schedule them, set reminders, and manage basic user login. Key features included a responsive landing page, an event catalog, secure sign-up and login forms, and an event scheduler with countdown timers and automated email reminders, which were set up using EmailJS.</w:t>
+      </w:r>
+    </w:p>
+    <w:p>
+      <w:pPr>
+        <w:pStyle w:val="2"/>
+        <w:tabs>
+          <w:tab w:val="left" w:pos="4120"/>
+        </w:tabs>
+        <w:spacing w:line="240" w:lineRule="auto"/>
+        <w:ind w:left="0" w:leftChars="0" w:right="0" w:firstLine="0" w:firstLineChars="0"/>
         <w:jc w:val="both"/>
         <w:rPr>
-          <w:sz w:val="24"/>
-          <w:szCs w:val="24"/>
-        </w:rPr>
-      </w:pPr>
-      <w:r>
-        <w:rPr>
-          <w:sz w:val="24"/>
-          <w:szCs w:val="24"/>
-        </w:rPr>
-        <w:t>This internship project focused on developing a Faculty Cabin Navigation Website, a web-based application designed to streamline faculty member management and enhance user interaction for academic libraries, using HTML, CSS and JavaScript. A cabin navigation system, important to educational institutions, relies on efficient organization, intuitive interfaces and accessible features to support faculty and students.</w:t>
-      </w:r>
-    </w:p>
-    <w:p>
-      <w:pPr>
-        <w:spacing w:line="360" w:lineRule="auto"/>
-        <w:ind w:firstLine="720"/>
+          <w:rFonts w:hint="default" w:ascii="Arial MT" w:hAnsi="Arial MT" w:eastAsia="sans-serif" w:cs="Arial MT"/>
+          <w:b w:val="0"/>
+          <w:bCs w:val="0"/>
+          <w:i w:val="0"/>
+          <w:iCs w:val="0"/>
+          <w:caps w:val="0"/>
+          <w:color w:val="1F243C"/>
+          <w:spacing w:val="0"/>
+          <w:sz w:val="24"/>
+          <w:szCs w:val="24"/>
+          <w:shd w:val="clear" w:fill="FFFFFF"/>
+        </w:rPr>
+      </w:pPr>
+    </w:p>
+    <w:p>
+      <w:pPr>
+        <w:pStyle w:val="2"/>
+        <w:tabs>
+          <w:tab w:val="left" w:pos="4120"/>
+        </w:tabs>
+        <w:spacing w:line="240" w:lineRule="auto"/>
+        <w:ind w:left="0" w:leftChars="0" w:right="0" w:firstLine="0" w:firstLineChars="0"/>
         <w:jc w:val="both"/>
         <w:rPr>
-          <w:sz w:val="24"/>
-          <w:szCs w:val="24"/>
-        </w:rPr>
-      </w:pPr>
-    </w:p>
-    <w:p>
-      <w:pPr>
-        <w:spacing w:line="360" w:lineRule="auto"/>
-        <w:ind w:firstLine="720"/>
+          <w:rFonts w:hint="default" w:ascii="Arial MT" w:hAnsi="Arial MT" w:eastAsia="sans-serif" w:cs="Arial MT"/>
+          <w:b w:val="0"/>
+          <w:bCs w:val="0"/>
+          <w:i w:val="0"/>
+          <w:iCs w:val="0"/>
+          <w:caps w:val="0"/>
+          <w:color w:val="1F243C"/>
+          <w:spacing w:val="0"/>
+          <w:sz w:val="24"/>
+          <w:szCs w:val="24"/>
+          <w:shd w:val="clear" w:fill="FFFFFF"/>
+        </w:rPr>
+      </w:pPr>
+      <w:r>
+        <w:rPr>
+          <w:rFonts w:hint="default" w:ascii="Arial MT" w:hAnsi="Arial MT" w:eastAsia="sans-serif" w:cs="Arial MT"/>
+          <w:b w:val="0"/>
+          <w:bCs w:val="0"/>
+          <w:i w:val="0"/>
+          <w:iCs w:val="0"/>
+          <w:caps w:val="0"/>
+          <w:color w:val="1F243C"/>
+          <w:spacing w:val="0"/>
+          <w:sz w:val="24"/>
+          <w:szCs w:val="24"/>
+          <w:shd w:val="clear" w:fill="FFFFFF"/>
+        </w:rPr>
+        <w:t>The focus was on responsive design, accessibility, and form validation to make sure everything worked well on different devices. We used Browser Local Storage to keep user-specific data during this phase of the project. We faced challenges like adding a dynamic search, synchronizing countdowns, and ensuring reliable client-side notifications. We solved these issues with iterative JavaScript solutions and thoughtful UI/UX choices.</w:t>
+      </w:r>
+    </w:p>
+    <w:p>
+      <w:pPr>
+        <w:pStyle w:val="2"/>
+        <w:tabs>
+          <w:tab w:val="left" w:pos="4120"/>
+        </w:tabs>
+        <w:spacing w:line="240" w:lineRule="auto"/>
+        <w:ind w:left="0" w:leftChars="0" w:right="0" w:firstLine="0" w:firstLineChars="0"/>
         <w:jc w:val="both"/>
         <w:rPr>
-          <w:sz w:val="24"/>
-          <w:szCs w:val="24"/>
-        </w:rPr>
-      </w:pPr>
-      <w:r>
-        <w:rPr>
-          <w:sz w:val="24"/>
-          <w:szCs w:val="24"/>
-        </w:rPr>
-        <w:t>The primary objective was to build a front-end platform replicating core cabin navigation functionalities, such as faculty member browsing, search functionality with a responsive and user-centric design. Key tasks included creating a homepage, faculty member catalog and search interface, while ensuring cross-browser compatibility and mobile-first design principles.</w:t>
-      </w:r>
-    </w:p>
-    <w:p>
-      <w:pPr>
-        <w:spacing w:line="360" w:lineRule="auto"/>
-        <w:ind w:firstLine="720"/>
+          <w:rFonts w:hint="default" w:ascii="Arial MT" w:hAnsi="Arial MT" w:eastAsia="sans-serif" w:cs="Arial MT"/>
+          <w:b w:val="0"/>
+          <w:bCs w:val="0"/>
+          <w:i w:val="0"/>
+          <w:iCs w:val="0"/>
+          <w:caps w:val="0"/>
+          <w:color w:val="1F243C"/>
+          <w:spacing w:val="0"/>
+          <w:sz w:val="24"/>
+          <w:szCs w:val="24"/>
+          <w:shd w:val="clear" w:fill="FFFFFF"/>
+          <w:lang w:val="en-IN"/>
+        </w:rPr>
+      </w:pPr>
+    </w:p>
+    <w:p>
+      <w:pPr>
+        <w:pStyle w:val="2"/>
+        <w:tabs>
+          <w:tab w:val="left" w:pos="4120"/>
+        </w:tabs>
+        <w:spacing w:line="240" w:lineRule="auto"/>
+        <w:ind w:left="0" w:leftChars="0" w:right="0" w:firstLine="0" w:firstLineChars="0"/>
         <w:jc w:val="both"/>
         <w:rPr>
-          <w:sz w:val="24"/>
-          <w:szCs w:val="24"/>
-        </w:rPr>
-      </w:pPr>
-    </w:p>
-    <w:p>
-      <w:pPr>
-        <w:spacing w:line="360" w:lineRule="auto"/>
-        <w:ind w:firstLine="720"/>
-        <w:jc w:val="both"/>
-        <w:rPr>
-          <w:sz w:val="24"/>
-          <w:szCs w:val="24"/>
-        </w:rPr>
-      </w:pPr>
-      <w:r>
-        <w:rPr>
-          <w:sz w:val="24"/>
-          <w:szCs w:val="24"/>
-        </w:rPr>
-        <w:t>The project strengthened proficiency in front-end development, emphasized clean code practices and provided insights into UI/UX design for academic applications. Challenges included implementing dynamic search functionality and ensuring responsiveness across devices, which were addressed through iterative design and JavaScript enhancements. The internship highlighted the importance of accessibility, usability, and ethical web development.</w:t>
-      </w:r>
-    </w:p>
-    <w:p>
-      <w:pPr>
-        <w:spacing w:line="360" w:lineRule="auto"/>
-        <w:ind w:firstLine="720"/>
-        <w:jc w:val="both"/>
-        <w:rPr>
-          <w:sz w:val="24"/>
-          <w:szCs w:val="24"/>
-        </w:rPr>
-      </w:pPr>
-    </w:p>
-    <w:p>
-      <w:pPr>
-        <w:spacing w:line="360" w:lineRule="auto"/>
-        <w:ind w:firstLine="720"/>
-        <w:jc w:val="both"/>
-        <w:rPr>
-          <w:sz w:val="24"/>
-          <w:szCs w:val="24"/>
-        </w:rPr>
-      </w:pPr>
-      <w:r>
-        <w:rPr>
-          <w:sz w:val="24"/>
-          <w:szCs w:val="24"/>
-        </w:rPr>
-        <w:t xml:space="preserve">While limited to front-end features, the project lays a foundation for future backend integration (e.g., </w:t>
-      </w:r>
-      <w:proofErr w:type="spellStart"/>
-      <w:r>
-        <w:rPr>
-          <w:sz w:val="24"/>
-          <w:szCs w:val="24"/>
-        </w:rPr>
-        <w:t>Node.js</w:t>
-      </w:r>
-      <w:proofErr w:type="spellEnd"/>
-      <w:r>
-        <w:rPr>
-          <w:sz w:val="24"/>
-          <w:szCs w:val="24"/>
-        </w:rPr>
-        <w:t>, Firebase) and advanced features like real-time faculty member availability. This internship made us more prepared for web development jobs and showed us how important it is to create academic systems that are easy and useful for students and teachers.</w:t>
-      </w:r>
-    </w:p>
-    <w:p>
-      <w:pPr>
-        <w:spacing w:line="360" w:lineRule="auto"/>
-        <w:jc w:val="both"/>
-        <w:rPr>
-          <w:sz w:val="24"/>
-          <w:szCs w:val="24"/>
-        </w:rPr>
-        <w:sectPr>
-          <w:pgSz w:w="12240" w:h="15840"/>
-          <w:pgMar w:top="1520" w:right="1000" w:bottom="1200" w:left="1340" w:header="0" w:footer="1015" w:gutter="0"/>
-          <w:pgBorders w:offsetFrom="page">
-            <w:top w:val="double" w:sz="6" w:space="24" w:color="auto"/>
-            <w:left w:val="double" w:sz="6" w:space="24" w:color="auto"/>
-            <w:bottom w:val="double" w:sz="6" w:space="24" w:color="auto"/>
-            <w:right w:val="double" w:sz="6" w:space="24" w:color="auto"/>
-          </w:pgBorders>
-          <w:cols w:space="720"/>
-        </w:sectPr>
-      </w:pPr>
-    </w:p>
-    <w:p>
-      <w:pPr>
-        <w:pStyle w:val="Heading1"/>
+          <w:rFonts w:hint="default" w:ascii="Arial MT" w:hAnsi="Arial MT" w:eastAsia="sans-serif" w:cs="Arial MT"/>
+          <w:b w:val="0"/>
+          <w:bCs w:val="0"/>
+          <w:i w:val="0"/>
+          <w:iCs w:val="0"/>
+          <w:caps w:val="0"/>
+          <w:color w:val="1F243C"/>
+          <w:spacing w:val="0"/>
+          <w:sz w:val="24"/>
+          <w:szCs w:val="24"/>
+          <w:shd w:val="clear" w:fill="FFFFFF"/>
+        </w:rPr>
+      </w:pPr>
+      <w:r>
+        <w:rPr>
+          <w:rFonts w:hint="default" w:ascii="Arial MT" w:hAnsi="Arial MT" w:eastAsia="sans-serif" w:cs="Arial MT"/>
+          <w:b w:val="0"/>
+          <w:bCs w:val="0"/>
+          <w:i w:val="0"/>
+          <w:iCs w:val="0"/>
+          <w:caps w:val="0"/>
+          <w:color w:val="1F243C"/>
+          <w:spacing w:val="0"/>
+          <w:sz w:val="24"/>
+          <w:szCs w:val="24"/>
+          <w:shd w:val="clear" w:fill="FFFFFF"/>
+        </w:rPr>
+        <w:t>This project showcases practical front-end development skills and lays the groundwork for future upgrades, such as backend integration with Node.js or Firebase, shared event features, and a native mobile app.</w:t>
+      </w:r>
+    </w:p>
+    <w:p>
+      <w:pPr>
+        <w:pStyle w:val="2"/>
         <w:tabs>
           <w:tab w:val="left" w:pos="4120"/>
         </w:tabs>
@@ -1992,7 +2051,7 @@
     </w:p>
     <w:p>
       <w:pPr>
-        <w:pStyle w:val="BodyText"/>
+        <w:pStyle w:val="7"/>
         <w:spacing w:before="3" w:line="360" w:lineRule="auto"/>
         <w:rPr>
           <w:rFonts w:ascii="Arial"/>
@@ -2003,7 +2062,7 @@
     </w:p>
     <w:p>
       <w:pPr>
-        <w:pStyle w:val="Heading3"/>
+        <w:pStyle w:val="4"/>
         <w:numPr>
           <w:ilvl w:val="1"/>
           <w:numId w:val="2"/>
@@ -2035,160 +2094,89 @@
     </w:p>
     <w:p>
       <w:pPr>
-        <w:pStyle w:val="BodyText"/>
+        <w:pStyle w:val="7"/>
         <w:spacing w:line="360" w:lineRule="auto"/>
-        <w:ind w:firstLine="502"/>
+        <w:jc w:val="left"/>
+      </w:pPr>
+      <w:r>
+        <w:t xml:space="preserve">During our internship, we created a web-based Event Management Website that makes it easier for people to browse, register for, and keep track of events. Our main focus was on accessibility and simplicity—whether </w:t>
+      </w:r>
+      <w:r>
+        <w:rPr>
+          <w:rFonts w:hint="default"/>
+          <w:lang w:val="en-US"/>
+        </w:rPr>
+        <w:t>so</w:t>
+      </w:r>
+      <w:r>
+        <w:t>meone is using a phone, tablet, or laptop, they should be able to explore events without any confusion.</w:t>
+      </w:r>
+    </w:p>
+    <w:p>
+      <w:pPr>
+        <w:pStyle w:val="7"/>
+        <w:spacing w:line="360" w:lineRule="auto"/>
+        <w:jc w:val="left"/>
+      </w:pPr>
+      <w:r>
+        <w:t>We built features like a responsive event catalog, a search bar with useful filters, and a quick registration system. These allow users to find events they’re interested in, learn more about them, and sign up in just a few clicks. We made sure the design feels clean and clear so the experience stays smooth from start to finish.</w:t>
+      </w:r>
+    </w:p>
+    <w:p>
+      <w:pPr>
+        <w:pStyle w:val="7"/>
+        <w:spacing w:line="360" w:lineRule="auto"/>
+        <w:jc w:val="left"/>
+      </w:pPr>
+      <w:r>
+        <w:t>The entire platform was developed using HTML, CSS, and JavaScript, combining structure, design, and interactive elements to show what we’ve learned as front-end developers. This wasn’t just a classroom demo — it’s a functional website that solves a real problem on a smaller scale.</w:t>
+      </w:r>
+    </w:p>
+    <w:p>
+      <w:pPr>
+        <w:pStyle w:val="7"/>
+        <w:spacing w:line="360" w:lineRule="auto"/>
         <w:jc w:val="both"/>
-      </w:pPr>
-      <w:r>
-        <w:rPr>
-          <w:rFonts w:ascii="Bahnschrift" w:eastAsia="sans-serif" w:hAnsi="Bahnschrift" w:cs="Bahnschrift"/>
-          <w:color w:val="1F243C"/>
-          <w:shd w:val="clear" w:color="auto" w:fill="FFFFFF"/>
-        </w:rPr>
-        <w:t xml:space="preserve">Our internship project focused on developing a Faculty Cabin Navigation Website. This web-based application aims to replicate and simplify the main functions of academic cabin navigation and management. The goal was to improve accessibility, increase user engagement, and offer a clear interface for browsing and managing faculty-related information. The system includes a responsive faculty catalog, a search function with filtering options, and account management modules. These features help students, staff, </w:t>
-      </w:r>
-      <w:r>
-        <w:rPr>
-          <w:rFonts w:ascii="Bahnschrift" w:eastAsia="sans-serif" w:hAnsi="Bahnschrift" w:cs="Bahnschrift"/>
-          <w:color w:val="1F243C"/>
-          <w:shd w:val="clear" w:color="auto" w:fill="FFFFFF"/>
-        </w:rPr>
-        <w:t>and other users easily find faculty members, access details, and interact with resources in an organized digital space. We prioritized smooth navigation and compatibility across different platforms to ensure a consistent experience on desktops, tablets, and mobile devices. The project was built using HTML, CSS, and JavaScript, combining structure, styling, and interactivity to create a user-friendly and visually appealing platform. In the end, the project offers more than just a prototype. It provides a fun</w:t>
-      </w:r>
-      <w:r>
-        <w:rPr>
-          <w:rFonts w:ascii="Bahnschrift" w:eastAsia="sans-serif" w:hAnsi="Bahnschrift" w:cs="Bahnschrift"/>
-          <w:color w:val="1F243C"/>
-          <w:shd w:val="clear" w:color="auto" w:fill="FFFFFF"/>
-        </w:rPr>
-        <w:t>ctional and engaging navigation experience while highlighting our skills in front-end development and practical problem-solving within an academic setting.</w:t>
-      </w:r>
-    </w:p>
-    <w:p>
-      <w:pPr>
-        <w:pStyle w:val="BodyText"/>
-        <w:spacing w:line="360" w:lineRule="auto"/>
-        <w:ind w:firstLine="502"/>
-        <w:jc w:val="distribute"/>
-      </w:pPr>
-    </w:p>
-    <w:p>
-      <w:pPr>
-        <w:pStyle w:val="BodyText"/>
-        <w:spacing w:line="360" w:lineRule="auto"/>
-        <w:ind w:firstLine="502"/>
-        <w:jc w:val="both"/>
-      </w:pPr>
-      <w:r>
-        <w:t>Moreover, the project showed how widely technology can be used and improved at a smaller scale. This not only improves technical knowledge but also builds confidence in tackling larger and more advanced projects in the future.</w:t>
-      </w:r>
-    </w:p>
-    <w:p>
-      <w:pPr>
-        <w:pStyle w:val="BodyText"/>
-        <w:spacing w:line="360" w:lineRule="auto"/>
-        <w:jc w:val="distribute"/>
-      </w:pPr>
-    </w:p>
-    <w:p>
-      <w:pPr>
-        <w:pStyle w:val="BodyText"/>
-        <w:spacing w:line="360" w:lineRule="auto"/>
-      </w:pPr>
-    </w:p>
-    <w:p>
-      <w:pPr>
-        <w:pStyle w:val="Heading2"/>
-        <w:tabs>
-          <w:tab w:val="left" w:pos="568"/>
-        </w:tabs>
-        <w:spacing w:line="360" w:lineRule="auto"/>
-        <w:ind w:left="0" w:firstLine="0"/>
-      </w:pPr>
-    </w:p>
-    <w:p>
-      <w:pPr>
-        <w:pStyle w:val="Heading2"/>
-        <w:tabs>
-          <w:tab w:val="left" w:pos="568"/>
-        </w:tabs>
-        <w:spacing w:line="360" w:lineRule="auto"/>
-        <w:ind w:left="0" w:firstLine="0"/>
-      </w:pPr>
-    </w:p>
-    <w:p>
-      <w:pPr>
-        <w:pStyle w:val="Heading2"/>
-        <w:tabs>
-          <w:tab w:val="left" w:pos="568"/>
-        </w:tabs>
-        <w:spacing w:line="360" w:lineRule="auto"/>
-        <w:ind w:left="0" w:firstLine="0"/>
-      </w:pPr>
-    </w:p>
-    <w:p>
-      <w:pPr>
-        <w:pStyle w:val="Heading2"/>
-        <w:tabs>
-          <w:tab w:val="left" w:pos="568"/>
-        </w:tabs>
-        <w:spacing w:line="360" w:lineRule="auto"/>
-        <w:ind w:left="0" w:firstLine="0"/>
         <w:rPr>
           <w:i/>
           <w:iCs/>
         </w:rPr>
       </w:pPr>
-    </w:p>
-    <w:p>
-      <w:pPr>
-        <w:pStyle w:val="Heading2"/>
-        <w:tabs>
-          <w:tab w:val="left" w:pos="568"/>
-        </w:tabs>
-        <w:spacing w:line="360" w:lineRule="auto"/>
-        <w:ind w:left="0" w:firstLine="0"/>
+      <w:r>
+        <w:t>Working on this project gave us hands-on experience with practical challenges and improved our confidence in building more advanced applications in the future. It proved that technology doesn’t need to be huge to be meaningful — even simple tools can make event management easier and more engaging.</w:t>
+      </w:r>
+    </w:p>
+    <w:p>
+      <w:pPr>
+        <w:pStyle w:val="4"/>
+        <w:tabs>
+          <w:tab w:val="left" w:pos="501"/>
+        </w:tabs>
+        <w:rPr>
+          <w:sz w:val="24"/>
+          <w:szCs w:val="24"/>
+        </w:rPr>
+      </w:pPr>
+      <w:r>
+        <w:t xml:space="preserve">  </w:t>
+      </w:r>
+      <w:r>
         <w:rPr>
           <w:i/>
           <w:iCs/>
         </w:rPr>
-      </w:pPr>
-    </w:p>
-    <w:p>
-      <w:pPr>
-        <w:pStyle w:val="Heading2"/>
-        <w:tabs>
-          <w:tab w:val="left" w:pos="568"/>
-        </w:tabs>
-        <w:spacing w:line="360" w:lineRule="auto"/>
-        <w:ind w:left="0" w:firstLine="0"/>
+        <w:t>1.2</w:t>
+      </w:r>
+      <w:r>
         <w:rPr>
           <w:i/>
           <w:iCs/>
-        </w:rPr>
-      </w:pPr>
-    </w:p>
-    <w:p>
-      <w:pPr>
-        <w:pStyle w:val="Heading2"/>
-        <w:tabs>
-          <w:tab w:val="left" w:pos="568"/>
-        </w:tabs>
-        <w:spacing w:line="360" w:lineRule="auto"/>
-        <w:ind w:left="0" w:firstLine="0"/>
-        <w:rPr>
-          <w:i/>
-          <w:iCs/>
-        </w:rPr>
-      </w:pPr>
-    </w:p>
-    <w:p>
-      <w:pPr>
-        <w:pStyle w:val="Heading3"/>
-        <w:tabs>
-          <w:tab w:val="left" w:pos="501"/>
-        </w:tabs>
+          <w:sz w:val="28"/>
+          <w:szCs w:val="28"/>
+        </w:rPr>
+        <w:t xml:space="preserve"> </w:t>
+      </w:r>
+      <w:r>
         <w:rPr>
           <w:i/>
           <w:iCs/>
@@ -2196,25 +2184,487 @@
           <w:szCs w:val="28"/>
           <w:u w:val="single"/>
         </w:rPr>
-      </w:pPr>
-      <w:r>
-        <w:t xml:space="preserve">     </w:t>
-      </w:r>
-      <w:r>
-        <w:rPr>
+        <w:t>Objectives</w:t>
+      </w:r>
+    </w:p>
+    <w:p>
+      <w:pPr>
+        <w:pStyle w:val="4"/>
+        <w:numPr>
+          <w:ilvl w:val="0"/>
+          <w:numId w:val="3"/>
+        </w:numPr>
+        <w:tabs>
+          <w:tab w:val="left" w:pos="501"/>
+          <w:tab w:val="clear" w:pos="420"/>
+        </w:tabs>
+        <w:spacing w:before="64" w:line="360" w:lineRule="auto"/>
+        <w:ind w:left="420" w:leftChars="0" w:hanging="420" w:firstLineChars="0"/>
+        <w:jc w:val="both"/>
+        <w:rPr>
+          <w:b w:val="0"/>
+          <w:bCs w:val="0"/>
+          <w:sz w:val="24"/>
+          <w:szCs w:val="24"/>
+        </w:rPr>
+      </w:pPr>
+      <w:r>
+        <w:rPr>
+          <w:b w:val="0"/>
+          <w:bCs w:val="0"/>
+          <w:sz w:val="24"/>
+          <w:szCs w:val="24"/>
+        </w:rPr>
+        <w:t>Provide a seamless event management experience through clear event discovery, registration, and scheduling.</w:t>
+      </w:r>
+    </w:p>
+    <w:p>
+      <w:pPr>
+        <w:pStyle w:val="4"/>
+        <w:numPr>
+          <w:ilvl w:val="0"/>
+          <w:numId w:val="3"/>
+        </w:numPr>
+        <w:tabs>
+          <w:tab w:val="left" w:pos="501"/>
+          <w:tab w:val="clear" w:pos="420"/>
+        </w:tabs>
+        <w:spacing w:before="64" w:line="360" w:lineRule="auto"/>
+        <w:ind w:left="420" w:leftChars="0" w:hanging="420" w:firstLineChars="0"/>
+        <w:jc w:val="both"/>
+        <w:rPr>
+          <w:b w:val="0"/>
+          <w:bCs w:val="0"/>
+          <w:sz w:val="24"/>
+          <w:szCs w:val="24"/>
+        </w:rPr>
+      </w:pPr>
+      <w:r>
+        <w:rPr>
+          <w:rFonts w:hint="default"/>
+          <w:b w:val="0"/>
+          <w:bCs w:val="0"/>
+          <w:sz w:val="24"/>
+          <w:szCs w:val="24"/>
+        </w:rPr>
+        <w:t>Enhance user interaction with features like event details, registration forms, and personalized scheduler.</w:t>
+      </w:r>
+    </w:p>
+    <w:p>
+      <w:pPr>
+        <w:pStyle w:val="4"/>
+        <w:numPr>
+          <w:ilvl w:val="0"/>
+          <w:numId w:val="3"/>
+        </w:numPr>
+        <w:tabs>
+          <w:tab w:val="left" w:pos="501"/>
+          <w:tab w:val="clear" w:pos="420"/>
+        </w:tabs>
+        <w:spacing w:before="64" w:line="360" w:lineRule="auto"/>
+        <w:ind w:left="420" w:leftChars="0" w:hanging="420" w:firstLineChars="0"/>
+        <w:jc w:val="both"/>
+        <w:rPr>
+          <w:b w:val="0"/>
+          <w:bCs w:val="0"/>
+          <w:sz w:val="24"/>
+          <w:szCs w:val="24"/>
+        </w:rPr>
+      </w:pPr>
+      <w:r>
+        <w:rPr>
+          <w:rFonts w:hint="default"/>
+          <w:b w:val="0"/>
+          <w:bCs w:val="0"/>
+          <w:sz w:val="24"/>
+          <w:szCs w:val="24"/>
+        </w:rPr>
+        <w:t>Offer categorized event listings with descriptions.</w:t>
+      </w:r>
+    </w:p>
+    <w:p>
+      <w:pPr>
+        <w:pStyle w:val="4"/>
+        <w:numPr>
+          <w:ilvl w:val="0"/>
+          <w:numId w:val="3"/>
+        </w:numPr>
+        <w:tabs>
+          <w:tab w:val="left" w:pos="501"/>
+          <w:tab w:val="clear" w:pos="420"/>
+        </w:tabs>
+        <w:spacing w:before="64" w:line="360" w:lineRule="auto"/>
+        <w:ind w:left="420" w:leftChars="0" w:hanging="420" w:firstLineChars="0"/>
+        <w:jc w:val="both"/>
+        <w:rPr>
+          <w:b w:val="0"/>
+          <w:bCs w:val="0"/>
+          <w:sz w:val="24"/>
+          <w:szCs w:val="24"/>
+        </w:rPr>
+      </w:pPr>
+      <w:r>
+        <w:rPr>
+          <w:rFonts w:hint="default"/>
+          <w:b w:val="0"/>
+          <w:bCs w:val="0"/>
+          <w:sz w:val="24"/>
+          <w:szCs w:val="24"/>
+        </w:rPr>
+        <w:t>Optimize search and filter options so users can find events quickly.</w:t>
+      </w:r>
+    </w:p>
+    <w:p>
+      <w:pPr>
+        <w:pStyle w:val="4"/>
+        <w:numPr>
+          <w:ilvl w:val="0"/>
+          <w:numId w:val="3"/>
+        </w:numPr>
+        <w:tabs>
+          <w:tab w:val="left" w:pos="501"/>
+          <w:tab w:val="clear" w:pos="420"/>
+        </w:tabs>
+        <w:spacing w:before="64" w:line="360" w:lineRule="auto"/>
+        <w:ind w:left="420" w:leftChars="0" w:hanging="420" w:firstLineChars="0"/>
+        <w:jc w:val="both"/>
+        <w:rPr>
+          <w:b w:val="0"/>
+          <w:bCs w:val="0"/>
+          <w:sz w:val="24"/>
+          <w:szCs w:val="24"/>
+        </w:rPr>
+      </w:pPr>
+      <w:r>
+        <w:rPr>
+          <w:rFonts w:hint="default"/>
+          <w:b w:val="0"/>
+          <w:bCs w:val="0"/>
+          <w:sz w:val="24"/>
+          <w:szCs w:val="24"/>
+        </w:rPr>
+        <w:t>Ensure responsive design for access from any device.</w:t>
+      </w:r>
+    </w:p>
+    <w:p>
+      <w:pPr>
+        <w:pStyle w:val="4"/>
+        <w:bidi w:val="0"/>
+        <w:rPr>
+          <w:b/>
+          <w:bCs/>
           <w:i/>
           <w:iCs/>
-        </w:rPr>
-        <w:t>1.2</w:t>
-      </w:r>
-      <w:r>
-        <w:rPr>
+          <w:u w:val="none"/>
+        </w:rPr>
+      </w:pPr>
+    </w:p>
+    <w:p>
+      <w:pPr>
+        <w:pStyle w:val="4"/>
+        <w:bidi w:val="0"/>
+        <w:rPr>
+          <w:b/>
+          <w:bCs/>
           <w:i/>
           <w:iCs/>
-          <w:sz w:val="28"/>
-          <w:szCs w:val="28"/>
+          <w:u w:val="single"/>
+        </w:rPr>
+      </w:pPr>
+      <w:r>
+        <w:rPr>
+          <w:b/>
+          <w:bCs/>
+          <w:i/>
+          <w:iCs/>
+          <w:u w:val="none"/>
+        </w:rPr>
+        <w:t>1.3</w:t>
+      </w:r>
+      <w:r>
+        <w:rPr>
+          <w:rFonts w:hint="default"/>
+          <w:b/>
+          <w:bCs/>
+          <w:i/>
+          <w:iCs/>
+          <w:u w:val="none"/>
+          <w:lang w:val="en-IN"/>
         </w:rPr>
         <w:t xml:space="preserve"> </w:t>
+      </w:r>
+      <w:r>
+        <w:rPr>
+          <w:b/>
+          <w:bCs/>
+          <w:i/>
+          <w:iCs/>
+          <w:u w:val="none"/>
+        </w:rPr>
+        <w:t xml:space="preserve"> </w:t>
+      </w:r>
+      <w:r>
+        <w:rPr>
+          <w:b/>
+          <w:bCs/>
+          <w:i/>
+          <w:iCs/>
+          <w:u w:val="single"/>
+        </w:rPr>
+        <w:t>Scope &amp; Importance</w:t>
+      </w:r>
+    </w:p>
+    <w:p>
+      <w:pPr>
+        <w:pStyle w:val="3"/>
+        <w:tabs>
+          <w:tab w:val="left" w:pos="568"/>
+        </w:tabs>
+        <w:spacing w:line="360" w:lineRule="auto"/>
+        <w:ind w:left="0" w:firstLine="0"/>
+        <w:rPr>
+          <w:b w:val="0"/>
+          <w:bCs w:val="0"/>
+          <w:i/>
+          <w:iCs/>
+        </w:rPr>
+      </w:pPr>
+      <w:r>
+        <w:rPr>
+          <w:b w:val="0"/>
+          <w:bCs w:val="0"/>
+          <w:i/>
+          <w:iCs/>
+        </w:rPr>
+        <w:t xml:space="preserve">The Event Management Website is developed as a dynamic web platform that replicates core features of a digital event organization system. With a user-oriented design, it provides essential </w:t>
+      </w:r>
+      <w:r>
+        <w:rPr>
+          <w:b w:val="0"/>
+          <w:bCs w:val="0"/>
+          <w:i/>
+          <w:iCs/>
+          <w:lang w:val="en-IN"/>
+        </w:rPr>
+        <w:t>functionality</w:t>
+      </w:r>
+      <w:r>
+        <w:rPr>
+          <w:b w:val="0"/>
+          <w:bCs w:val="0"/>
+          <w:i/>
+          <w:iCs/>
+        </w:rPr>
+        <w:t>, improves accessibility to event information, and supports effective user interaction—ensuring a smooth and efficient event management experience.</w:t>
+      </w:r>
+    </w:p>
+    <w:p>
+      <w:pPr>
+        <w:pStyle w:val="3"/>
+        <w:numPr>
+          <w:ilvl w:val="0"/>
+          <w:numId w:val="3"/>
+        </w:numPr>
+        <w:tabs>
+          <w:tab w:val="left" w:pos="568"/>
+          <w:tab w:val="clear" w:pos="420"/>
+        </w:tabs>
+        <w:spacing w:line="360" w:lineRule="auto"/>
+        <w:ind w:left="420" w:leftChars="0" w:hanging="420" w:firstLineChars="0"/>
+        <w:rPr>
+          <w:b w:val="0"/>
+          <w:bCs w:val="0"/>
+          <w:i/>
+          <w:iCs/>
+        </w:rPr>
+      </w:pPr>
+      <w:r>
+        <w:rPr>
+          <w:b w:val="0"/>
+          <w:bCs w:val="0"/>
+          <w:i/>
+          <w:iCs/>
+        </w:rPr>
+        <w:t>Event Browsing Experience:</w:t>
+      </w:r>
+      <w:r>
+        <w:rPr>
+          <w:b w:val="0"/>
+          <w:bCs w:val="0"/>
+          <w:i/>
+          <w:iCs/>
+        </w:rPr>
+        <w:br w:type="textWrapping"/>
+      </w:r>
+      <w:r>
+        <w:rPr>
+          <w:b w:val="0"/>
+          <w:bCs w:val="0"/>
+          <w:i/>
+          <w:iCs/>
+        </w:rPr>
+        <w:t>The website includes a well-structured homepage and event catalog, allowing users to explore multiple events with proper categorization. Each event page displays key details such as event title, date, schedule, and description, helping users make quick and informed decisions.</w:t>
+      </w:r>
+    </w:p>
+    <w:p>
+      <w:pPr>
+        <w:pStyle w:val="3"/>
+        <w:numPr>
+          <w:ilvl w:val="0"/>
+          <w:numId w:val="3"/>
+        </w:numPr>
+        <w:tabs>
+          <w:tab w:val="left" w:pos="568"/>
+          <w:tab w:val="clear" w:pos="420"/>
+        </w:tabs>
+        <w:spacing w:line="360" w:lineRule="auto"/>
+        <w:ind w:left="420" w:leftChars="0" w:hanging="420" w:firstLineChars="0"/>
+        <w:rPr>
+          <w:b w:val="0"/>
+          <w:bCs w:val="0"/>
+          <w:i/>
+          <w:iCs/>
+        </w:rPr>
+      </w:pPr>
+      <w:r>
+        <w:rPr>
+          <w:b w:val="0"/>
+          <w:bCs w:val="0"/>
+          <w:i/>
+          <w:iCs/>
+        </w:rPr>
+        <w:t>User Interaction:</w:t>
+      </w:r>
+      <w:r>
+        <w:rPr>
+          <w:b w:val="0"/>
+          <w:bCs w:val="0"/>
+          <w:i/>
+          <w:iCs/>
+        </w:rPr>
+        <w:br w:type="textWrapping"/>
+      </w:r>
+      <w:r>
+        <w:rPr>
+          <w:b w:val="0"/>
+          <w:bCs w:val="0"/>
+          <w:i/>
+          <w:iCs/>
+        </w:rPr>
+        <w:t>A simple and intuitive interface enables users to perform essential actions like event registration, viewing personal schedules, and managing existing events, making the platform easy to navigate for all types of users.</w:t>
+      </w:r>
+    </w:p>
+    <w:p>
+      <w:pPr>
+        <w:pStyle w:val="3"/>
+        <w:numPr>
+          <w:ilvl w:val="0"/>
+          <w:numId w:val="3"/>
+        </w:numPr>
+        <w:tabs>
+          <w:tab w:val="left" w:pos="568"/>
+          <w:tab w:val="clear" w:pos="420"/>
+        </w:tabs>
+        <w:spacing w:line="360" w:lineRule="auto"/>
+        <w:ind w:left="420" w:leftChars="0" w:hanging="420" w:firstLineChars="0"/>
+        <w:rPr>
+          <w:b w:val="0"/>
+          <w:bCs w:val="0"/>
+          <w:i/>
+          <w:iCs/>
+        </w:rPr>
+      </w:pPr>
+      <w:r>
+        <w:rPr>
+          <w:b w:val="0"/>
+          <w:bCs w:val="0"/>
+          <w:i/>
+          <w:iCs/>
+        </w:rPr>
+        <w:t>Search Functionality:</w:t>
+      </w:r>
+      <w:r>
+        <w:rPr>
+          <w:b w:val="0"/>
+          <w:bCs w:val="0"/>
+          <w:i/>
+          <w:iCs/>
+        </w:rPr>
+        <w:br w:type="textWrapping"/>
+      </w:r>
+      <w:r>
+        <w:rPr>
+          <w:b w:val="0"/>
+          <w:bCs w:val="0"/>
+          <w:i/>
+          <w:iCs/>
+        </w:rPr>
+        <w:t>The dynamic search bar implemented using JavaScript allows users to locate events by name efficiently. Planned future enhancements include integration with backend services like Node.js or Firebase for real-time updates, advanced filtering, and persistent data storage.</w:t>
+      </w:r>
+    </w:p>
+    <w:p>
+      <w:pPr>
+        <w:pStyle w:val="3"/>
+        <w:numPr>
+          <w:ilvl w:val="0"/>
+          <w:numId w:val="3"/>
+        </w:numPr>
+        <w:tabs>
+          <w:tab w:val="left" w:pos="568"/>
+          <w:tab w:val="clear" w:pos="420"/>
+        </w:tabs>
+        <w:spacing w:line="360" w:lineRule="auto"/>
+        <w:ind w:left="420" w:leftChars="0" w:hanging="420" w:firstLineChars="0"/>
+        <w:rPr>
+          <w:b w:val="0"/>
+          <w:bCs w:val="0"/>
+          <w:i/>
+          <w:iCs/>
+        </w:rPr>
+      </w:pPr>
+      <w:r>
+        <w:rPr>
+          <w:b w:val="0"/>
+          <w:bCs w:val="0"/>
+          <w:i/>
+          <w:iCs/>
+        </w:rPr>
+        <w:t>Responsive Design:</w:t>
+      </w:r>
+      <w:r>
+        <w:rPr>
+          <w:b w:val="0"/>
+          <w:bCs w:val="0"/>
+          <w:i/>
+          <w:iCs/>
+        </w:rPr>
+        <w:br w:type="textWrapping"/>
+      </w:r>
+      <w:r>
+        <w:rPr>
+          <w:b w:val="0"/>
+          <w:bCs w:val="0"/>
+          <w:i/>
+          <w:iCs/>
+        </w:rPr>
+        <w:t>The entire website is optimized to function smoothly across desktops, tablets, and mobile devices using responsive CSS techniques. This ensures a consistent and accessible user experience regardless of screen size or device type.</w:t>
+      </w:r>
+    </w:p>
+    <w:p>
+      <w:pPr>
+        <w:pStyle w:val="3"/>
+        <w:tabs>
+          <w:tab w:val="left" w:pos="568"/>
+        </w:tabs>
+        <w:spacing w:line="360" w:lineRule="auto"/>
+        <w:ind w:left="0" w:firstLine="0"/>
+      </w:pPr>
+      <w:r>
+        <w:rPr>
+          <w:i/>
+          <w:iCs/>
+        </w:rPr>
+        <w:t xml:space="preserve">1.4 </w:t>
       </w:r>
       <w:r>
         <w:rPr>
@@ -2224,541 +2674,274 @@
           <w:szCs w:val="28"/>
           <w:u w:val="single"/>
         </w:rPr>
-        <w:t>Objectives</w:t>
-      </w:r>
-    </w:p>
-    <w:p>
-      <w:pPr>
-        <w:pStyle w:val="BodyText"/>
-        <w:spacing w:before="22"/>
-        <w:rPr>
-          <w:rFonts w:ascii="Arial"/>
-          <w:b/>
-        </w:rPr>
-      </w:pPr>
-    </w:p>
-    <w:p>
-      <w:pPr>
-        <w:widowControl/>
-        <w:numPr>
-          <w:ilvl w:val="0"/>
-          <w:numId w:val="3"/>
-        </w:numPr>
-        <w:autoSpaceDE/>
-        <w:autoSpaceDN/>
-        <w:spacing w:before="100" w:beforeAutospacing="1" w:after="100" w:afterAutospacing="1" w:line="480" w:lineRule="auto"/>
-        <w:jc w:val="both"/>
-        <w:rPr>
-          <w:rFonts w:eastAsia="Times New Roman" w:cs="Times New Roman"/>
-          <w:sz w:val="24"/>
-          <w:szCs w:val="24"/>
-        </w:rPr>
-      </w:pPr>
-      <w:r>
-        <w:rPr>
-          <w:sz w:val="24"/>
-          <w:szCs w:val="24"/>
-        </w:rPr>
-        <w:t>Provide a seamless cabin navigation experience through intuitive navigation and faculty member discovery.</w:t>
-      </w:r>
-    </w:p>
-    <w:p>
-      <w:pPr>
-        <w:widowControl/>
-        <w:numPr>
-          <w:ilvl w:val="0"/>
-          <w:numId w:val="3"/>
-        </w:numPr>
-        <w:autoSpaceDE/>
-        <w:autoSpaceDN/>
-        <w:spacing w:before="100" w:beforeAutospacing="1" w:after="100" w:afterAutospacing="1" w:line="480" w:lineRule="auto"/>
-        <w:jc w:val="both"/>
-        <w:rPr>
-          <w:rFonts w:eastAsia="Times New Roman" w:cs="Times New Roman"/>
-          <w:sz w:val="24"/>
-          <w:szCs w:val="24"/>
-        </w:rPr>
-      </w:pPr>
-      <w:r>
-        <w:rPr>
-          <w:sz w:val="24"/>
-          <w:szCs w:val="24"/>
-        </w:rPr>
-        <w:t>Enhance user interaction with features like faculty member details and their cabin locations.</w:t>
-      </w:r>
-    </w:p>
-    <w:p>
-      <w:pPr>
-        <w:widowControl/>
-        <w:numPr>
-          <w:ilvl w:val="0"/>
-          <w:numId w:val="3"/>
-        </w:numPr>
-        <w:autoSpaceDE/>
-        <w:autoSpaceDN/>
-        <w:spacing w:before="100" w:beforeAutospacing="1" w:after="100" w:afterAutospacing="1" w:line="480" w:lineRule="auto"/>
-        <w:jc w:val="both"/>
-        <w:rPr>
-          <w:rFonts w:eastAsia="Times New Roman" w:cs="Times New Roman"/>
-          <w:sz w:val="24"/>
-          <w:szCs w:val="24"/>
-        </w:rPr>
-      </w:pPr>
-      <w:r>
-        <w:rPr>
-          <w:sz w:val="24"/>
-          <w:szCs w:val="24"/>
-        </w:rPr>
-        <w:t>Offer categorized faculty member listings with detailed descriptions.</w:t>
-      </w:r>
-    </w:p>
-    <w:p>
-      <w:pPr>
-        <w:widowControl/>
-        <w:numPr>
-          <w:ilvl w:val="0"/>
-          <w:numId w:val="3"/>
-        </w:numPr>
-        <w:autoSpaceDE/>
-        <w:autoSpaceDN/>
-        <w:spacing w:before="100" w:beforeAutospacing="1" w:after="100" w:afterAutospacing="1" w:line="480" w:lineRule="auto"/>
-        <w:jc w:val="both"/>
-        <w:rPr>
-          <w:rFonts w:eastAsia="Times New Roman" w:cs="Times New Roman"/>
-          <w:sz w:val="24"/>
-          <w:szCs w:val="24"/>
-        </w:rPr>
-      </w:pPr>
-      <w:r>
-        <w:rPr>
-          <w:sz w:val="24"/>
-          <w:szCs w:val="24"/>
-        </w:rPr>
-        <w:t>Optimize search and filter options to help users quickly find desired faculty data.</w:t>
-      </w:r>
-    </w:p>
-    <w:p>
-      <w:pPr>
-        <w:widowControl/>
-        <w:numPr>
-          <w:ilvl w:val="0"/>
-          <w:numId w:val="3"/>
-        </w:numPr>
-        <w:autoSpaceDE/>
-        <w:autoSpaceDN/>
-        <w:spacing w:before="100" w:beforeAutospacing="1" w:after="100" w:afterAutospacing="1" w:line="480" w:lineRule="auto"/>
-        <w:jc w:val="both"/>
-        <w:rPr>
-          <w:rFonts w:eastAsia="Times New Roman" w:cs="Times New Roman"/>
-          <w:sz w:val="24"/>
-          <w:szCs w:val="24"/>
-        </w:rPr>
-      </w:pPr>
-      <w:r>
-        <w:rPr>
-          <w:sz w:val="24"/>
-          <w:szCs w:val="24"/>
-        </w:rPr>
-        <w:t>Ensure responsive design for accessibility across devices and screen sizes.</w:t>
-      </w:r>
-    </w:p>
-    <w:p>
-      <w:pPr>
-        <w:widowControl/>
-        <w:numPr>
-          <w:ilvl w:val="0"/>
-          <w:numId w:val="3"/>
-        </w:numPr>
-        <w:autoSpaceDE/>
-        <w:autoSpaceDN/>
-        <w:spacing w:before="100" w:beforeAutospacing="1" w:after="100" w:afterAutospacing="1" w:line="480" w:lineRule="auto"/>
-        <w:jc w:val="both"/>
-        <w:rPr>
-          <w:rFonts w:eastAsia="Times New Roman" w:cs="Times New Roman"/>
-          <w:sz w:val="24"/>
-          <w:szCs w:val="24"/>
-        </w:rPr>
-      </w:pPr>
-      <w:r>
-        <w:rPr>
-          <w:sz w:val="24"/>
-          <w:szCs w:val="24"/>
-        </w:rPr>
-        <w:t>Empower developers to understand cabin navigation system structures through practical implementation.</w:t>
-      </w:r>
-    </w:p>
-    <w:p>
-      <w:pPr>
-        <w:widowControl/>
-        <w:numPr>
-          <w:ilvl w:val="0"/>
-          <w:numId w:val="3"/>
-        </w:numPr>
-        <w:autoSpaceDE/>
-        <w:autoSpaceDN/>
-        <w:spacing w:before="100" w:beforeAutospacing="1" w:after="100" w:afterAutospacing="1" w:line="480" w:lineRule="auto"/>
-        <w:jc w:val="both"/>
-        <w:rPr>
-          <w:rFonts w:eastAsia="Times New Roman" w:cs="Times New Roman"/>
-          <w:sz w:val="24"/>
-          <w:szCs w:val="24"/>
-        </w:rPr>
-      </w:pPr>
-      <w:r>
-        <w:rPr>
-          <w:sz w:val="24"/>
-          <w:szCs w:val="24"/>
-        </w:rPr>
-        <w:t>Maintain a user-friendly interface while continuously improving design and functionality.</w:t>
-      </w:r>
-    </w:p>
-    <w:p>
-      <w:pPr>
-        <w:spacing w:line="480" w:lineRule="auto"/>
-        <w:rPr>
-          <w:b/>
-          <w:bCs/>
-        </w:rPr>
-        <w:sectPr>
-          <w:pgSz w:w="12240" w:h="15840"/>
-          <w:pgMar w:top="1540" w:right="1000" w:bottom="1200" w:left="1340" w:header="0" w:footer="1015" w:gutter="0"/>
-          <w:pgBorders w:offsetFrom="page">
-            <w:top w:val="double" w:sz="4" w:space="24" w:color="auto"/>
-            <w:left w:val="double" w:sz="4" w:space="24" w:color="auto"/>
-            <w:bottom w:val="double" w:sz="4" w:space="24" w:color="auto"/>
-            <w:right w:val="double" w:sz="4" w:space="24" w:color="auto"/>
-          </w:pgBorders>
-          <w:cols w:space="720"/>
-        </w:sectPr>
-      </w:pPr>
-    </w:p>
-    <w:p>
-      <w:pPr>
-        <w:pStyle w:val="Heading3"/>
-        <w:tabs>
-          <w:tab w:val="left" w:pos="501"/>
-        </w:tabs>
-        <w:spacing w:before="64" w:line="360" w:lineRule="auto"/>
-        <w:jc w:val="both"/>
-        <w:rPr>
-          <w:i/>
-          <w:iCs/>
-          <w:spacing w:val="-2"/>
-          <w:sz w:val="28"/>
-          <w:szCs w:val="28"/>
-          <w:u w:val="single"/>
-        </w:rPr>
-      </w:pPr>
-      <w:r>
-        <w:rPr>
-          <w:i/>
-          <w:iCs/>
-        </w:rPr>
-        <w:t xml:space="preserve">1.3 </w:t>
-      </w:r>
-      <w:r>
-        <w:rPr>
-          <w:i/>
-          <w:iCs/>
-          <w:sz w:val="28"/>
-          <w:szCs w:val="28"/>
-          <w:u w:val="single"/>
-        </w:rPr>
-        <w:t>Scope &amp; Importance</w:t>
-      </w:r>
-    </w:p>
-    <w:p>
-      <w:pPr>
-        <w:pStyle w:val="Heading3"/>
-        <w:tabs>
-          <w:tab w:val="left" w:pos="501"/>
-        </w:tabs>
-        <w:spacing w:before="64" w:line="360" w:lineRule="auto"/>
-        <w:jc w:val="both"/>
-      </w:pPr>
-    </w:p>
-    <w:p>
-      <w:pPr>
-        <w:pStyle w:val="BodyText"/>
-        <w:spacing w:line="480" w:lineRule="auto"/>
-        <w:ind w:firstLine="501"/>
-        <w:jc w:val="both"/>
-      </w:pPr>
-      <w:r>
-        <w:t>The Faculty Cabin Navigation Website was designed as a dynamic web platform that replicates the core features of an academic cabin navigation management system. With a user-focused approach, it offers essential functionalities, enhances resource accessibility, and supports user interaction—delivering a seamless and engaging cabin navigation experience.</w:t>
-      </w:r>
-    </w:p>
-    <w:p>
-      <w:pPr>
-        <w:pStyle w:val="BodyText"/>
-        <w:spacing w:line="480" w:lineRule="auto"/>
-        <w:ind w:firstLine="501"/>
-        <w:jc w:val="both"/>
-        <w:rPr>
-          <w:u w:val="single"/>
-        </w:rPr>
-      </w:pPr>
-    </w:p>
-    <w:p>
-      <w:pPr>
-        <w:pStyle w:val="BodyText"/>
-        <w:spacing w:line="480" w:lineRule="auto"/>
-        <w:jc w:val="both"/>
-      </w:pPr>
-      <w:r>
-        <w:rPr>
-          <w:u w:val="single"/>
-        </w:rPr>
-        <w:t>Faculty Member Browsing Experience:</w:t>
-      </w:r>
-      <w:r>
-        <w:t xml:space="preserve"> The website features a well-structured homepage and faculty member catalog, allowing users to explore a wide range of titles with detailed listings. Faculty Member pages include descriptions, authors, genres, and availability status, ensuring informed decision-making.</w:t>
-      </w:r>
-    </w:p>
-    <w:p>
-      <w:pPr>
-        <w:pStyle w:val="BodyText"/>
-        <w:spacing w:line="480" w:lineRule="auto"/>
-        <w:jc w:val="both"/>
-      </w:pPr>
-    </w:p>
-    <w:p>
-      <w:pPr>
-        <w:pStyle w:val="BodyText"/>
-        <w:spacing w:line="480" w:lineRule="auto"/>
-        <w:jc w:val="both"/>
-      </w:pPr>
-      <w:r>
-        <w:rPr>
-          <w:u w:val="single"/>
-        </w:rPr>
-        <w:t>User Interaction</w:t>
-      </w:r>
-      <w:r>
-        <w:t>: A simple and intuitive interface enables users to access features such as faculty member details and personalized cabin navigation, making the process smooth and user-friendly.</w:t>
-      </w:r>
-    </w:p>
-    <w:p>
-      <w:pPr>
-        <w:pStyle w:val="BodyText"/>
-        <w:spacing w:line="480" w:lineRule="auto"/>
-        <w:jc w:val="both"/>
-      </w:pPr>
-    </w:p>
-    <w:p>
-      <w:pPr>
-        <w:pStyle w:val="BodyText"/>
-        <w:spacing w:line="480" w:lineRule="auto"/>
-        <w:jc w:val="both"/>
-      </w:pPr>
-      <w:r>
-        <w:rPr>
-          <w:u w:val="single"/>
-        </w:rPr>
-        <w:t>Search Functionality:</w:t>
-      </w:r>
-      <w:r>
-        <w:t xml:space="preserve"> The current implementation includes a dynamic search bar powered by JavaScript, allowing users to search faculty data by title. Future enhancements could integrate backend technologies like </w:t>
-      </w:r>
-      <w:proofErr w:type="spellStart"/>
-      <w:r>
-        <w:t>Node.js</w:t>
-      </w:r>
-      <w:proofErr w:type="spellEnd"/>
-      <w:r>
-        <w:t xml:space="preserve"> or Firebase for real-time data retrieval and advanced filtering by availability or publication year.</w:t>
-      </w:r>
-    </w:p>
-    <w:p>
-      <w:pPr>
-        <w:pStyle w:val="BodyText"/>
-        <w:spacing w:line="480" w:lineRule="auto"/>
-        <w:jc w:val="both"/>
-      </w:pPr>
-      <w:r>
-        <w:rPr>
-          <w:u w:val="single"/>
-        </w:rPr>
-        <w:t>Responsive Design:</w:t>
-      </w:r>
-      <w:r>
-        <w:t xml:space="preserve"> The website is optimized for various screen sizes and devices, ensuring a consistent and accessible experience whether viewed on a desktop, tablet, or mobile phone.</w:t>
-      </w:r>
-    </w:p>
-    <w:p>
-      <w:pPr>
-        <w:pStyle w:val="BodyText"/>
-        <w:spacing w:line="480" w:lineRule="auto"/>
-        <w:jc w:val="both"/>
-      </w:pPr>
-    </w:p>
-    <w:p>
-      <w:pPr>
-        <w:pStyle w:val="Heading3"/>
-        <w:tabs>
-          <w:tab w:val="left" w:pos="501"/>
-        </w:tabs>
-        <w:ind w:left="0" w:firstLine="0"/>
-        <w:jc w:val="both"/>
-      </w:pPr>
-    </w:p>
-    <w:p>
-      <w:pPr>
-        <w:widowControl/>
-        <w:autoSpaceDE/>
-        <w:autoSpaceDN/>
-        <w:spacing w:before="100" w:beforeAutospacing="1" w:after="100" w:afterAutospacing="1" w:line="360" w:lineRule="auto"/>
-        <w:ind w:left="720"/>
-        <w:jc w:val="both"/>
-        <w:rPr>
-          <w:rFonts w:eastAsia="Times New Roman" w:cs="Times New Roman"/>
-          <w:sz w:val="26"/>
-          <w:szCs w:val="24"/>
-        </w:rPr>
-      </w:pPr>
-    </w:p>
-    <w:p>
-      <w:pPr>
-        <w:pStyle w:val="Heading2"/>
-        <w:tabs>
-          <w:tab w:val="left" w:pos="4433"/>
-        </w:tabs>
-        <w:ind w:left="0" w:firstLine="0"/>
-      </w:pPr>
-      <w:r>
-        <w:tab/>
-      </w:r>
-    </w:p>
-    <w:p>
-      <w:pPr>
-        <w:pStyle w:val="Heading2"/>
-        <w:tabs>
-          <w:tab w:val="left" w:pos="568"/>
-        </w:tabs>
-        <w:spacing w:line="360" w:lineRule="auto"/>
-        <w:ind w:left="0" w:firstLine="0"/>
-        <w:rPr>
-          <w:i/>
-          <w:iCs/>
-        </w:rPr>
-      </w:pPr>
-    </w:p>
-    <w:p>
-      <w:pPr>
-        <w:pStyle w:val="Heading2"/>
-        <w:tabs>
-          <w:tab w:val="left" w:pos="568"/>
-        </w:tabs>
-        <w:spacing w:line="360" w:lineRule="auto"/>
-        <w:ind w:left="0" w:firstLine="0"/>
-        <w:rPr>
-          <w:i/>
-          <w:iCs/>
-          <w:sz w:val="28"/>
-          <w:szCs w:val="28"/>
-        </w:rPr>
-      </w:pPr>
-      <w:r>
-        <w:rPr>
-          <w:i/>
-          <w:iCs/>
-        </w:rPr>
-        <w:t xml:space="preserve">1.4 </w:t>
-      </w:r>
-      <w:r>
-        <w:rPr>
-          <w:i/>
-          <w:iCs/>
-          <w:sz w:val="28"/>
-          <w:szCs w:val="28"/>
-          <w:u w:val="single"/>
-        </w:rPr>
         <w:t>Technology Used</w:t>
       </w:r>
     </w:p>
     <w:p>
       <w:pPr>
-        <w:spacing w:line="360" w:lineRule="auto"/>
-        <w:jc w:val="both"/>
-      </w:pPr>
-    </w:p>
-    <w:p>
-      <w:pPr>
-        <w:spacing w:line="360" w:lineRule="auto"/>
-        <w:jc w:val="both"/>
-      </w:pPr>
-    </w:p>
-    <w:p>
-      <w:pPr>
-        <w:pStyle w:val="ListParagraph"/>
+        <w:pStyle w:val="3"/>
         <w:numPr>
           <w:ilvl w:val="0"/>
           <w:numId w:val="4"/>
         </w:numPr>
-        <w:spacing w:line="360" w:lineRule="auto"/>
-        <w:jc w:val="both"/>
-        <w:rPr>
-          <w:sz w:val="24"/>
-          <w:szCs w:val="24"/>
-        </w:rPr>
-      </w:pPr>
-      <w:r>
-        <w:rPr>
-          <w:sz w:val="24"/>
-          <w:szCs w:val="24"/>
-        </w:rPr>
-        <w:t>HTML: HTML (Hypertext Markup Language) is the standard markup language for creating web pages and web applications. It provides the structure and content of a web-page, defining elements like headings, paragraphs, images, links, and more.</w:t>
-      </w:r>
-    </w:p>
-    <w:p>
-      <w:pPr>
-        <w:spacing w:line="360" w:lineRule="auto"/>
-        <w:jc w:val="both"/>
-        <w:rPr>
-          <w:sz w:val="24"/>
-          <w:szCs w:val="24"/>
-        </w:rPr>
-      </w:pPr>
-    </w:p>
-    <w:p>
-      <w:pPr>
-        <w:pStyle w:val="ListParagraph"/>
+        <w:tabs>
+          <w:tab w:val="left" w:pos="4433"/>
+          <w:tab w:val="clear" w:pos="425"/>
+        </w:tabs>
+        <w:spacing w:line="480" w:lineRule="auto"/>
+        <w:ind w:left="425" w:leftChars="0" w:hanging="425" w:firstLineChars="0"/>
+        <w:rPr>
+          <w:b w:val="0"/>
+          <w:bCs w:val="0"/>
+          <w:sz w:val="24"/>
+          <w:szCs w:val="24"/>
+        </w:rPr>
+      </w:pPr>
+      <w:r>
+        <w:rPr>
+          <w:b w:val="0"/>
+          <w:bCs w:val="0"/>
+          <w:sz w:val="24"/>
+          <w:szCs w:val="24"/>
+        </w:rPr>
+        <w:t>·</w:t>
+      </w:r>
+      <w:r>
+        <w:rPr>
+          <w:rFonts w:hint="eastAsia"/>
+          <w:b w:val="0"/>
+          <w:bCs w:val="0"/>
+          <w:sz w:val="24"/>
+          <w:szCs w:val="24"/>
+        </w:rPr>
+        <w:t xml:space="preserve">  </w:t>
+      </w:r>
+      <w:r>
+        <w:rPr>
+          <w:b w:val="0"/>
+          <w:bCs w:val="0"/>
+          <w:sz w:val="24"/>
+          <w:szCs w:val="24"/>
+        </w:rPr>
+        <w:t>HTML: Utilized to create the document structure, forms and semantic sections (landing page, event dashboard, login/signup pages).</w:t>
+      </w:r>
+    </w:p>
+    <w:p>
+      <w:pPr>
+        <w:pStyle w:val="3"/>
         <w:numPr>
           <w:ilvl w:val="0"/>
           <w:numId w:val="4"/>
         </w:numPr>
-        <w:spacing w:line="360" w:lineRule="auto"/>
-        <w:jc w:val="both"/>
-        <w:rPr>
-          <w:sz w:val="24"/>
-          <w:szCs w:val="24"/>
-        </w:rPr>
-      </w:pPr>
-      <w:r>
-        <w:rPr>
-          <w:sz w:val="24"/>
-          <w:szCs w:val="24"/>
-        </w:rPr>
-        <w:t>CSS: CSS (Cascading Style Sheets) is a style sheet language used for describing the presentation of a document written in HTML. It allows developers to control the layout, design, and appearance of web pages, including aspects like colors, fonts, spacing, and responsive behavior.</w:t>
-      </w:r>
-    </w:p>
-    <w:p>
-      <w:pPr>
+        <w:tabs>
+          <w:tab w:val="left" w:pos="4433"/>
+          <w:tab w:val="clear" w:pos="425"/>
+        </w:tabs>
         <w:spacing w:line="480" w:lineRule="auto"/>
-      </w:pPr>
-    </w:p>
-    <w:p>
-      <w:pPr>
-        <w:pStyle w:val="Heading2"/>
+        <w:ind w:left="425" w:leftChars="0" w:hanging="425" w:firstLineChars="0"/>
+        <w:rPr>
+          <w:b w:val="0"/>
+          <w:bCs w:val="0"/>
+          <w:sz w:val="24"/>
+          <w:szCs w:val="24"/>
+        </w:rPr>
+      </w:pPr>
+      <w:r>
+        <w:rPr>
+          <w:rFonts w:hint="default"/>
+          <w:b w:val="0"/>
+          <w:bCs w:val="0"/>
+          <w:sz w:val="24"/>
+          <w:szCs w:val="24"/>
+        </w:rPr>
+        <w:t>·</w:t>
+      </w:r>
+      <w:r>
+        <w:rPr>
+          <w:rFonts w:hint="eastAsia"/>
+          <w:b w:val="0"/>
+          <w:bCs w:val="0"/>
+          <w:sz w:val="24"/>
+          <w:szCs w:val="24"/>
+        </w:rPr>
+        <w:t xml:space="preserve">  </w:t>
+      </w:r>
+      <w:r>
+        <w:rPr>
+          <w:b w:val="0"/>
+          <w:bCs w:val="0"/>
+          <w:sz w:val="24"/>
+          <w:szCs w:val="24"/>
+        </w:rPr>
+        <w:t>CSS: Employed for layout, responsive design and visual styling across different screen sizes. Media queries and flexible grid/flexbox layouts were used to achieve a consistent UI.</w:t>
+      </w:r>
+    </w:p>
+    <w:p>
+      <w:pPr>
+        <w:pStyle w:val="3"/>
+        <w:numPr>
+          <w:ilvl w:val="0"/>
+          <w:numId w:val="4"/>
+        </w:numPr>
+        <w:tabs>
+          <w:tab w:val="left" w:pos="4433"/>
+          <w:tab w:val="clear" w:pos="425"/>
+        </w:tabs>
+        <w:spacing w:line="480" w:lineRule="auto"/>
+        <w:ind w:left="425" w:leftChars="0" w:hanging="425" w:firstLineChars="0"/>
+        <w:rPr>
+          <w:b w:val="0"/>
+          <w:bCs w:val="0"/>
+          <w:sz w:val="24"/>
+          <w:szCs w:val="24"/>
+        </w:rPr>
+      </w:pPr>
+      <w:r>
+        <w:rPr>
+          <w:rFonts w:hint="default"/>
+          <w:b w:val="0"/>
+          <w:bCs w:val="0"/>
+          <w:sz w:val="24"/>
+          <w:szCs w:val="24"/>
+        </w:rPr>
+        <w:t>·</w:t>
+      </w:r>
+      <w:r>
+        <w:rPr>
+          <w:rFonts w:hint="eastAsia"/>
+          <w:b w:val="0"/>
+          <w:bCs w:val="0"/>
+          <w:sz w:val="24"/>
+          <w:szCs w:val="24"/>
+        </w:rPr>
+        <w:t xml:space="preserve">    </w:t>
+      </w:r>
+      <w:r>
+        <w:rPr>
+          <w:b w:val="0"/>
+          <w:bCs w:val="0"/>
+          <w:sz w:val="24"/>
+          <w:szCs w:val="24"/>
+        </w:rPr>
+        <w:t>JavaScript: Implemented interactive behavior such as client-side authentication, event creation and deletion, dynamic search and filters, countdown timers, and EmailJS-based reminder notifications.</w:t>
+      </w:r>
+    </w:p>
+    <w:p>
+      <w:pPr>
+        <w:pStyle w:val="3"/>
+        <w:numPr>
+          <w:ilvl w:val="0"/>
+          <w:numId w:val="4"/>
+        </w:numPr>
+        <w:tabs>
+          <w:tab w:val="left" w:pos="4433"/>
+          <w:tab w:val="clear" w:pos="425"/>
+        </w:tabs>
+        <w:spacing w:line="480" w:lineRule="auto"/>
+        <w:ind w:left="425" w:leftChars="0" w:hanging="425" w:firstLineChars="0"/>
+        <w:rPr>
+          <w:b w:val="0"/>
+          <w:bCs w:val="0"/>
+          <w:sz w:val="24"/>
+          <w:szCs w:val="24"/>
+        </w:rPr>
+      </w:pPr>
+      <w:r>
+        <w:rPr>
+          <w:rFonts w:hint="default"/>
+          <w:b w:val="0"/>
+          <w:bCs w:val="0"/>
+          <w:sz w:val="24"/>
+          <w:szCs w:val="24"/>
+        </w:rPr>
+        <w:t>·</w:t>
+      </w:r>
+      <w:r>
+        <w:rPr>
+          <w:rFonts w:hint="eastAsia"/>
+          <w:b w:val="0"/>
+          <w:bCs w:val="0"/>
+          <w:sz w:val="24"/>
+          <w:szCs w:val="24"/>
+        </w:rPr>
+        <w:t xml:space="preserve">    </w:t>
+      </w:r>
+      <w:r>
+        <w:rPr>
+          <w:b w:val="0"/>
+          <w:bCs w:val="0"/>
+          <w:sz w:val="24"/>
+          <w:szCs w:val="24"/>
+        </w:rPr>
+        <w:t>EmailJS: Integrated to send automated reminder emails from the client-side 10 minutes before an event starts (for demonstration purposes within the internship scope).</w:t>
+      </w:r>
+    </w:p>
+    <w:p>
+      <w:pPr>
+        <w:pStyle w:val="3"/>
+        <w:numPr>
+          <w:ilvl w:val="0"/>
+          <w:numId w:val="4"/>
+        </w:numPr>
+        <w:tabs>
+          <w:tab w:val="left" w:pos="4433"/>
+          <w:tab w:val="clear" w:pos="425"/>
+        </w:tabs>
+        <w:spacing w:line="480" w:lineRule="auto"/>
+        <w:ind w:left="425" w:leftChars="0" w:hanging="425" w:firstLineChars="0"/>
+        <w:rPr>
+          <w:b w:val="0"/>
+          <w:bCs w:val="0"/>
+          <w:sz w:val="24"/>
+          <w:szCs w:val="24"/>
+        </w:rPr>
+      </w:pPr>
+      <w:r>
+        <w:rPr>
+          <w:rFonts w:hint="default"/>
+          <w:b w:val="0"/>
+          <w:bCs w:val="0"/>
+          <w:sz w:val="24"/>
+          <w:szCs w:val="24"/>
+        </w:rPr>
+        <w:t>·</w:t>
+      </w:r>
+      <w:r>
+        <w:rPr>
+          <w:rFonts w:hint="eastAsia"/>
+          <w:b w:val="0"/>
+          <w:bCs w:val="0"/>
+          <w:sz w:val="24"/>
+          <w:szCs w:val="24"/>
+        </w:rPr>
+        <w:t xml:space="preserve">   </w:t>
+      </w:r>
+      <w:r>
+        <w:rPr>
+          <w:b w:val="0"/>
+          <w:bCs w:val="0"/>
+          <w:sz w:val="24"/>
+          <w:szCs w:val="24"/>
+        </w:rPr>
+        <w:t>Browser Local Storage: Used to persist user-specific events and preferences on the client during the internship phase.</w:t>
+      </w:r>
+    </w:p>
+    <w:p>
+      <w:pPr>
+        <w:pStyle w:val="3"/>
         <w:tabs>
           <w:tab w:val="left" w:pos="4433"/>
         </w:tabs>
         <w:ind w:left="0" w:firstLine="0"/>
-      </w:pPr>
-    </w:p>
-    <w:p>
-      <w:pPr>
-        <w:pStyle w:val="Heading2"/>
+        <w:rPr>
+          <w:b w:val="0"/>
+          <w:bCs w:val="0"/>
+        </w:rPr>
+      </w:pPr>
+    </w:p>
+    <w:p>
+      <w:pPr>
+        <w:pStyle w:val="3"/>
         <w:tabs>
           <w:tab w:val="left" w:pos="4433"/>
         </w:tabs>
@@ -2767,7 +2950,7 @@
     </w:p>
     <w:p>
       <w:pPr>
-        <w:pStyle w:val="Heading2"/>
+        <w:pStyle w:val="3"/>
         <w:tabs>
           <w:tab w:val="left" w:pos="4433"/>
         </w:tabs>
@@ -2776,7 +2959,7 @@
     </w:p>
     <w:p>
       <w:pPr>
-        <w:pStyle w:val="Heading2"/>
+        <w:pStyle w:val="3"/>
         <w:tabs>
           <w:tab w:val="left" w:pos="4433"/>
         </w:tabs>
@@ -2785,7 +2968,7 @@
     </w:p>
     <w:p>
       <w:pPr>
-        <w:pStyle w:val="Heading2"/>
+        <w:pStyle w:val="3"/>
         <w:tabs>
           <w:tab w:val="left" w:pos="4433"/>
         </w:tabs>
@@ -2794,7 +2977,7 @@
     </w:p>
     <w:p>
       <w:pPr>
-        <w:pStyle w:val="Heading2"/>
+        <w:pStyle w:val="3"/>
         <w:tabs>
           <w:tab w:val="left" w:pos="4433"/>
         </w:tabs>
@@ -2803,7 +2986,7 @@
     </w:p>
     <w:p>
       <w:pPr>
-        <w:pStyle w:val="Heading2"/>
+        <w:pStyle w:val="3"/>
         <w:tabs>
           <w:tab w:val="left" w:pos="4433"/>
         </w:tabs>
@@ -2812,7 +2995,7 @@
     </w:p>
     <w:p>
       <w:pPr>
-        <w:pStyle w:val="Heading2"/>
+        <w:pStyle w:val="3"/>
         <w:tabs>
           <w:tab w:val="left" w:pos="4433"/>
         </w:tabs>
@@ -2821,7 +3004,7 @@
     </w:p>
     <w:p>
       <w:pPr>
-        <w:pStyle w:val="Heading2"/>
+        <w:pStyle w:val="3"/>
         <w:tabs>
           <w:tab w:val="left" w:pos="4433"/>
         </w:tabs>
@@ -2830,7 +3013,7 @@
     </w:p>
     <w:p>
       <w:pPr>
-        <w:pStyle w:val="Heading2"/>
+        <w:pStyle w:val="3"/>
         <w:tabs>
           <w:tab w:val="left" w:pos="4433"/>
         </w:tabs>
@@ -2839,7 +3022,7 @@
     </w:p>
     <w:p>
       <w:pPr>
-        <w:pStyle w:val="Heading2"/>
+        <w:pStyle w:val="3"/>
         <w:tabs>
           <w:tab w:val="left" w:pos="4433"/>
         </w:tabs>
@@ -2848,7 +3031,7 @@
     </w:p>
     <w:p>
       <w:pPr>
-        <w:pStyle w:val="Heading2"/>
+        <w:pStyle w:val="3"/>
         <w:tabs>
           <w:tab w:val="left" w:pos="4433"/>
         </w:tabs>
@@ -2857,7 +3040,7 @@
     </w:p>
     <w:p>
       <w:pPr>
-        <w:pStyle w:val="Heading2"/>
+        <w:pStyle w:val="3"/>
         <w:tabs>
           <w:tab w:val="left" w:pos="4433"/>
         </w:tabs>
@@ -2866,7 +3049,7 @@
     </w:p>
     <w:p>
       <w:pPr>
-        <w:pStyle w:val="Heading2"/>
+        <w:pStyle w:val="3"/>
         <w:tabs>
           <w:tab w:val="left" w:pos="4433"/>
         </w:tabs>
@@ -2875,7 +3058,7 @@
     </w:p>
     <w:p>
       <w:pPr>
-        <w:pStyle w:val="Heading2"/>
+        <w:pStyle w:val="3"/>
         <w:tabs>
           <w:tab w:val="left" w:pos="4433"/>
         </w:tabs>
@@ -2884,7 +3067,7 @@
     </w:p>
     <w:p>
       <w:pPr>
-        <w:pStyle w:val="Heading2"/>
+        <w:pStyle w:val="3"/>
         <w:tabs>
           <w:tab w:val="left" w:pos="4433"/>
         </w:tabs>
@@ -2893,7 +3076,7 @@
     </w:p>
     <w:p>
       <w:pPr>
-        <w:pStyle w:val="Heading2"/>
+        <w:pStyle w:val="3"/>
         <w:tabs>
           <w:tab w:val="left" w:pos="4433"/>
         </w:tabs>
@@ -2905,7 +3088,7 @@
     </w:p>
     <w:p>
       <w:pPr>
-        <w:pStyle w:val="Heading2"/>
+        <w:pStyle w:val="3"/>
         <w:tabs>
           <w:tab w:val="left" w:pos="4433"/>
         </w:tabs>
@@ -2914,7 +3097,7 @@
     </w:p>
     <w:p>
       <w:pPr>
-        <w:pStyle w:val="Heading2"/>
+        <w:pStyle w:val="3"/>
         <w:tabs>
           <w:tab w:val="left" w:pos="4433"/>
         </w:tabs>
@@ -2928,19 +3111,7 @@
         </w:rPr>
       </w:pPr>
       <w:r>
-        <w:t xml:space="preserve">                                </w:t>
-      </w:r>
-      <w:r>
-        <w:t xml:space="preserve">          </w:t>
-      </w:r>
-      <w:r>
-        <w:t xml:space="preserve">  </w:t>
-      </w:r>
-      <w:r>
-        <w:t xml:space="preserve">              </w:t>
-      </w:r>
-      <w:r>
-        <w:t xml:space="preserve"> </w:t>
+        <w:t xml:space="preserve">                                                           </w:t>
       </w:r>
       <w:r>
         <w:rPr>
@@ -2954,7 +3125,7 @@
     </w:p>
     <w:p>
       <w:pPr>
-        <w:pStyle w:val="Heading2"/>
+        <w:pStyle w:val="3"/>
         <w:tabs>
           <w:tab w:val="left" w:pos="4433"/>
         </w:tabs>
@@ -2967,7 +3138,7 @@
     </w:p>
     <w:p>
       <w:pPr>
-        <w:pStyle w:val="Heading2"/>
+        <w:pStyle w:val="3"/>
         <w:numPr>
           <w:ilvl w:val="0"/>
           <w:numId w:val="5"/>
@@ -2988,12 +3159,27 @@
           <w:b w:val="0"/>
           <w:bCs w:val="0"/>
         </w:rPr>
-        <w:t>The Faculty Cabin Navigation Website successfully delivers a functional and user-friendly web application that simulates the core operations of an academic cabin navigation. Below are examples of the website's key pages, showcasing the implemented features and design:</w:t>
-      </w:r>
-    </w:p>
-    <w:p>
-      <w:pPr>
-        <w:pStyle w:val="Heading2"/>
+        <w:t xml:space="preserve">The </w:t>
+      </w:r>
+      <w:r>
+        <w:rPr>
+          <w:b w:val="0"/>
+          <w:bCs w:val="0"/>
+          <w:lang w:val="en-IN"/>
+        </w:rPr>
+        <w:t>Event Management Website</w:t>
+      </w:r>
+      <w:r>
+        <w:rPr>
+          <w:b w:val="0"/>
+          <w:bCs w:val="0"/>
+        </w:rPr>
+        <w:t xml:space="preserve"> successfully delivers a functional and user-friendly web application that simulates the core operations of an academic cabin navigation. Below are examples of the website's key pages, showcasing the implemented features and design:</w:t>
+      </w:r>
+    </w:p>
+    <w:p>
+      <w:pPr>
+        <w:pStyle w:val="3"/>
         <w:tabs>
           <w:tab w:val="left" w:pos="4433"/>
         </w:tabs>
@@ -3010,7 +3196,7 @@
     </w:p>
     <w:p>
       <w:pPr>
-        <w:pStyle w:val="Heading2"/>
+        <w:pStyle w:val="3"/>
         <w:numPr>
           <w:ilvl w:val="0"/>
           <w:numId w:val="5"/>
@@ -3047,7 +3233,7 @@
     </w:p>
     <w:p>
       <w:pPr>
-        <w:pStyle w:val="ListParagraph"/>
+        <w:pStyle w:val="14"/>
         <w:rPr>
           <w:b/>
           <w:bCs/>
@@ -3059,7 +3245,7 @@
     </w:p>
     <w:p>
       <w:pPr>
-        <w:pStyle w:val="Heading2"/>
+        <w:pStyle w:val="3"/>
         <w:tabs>
           <w:tab w:val="left" w:pos="4433"/>
         </w:tabs>
@@ -3075,7 +3261,7 @@
     </w:p>
     <w:p>
       <w:pPr>
-        <w:pStyle w:val="Heading2"/>
+        <w:pStyle w:val="3"/>
         <w:tabs>
           <w:tab w:val="left" w:pos="4433"/>
         </w:tabs>
@@ -3090,7 +3276,7 @@
     </w:p>
     <w:p>
       <w:pPr>
-        <w:pStyle w:val="Heading2"/>
+        <w:pStyle w:val="3"/>
         <w:tabs>
           <w:tab w:val="left" w:pos="4433"/>
         </w:tabs>
@@ -3102,63 +3288,10 @@
           <w:szCs w:val="26"/>
         </w:rPr>
       </w:pPr>
-      <w:r>
-        <w:rPr>
-          <w:noProof/>
-        </w:rPr>
-        <w:drawing>
-          <wp:inline distT="0" distB="0" distL="0" distR="0" wp14:anchorId="4212A103" wp14:editId="5FB7D40B">
-            <wp:extent cx="5974080" cy="2988945"/>
-            <wp:effectExtent l="0" t="0" r="7620" b="1905"/>
-            <wp:docPr id="1419544806" name="Picture 2"/>
-            <wp:cNvGraphicFramePr>
-              <a:graphicFrameLocks xmlns:a="http://schemas.openxmlformats.org/drawingml/2006/main" noChangeAspect="1"/>
-            </wp:cNvGraphicFramePr>
-            <a:graphic xmlns:a="http://schemas.openxmlformats.org/drawingml/2006/main">
-              <a:graphicData uri="http://schemas.openxmlformats.org/drawingml/2006/picture">
-                <pic:pic xmlns:pic="http://schemas.openxmlformats.org/drawingml/2006/picture">
-                  <pic:nvPicPr>
-                    <pic:cNvPr id="1419544806" name="Picture 2"/>
-                    <pic:cNvPicPr>
-                      <a:picLocks noChangeAspect="1" noChangeArrowheads="1"/>
-                    </pic:cNvPicPr>
-                  </pic:nvPicPr>
-                  <pic:blipFill>
-                    <a:blip r:embed="rId11" cstate="print">
-                      <a:extLst>
-                        <a:ext uri="{28A0092B-C50C-407E-A947-70E740481C1C}">
-                          <a14:useLocalDpi xmlns:a14="http://schemas.microsoft.com/office/drawing/2010/main" val="0"/>
-                        </a:ext>
-                      </a:extLst>
-                    </a:blip>
-                    <a:srcRect/>
-                    <a:stretch>
-                      <a:fillRect/>
-                    </a:stretch>
-                  </pic:blipFill>
-                  <pic:spPr>
-                    <a:xfrm>
-                      <a:off x="0" y="0"/>
-                      <a:ext cx="5974080" cy="2988945"/>
-                    </a:xfrm>
-                    <a:prstGeom prst="rect">
-                      <a:avLst/>
-                    </a:prstGeom>
-                    <a:noFill/>
-                    <a:ln>
-                      <a:noFill/>
-                    </a:ln>
-                  </pic:spPr>
-                </pic:pic>
-              </a:graphicData>
-            </a:graphic>
-          </wp:inline>
-        </w:drawing>
-      </w:r>
-    </w:p>
-    <w:p>
-      <w:pPr>
-        <w:pStyle w:val="Heading2"/>
+    </w:p>
+    <w:p>
+      <w:pPr>
+        <w:pStyle w:val="3"/>
         <w:tabs>
           <w:tab w:val="left" w:pos="4433"/>
         </w:tabs>
@@ -3173,7 +3306,7 @@
     </w:p>
     <w:p>
       <w:pPr>
-        <w:pStyle w:val="Heading2"/>
+        <w:pStyle w:val="3"/>
         <w:tabs>
           <w:tab w:val="left" w:pos="4433"/>
         </w:tabs>
@@ -3188,7 +3321,7 @@
     </w:p>
     <w:p>
       <w:pPr>
-        <w:pStyle w:val="Heading2"/>
+        <w:pStyle w:val="3"/>
         <w:tabs>
           <w:tab w:val="left" w:pos="4433"/>
         </w:tabs>
@@ -3203,7 +3336,7 @@
     </w:p>
     <w:p>
       <w:pPr>
-        <w:pStyle w:val="Heading2"/>
+        <w:pStyle w:val="3"/>
         <w:tabs>
           <w:tab w:val="left" w:pos="4433"/>
         </w:tabs>
@@ -3219,7 +3352,7 @@
     </w:p>
     <w:p>
       <w:pPr>
-        <w:pStyle w:val="Heading2"/>
+        <w:pStyle w:val="3"/>
         <w:tabs>
           <w:tab w:val="left" w:pos="4433"/>
         </w:tabs>
@@ -3235,7 +3368,7 @@
     </w:p>
     <w:p>
       <w:pPr>
-        <w:pStyle w:val="Heading2"/>
+        <w:pStyle w:val="3"/>
         <w:tabs>
           <w:tab w:val="left" w:pos="4433"/>
         </w:tabs>
@@ -3264,7 +3397,7 @@
     </w:p>
     <w:p>
       <w:pPr>
-        <w:pStyle w:val="Heading2"/>
+        <w:pStyle w:val="3"/>
         <w:tabs>
           <w:tab w:val="left" w:pos="4433"/>
         </w:tabs>
@@ -3281,7 +3414,7 @@
     </w:p>
     <w:p>
       <w:pPr>
-        <w:pStyle w:val="Heading2"/>
+        <w:pStyle w:val="3"/>
         <w:tabs>
           <w:tab w:val="left" w:pos="4433"/>
         </w:tabs>
@@ -3299,7 +3432,7 @@
     </w:p>
     <w:p>
       <w:pPr>
-        <w:pStyle w:val="Heading2"/>
+        <w:pStyle w:val="3"/>
         <w:tabs>
           <w:tab w:val="left" w:pos="4433"/>
         </w:tabs>
@@ -3317,7 +3450,7 @@
     </w:p>
     <w:p>
       <w:pPr>
-        <w:pStyle w:val="Heading2"/>
+        <w:pStyle w:val="3"/>
         <w:numPr>
           <w:ilvl w:val="0"/>
           <w:numId w:val="5"/>
@@ -3354,7 +3487,7 @@
     </w:p>
     <w:p>
       <w:pPr>
-        <w:pStyle w:val="ListParagraph"/>
+        <w:pStyle w:val="14"/>
         <w:rPr>
           <w:b/>
           <w:bCs/>
@@ -3366,7 +3499,7 @@
     </w:p>
     <w:p>
       <w:pPr>
-        <w:pStyle w:val="Heading2"/>
+        <w:pStyle w:val="3"/>
         <w:tabs>
           <w:tab w:val="left" w:pos="4433"/>
         </w:tabs>
@@ -3382,7 +3515,7 @@
     </w:p>
     <w:p>
       <w:pPr>
-        <w:pStyle w:val="Heading2"/>
+        <w:pStyle w:val="3"/>
         <w:tabs>
           <w:tab w:val="left" w:pos="4433"/>
         </w:tabs>
@@ -3397,7 +3530,7 @@
     </w:p>
     <w:p>
       <w:pPr>
-        <w:pStyle w:val="Heading2"/>
+        <w:pStyle w:val="3"/>
         <w:tabs>
           <w:tab w:val="left" w:pos="4433"/>
         </w:tabs>
@@ -3412,7 +3545,7 @@
     </w:p>
     <w:p>
       <w:pPr>
-        <w:pStyle w:val="Heading2"/>
+        <w:pStyle w:val="3"/>
         <w:tabs>
           <w:tab w:val="left" w:pos="4433"/>
         </w:tabs>
@@ -3425,11 +3558,8 @@
         </w:rPr>
       </w:pPr>
       <w:r>
-        <w:rPr>
-          <w:noProof/>
-        </w:rPr>
         <w:drawing>
-          <wp:inline distT="0" distB="0" distL="0" distR="0" wp14:anchorId="2A4E8FAD" wp14:editId="22EAA5FC">
+          <wp:inline distT="0" distB="0" distL="0" distR="0">
             <wp:extent cx="5981700" cy="2941955"/>
             <wp:effectExtent l="0" t="0" r="0" b="0"/>
             <wp:docPr id="1644725912" name="Picture 3" descr="A picture of a faculty directory page&#10;"/>
@@ -3446,7 +3576,7 @@
                     </pic:cNvPicPr>
                   </pic:nvPicPr>
                   <pic:blipFill>
-                    <a:blip r:embed="rId12" cstate="print">
+                    <a:blip r:embed="rId6" cstate="print">
                       <a:extLst>
                         <a:ext uri="{28A0092B-C50C-407E-A947-70E740481C1C}">
                           <a14:useLocalDpi xmlns:a14="http://schemas.microsoft.com/office/drawing/2010/main" val="0"/>
@@ -3480,7 +3610,7 @@
     </w:p>
     <w:p>
       <w:pPr>
-        <w:pStyle w:val="Heading2"/>
+        <w:pStyle w:val="3"/>
         <w:tabs>
           <w:tab w:val="left" w:pos="4433"/>
         </w:tabs>
@@ -3495,7 +3625,7 @@
     </w:p>
     <w:p>
       <w:pPr>
-        <w:pStyle w:val="Heading2"/>
+        <w:pStyle w:val="3"/>
         <w:tabs>
           <w:tab w:val="left" w:pos="4433"/>
         </w:tabs>
@@ -3510,7 +3640,7 @@
     </w:p>
     <w:p>
       <w:pPr>
-        <w:pStyle w:val="Heading2"/>
+        <w:pStyle w:val="3"/>
         <w:tabs>
           <w:tab w:val="left" w:pos="4433"/>
         </w:tabs>
@@ -3525,7 +3655,7 @@
     </w:p>
     <w:p>
       <w:pPr>
-        <w:pStyle w:val="Heading2"/>
+        <w:pStyle w:val="3"/>
         <w:tabs>
           <w:tab w:val="left" w:pos="4433"/>
         </w:tabs>
@@ -3554,7 +3684,7 @@
     </w:p>
     <w:p>
       <w:pPr>
-        <w:pStyle w:val="Heading2"/>
+        <w:pStyle w:val="3"/>
         <w:tabs>
           <w:tab w:val="left" w:pos="4433"/>
         </w:tabs>
@@ -3570,7 +3700,7 @@
     </w:p>
     <w:p>
       <w:pPr>
-        <w:pStyle w:val="Heading2"/>
+        <w:pStyle w:val="3"/>
         <w:tabs>
           <w:tab w:val="left" w:pos="4433"/>
         </w:tabs>
@@ -3587,7 +3717,7 @@
     </w:p>
     <w:p>
       <w:pPr>
-        <w:pStyle w:val="Heading2"/>
+        <w:pStyle w:val="3"/>
         <w:tabs>
           <w:tab w:val="left" w:pos="4433"/>
         </w:tabs>
@@ -3612,7 +3742,7 @@
     </w:p>
     <w:p>
       <w:pPr>
-        <w:pStyle w:val="Heading2"/>
+        <w:pStyle w:val="3"/>
         <w:tabs>
           <w:tab w:val="left" w:pos="4433"/>
         </w:tabs>
@@ -3626,7 +3756,7 @@
     </w:p>
     <w:p>
       <w:pPr>
-        <w:pStyle w:val="Heading2"/>
+        <w:pStyle w:val="3"/>
         <w:tabs>
           <w:tab w:val="left" w:pos="4433"/>
         </w:tabs>
@@ -3640,7 +3770,7 @@
     </w:p>
     <w:p>
       <w:pPr>
-        <w:pStyle w:val="Heading2"/>
+        <w:pStyle w:val="3"/>
         <w:tabs>
           <w:tab w:val="left" w:pos="4433"/>
         </w:tabs>
@@ -3652,7 +3782,7 @@
     </w:p>
     <w:p>
       <w:pPr>
-        <w:pStyle w:val="Heading2"/>
+        <w:pStyle w:val="3"/>
         <w:tabs>
           <w:tab w:val="left" w:pos="4433"/>
         </w:tabs>
@@ -3664,7 +3794,7 @@
     </w:p>
     <w:p>
       <w:pPr>
-        <w:pStyle w:val="Heading2"/>
+        <w:pStyle w:val="3"/>
         <w:tabs>
           <w:tab w:val="left" w:pos="4433"/>
         </w:tabs>
@@ -3676,7 +3806,7 @@
     </w:p>
     <w:p>
       <w:pPr>
-        <w:pStyle w:val="Heading2"/>
+        <w:pStyle w:val="3"/>
         <w:tabs>
           <w:tab w:val="left" w:pos="4433"/>
         </w:tabs>
@@ -3688,7 +3818,7 @@
     </w:p>
     <w:p>
       <w:pPr>
-        <w:pStyle w:val="Heading2"/>
+        <w:pStyle w:val="3"/>
         <w:tabs>
           <w:tab w:val="left" w:pos="4433"/>
         </w:tabs>
@@ -3700,7 +3830,7 @@
     </w:p>
     <w:p>
       <w:pPr>
-        <w:pStyle w:val="Heading2"/>
+        <w:pStyle w:val="3"/>
         <w:tabs>
           <w:tab w:val="left" w:pos="4433"/>
         </w:tabs>
@@ -3712,7 +3842,7 @@
     </w:p>
     <w:p>
       <w:pPr>
-        <w:pStyle w:val="Heading2"/>
+        <w:pStyle w:val="3"/>
         <w:tabs>
           <w:tab w:val="left" w:pos="4433"/>
         </w:tabs>
@@ -3724,7 +3854,7 @@
     </w:p>
     <w:p>
       <w:pPr>
-        <w:pStyle w:val="Heading2"/>
+        <w:pStyle w:val="3"/>
         <w:tabs>
           <w:tab w:val="left" w:pos="4433"/>
         </w:tabs>
@@ -3750,7 +3880,7 @@
     </w:p>
     <w:p>
       <w:pPr>
-        <w:pStyle w:val="Heading2"/>
+        <w:pStyle w:val="3"/>
         <w:tabs>
           <w:tab w:val="left" w:pos="4433"/>
         </w:tabs>
@@ -3765,7 +3895,7 @@
     </w:p>
     <w:p>
       <w:pPr>
-        <w:pStyle w:val="Heading2"/>
+        <w:pStyle w:val="3"/>
         <w:tabs>
           <w:tab w:val="left" w:pos="4433"/>
         </w:tabs>
@@ -3779,30 +3909,125 @@
     </w:p>
     <w:p>
       <w:pPr>
-        <w:pStyle w:val="BodyText"/>
-        <w:spacing w:line="360" w:lineRule="auto"/>
-        <w:ind w:firstLine="720"/>
-        <w:jc w:val="both"/>
-      </w:pPr>
-      <w:r>
-        <w:t>In conclusion, the Faculty Cabin Navigation Website serves as a robust platform for simulating real-world academic cabin navigation operations while reinforcing essential web development concepts. By offering an intuitive interface, functional features like faculty member browsing and search, and a realistic user journey, the website enhances both user engagement and developer learning. The use of HTML, CSS, and JavaScript enabled the creation of a responsive and interactive application, with a focus on acc</w:t>
-      </w:r>
-      <w:r>
-        <w:t>essibility and usability. The project reflects a strong foundation in front-end development, addressing challenges like dynamic search implementation and cross-device compatibility through iterative design. As an evolving platform, the system is well-positioned for future enhancements, such as backend integration for real-time data management or advanced features like user login and automated notifications for faculty member availability. This internship experience has significantly improved readiness for w</w:t>
-      </w:r>
-      <w:r>
-        <w:t>eb development roles and underscored the importance of user-focused design in academic applications.</w:t>
-      </w:r>
-    </w:p>
-    <w:p>
-      <w:pPr>
-        <w:pStyle w:val="BodyText"/>
-        <w:spacing w:before="184" w:line="360" w:lineRule="auto"/>
-      </w:pPr>
-    </w:p>
-    <w:p>
-      <w:pPr>
-        <w:pStyle w:val="Heading2"/>
+        <w:pStyle w:val="3"/>
+        <w:spacing w:before="0" w:line="480" w:lineRule="auto"/>
+        <w:ind w:left="5" w:right="344" w:firstLine="0"/>
+        <w:jc w:val="left"/>
+        <w:rPr>
+          <w:b w:val="0"/>
+          <w:bCs w:val="0"/>
+        </w:rPr>
+      </w:pPr>
+      <w:r>
+        <w:rPr>
+          <w:b w:val="0"/>
+          <w:bCs w:val="0"/>
+        </w:rPr>
+        <w:t>The Event Management Website provides a functional and user-friendly front-end solution for scheduling and managing events. The internship project reinforced foundational skills in HTML, CSS and JavaScript, while addressing real-world concerns such as responsive design, form validation, dynamic search, and client-side timed notifications.</w:t>
+      </w:r>
+    </w:p>
+    <w:p>
+      <w:pPr>
+        <w:pStyle w:val="3"/>
+        <w:spacing w:before="0" w:line="480" w:lineRule="auto"/>
+        <w:ind w:left="5" w:right="344" w:firstLine="0"/>
+        <w:jc w:val="left"/>
+        <w:rPr>
+          <w:b w:val="0"/>
+          <w:bCs w:val="0"/>
+        </w:rPr>
+      </w:pPr>
+    </w:p>
+    <w:p>
+      <w:pPr>
+        <w:pStyle w:val="3"/>
+        <w:spacing w:before="0" w:line="480" w:lineRule="auto"/>
+        <w:ind w:left="5" w:right="344" w:firstLine="0"/>
+        <w:jc w:val="left"/>
+        <w:rPr>
+          <w:b w:val="0"/>
+          <w:bCs w:val="0"/>
+        </w:rPr>
+      </w:pPr>
+      <w:r>
+        <w:rPr>
+          <w:b w:val="0"/>
+          <w:bCs w:val="0"/>
+        </w:rPr>
+        <w:t>While the current implementation uses Local Storage for data persistence and demonstrates email reminders through EmailJS, the architecture is designed to allow future backend integration (Node.js, Firebase or similar) to enable persistent user accounts, shared events, and server-side notifications.</w:t>
+      </w:r>
+    </w:p>
+    <w:p>
+      <w:pPr>
+        <w:pStyle w:val="3"/>
+        <w:spacing w:before="0" w:line="480" w:lineRule="auto"/>
+        <w:ind w:left="5" w:right="344" w:firstLine="0"/>
+        <w:jc w:val="left"/>
+        <w:rPr>
+          <w:b w:val="0"/>
+          <w:bCs w:val="0"/>
+        </w:rPr>
+      </w:pPr>
+    </w:p>
+    <w:p>
+      <w:pPr>
+        <w:pStyle w:val="3"/>
+        <w:spacing w:before="0" w:line="480" w:lineRule="auto"/>
+        <w:ind w:left="5" w:right="344" w:firstLine="0"/>
+        <w:jc w:val="left"/>
+        <w:rPr>
+          <w:b w:val="0"/>
+          <w:bCs w:val="0"/>
+        </w:rPr>
+      </w:pPr>
+      <w:r>
+        <w:rPr>
+          <w:b w:val="0"/>
+          <w:bCs w:val="0"/>
+        </w:rPr>
+        <w:t>Overall, the project improved my practical development skills, taught me to balance usability with technical constraints, and prepared me to take on more complex, full-stack projects in the future.</w:t>
+      </w:r>
+    </w:p>
+    <w:p>
+      <w:pPr>
+        <w:pStyle w:val="3"/>
+        <w:spacing w:before="0" w:line="480" w:lineRule="auto"/>
+        <w:ind w:left="5" w:right="344" w:firstLine="0"/>
+        <w:jc w:val="left"/>
+        <w:rPr>
+          <w:b w:val="0"/>
+          <w:bCs w:val="0"/>
+          <w:spacing w:val="-2"/>
+        </w:rPr>
+      </w:pPr>
+    </w:p>
+    <w:p>
+      <w:pPr>
+        <w:pStyle w:val="3"/>
+        <w:spacing w:before="0" w:line="480" w:lineRule="auto"/>
+        <w:ind w:left="5" w:right="344" w:firstLine="0"/>
+        <w:jc w:val="left"/>
+        <w:rPr>
+          <w:b w:val="0"/>
+          <w:bCs w:val="0"/>
+          <w:spacing w:val="-2"/>
+        </w:rPr>
+      </w:pPr>
+    </w:p>
+    <w:p>
+      <w:pPr>
+        <w:pStyle w:val="3"/>
+        <w:spacing w:before="0" w:line="480" w:lineRule="auto"/>
+        <w:ind w:left="5" w:right="344" w:firstLine="0"/>
+        <w:jc w:val="left"/>
+        <w:rPr>
+          <w:spacing w:val="-2"/>
+        </w:rPr>
+      </w:pPr>
+    </w:p>
+    <w:p>
+      <w:pPr>
+        <w:pStyle w:val="3"/>
         <w:spacing w:before="0"/>
         <w:ind w:left="5" w:right="344" w:firstLine="0"/>
         <w:jc w:val="center"/>
@@ -3813,7 +4038,7 @@
     </w:p>
     <w:p>
       <w:pPr>
-        <w:pStyle w:val="Heading2"/>
+        <w:pStyle w:val="3"/>
         <w:spacing w:before="0"/>
         <w:ind w:left="5" w:right="344" w:firstLine="0"/>
         <w:jc w:val="center"/>
@@ -3824,7 +4049,7 @@
     </w:p>
     <w:p>
       <w:pPr>
-        <w:pStyle w:val="Heading2"/>
+        <w:pStyle w:val="3"/>
         <w:spacing w:before="0"/>
         <w:ind w:left="5" w:right="344" w:firstLine="0"/>
         <w:jc w:val="center"/>
@@ -3835,7 +4060,7 @@
     </w:p>
     <w:p>
       <w:pPr>
-        <w:pStyle w:val="Heading2"/>
+        <w:pStyle w:val="3"/>
         <w:spacing w:before="0"/>
         <w:ind w:left="5" w:right="344" w:firstLine="0"/>
         <w:jc w:val="center"/>
@@ -3846,7 +4071,7 @@
     </w:p>
     <w:p>
       <w:pPr>
-        <w:pStyle w:val="Heading2"/>
+        <w:pStyle w:val="3"/>
         <w:spacing w:before="0"/>
         <w:ind w:left="5" w:right="344" w:firstLine="0"/>
         <w:jc w:val="center"/>
@@ -3857,7 +4082,7 @@
     </w:p>
     <w:p>
       <w:pPr>
-        <w:pStyle w:val="Heading2"/>
+        <w:pStyle w:val="3"/>
         <w:spacing w:before="0"/>
         <w:ind w:left="5" w:right="344" w:firstLine="0"/>
         <w:jc w:val="center"/>
@@ -3868,7 +4093,7 @@
     </w:p>
     <w:p>
       <w:pPr>
-        <w:pStyle w:val="Heading2"/>
+        <w:pStyle w:val="3"/>
         <w:spacing w:before="0"/>
         <w:ind w:left="5" w:right="344" w:firstLine="0"/>
         <w:jc w:val="center"/>
@@ -3879,7 +4104,7 @@
     </w:p>
     <w:p>
       <w:pPr>
-        <w:pStyle w:val="Heading2"/>
+        <w:pStyle w:val="3"/>
         <w:spacing w:before="0"/>
         <w:ind w:left="5" w:right="344" w:firstLine="0"/>
         <w:jc w:val="center"/>
@@ -3890,7 +4115,7 @@
     </w:p>
     <w:p>
       <w:pPr>
-        <w:pStyle w:val="Heading2"/>
+        <w:pStyle w:val="3"/>
         <w:spacing w:before="0"/>
         <w:ind w:left="5" w:right="344" w:firstLine="0"/>
         <w:jc w:val="center"/>
@@ -3901,7 +4126,7 @@
     </w:p>
     <w:p>
       <w:pPr>
-        <w:pStyle w:val="Heading2"/>
+        <w:pStyle w:val="3"/>
         <w:spacing w:before="0"/>
         <w:ind w:left="5" w:right="344" w:firstLine="0"/>
         <w:jc w:val="center"/>
@@ -3912,7 +4137,7 @@
     </w:p>
     <w:p>
       <w:pPr>
-        <w:pStyle w:val="Heading2"/>
+        <w:pStyle w:val="3"/>
         <w:spacing w:before="0"/>
         <w:ind w:left="5" w:right="344" w:firstLine="0"/>
         <w:jc w:val="center"/>
@@ -3923,7 +4148,7 @@
     </w:p>
     <w:p>
       <w:pPr>
-        <w:pStyle w:val="Heading2"/>
+        <w:pStyle w:val="3"/>
         <w:spacing w:before="0"/>
         <w:ind w:left="5" w:right="344" w:firstLine="0"/>
         <w:jc w:val="center"/>
@@ -3934,7 +4159,7 @@
     </w:p>
     <w:p>
       <w:pPr>
-        <w:pStyle w:val="Heading2"/>
+        <w:pStyle w:val="3"/>
         <w:spacing w:before="0"/>
         <w:ind w:left="5" w:right="344" w:firstLine="0"/>
         <w:jc w:val="center"/>
@@ -3945,7 +4170,7 @@
     </w:p>
     <w:p>
       <w:pPr>
-        <w:pStyle w:val="Heading2"/>
+        <w:pStyle w:val="3"/>
         <w:spacing w:before="0"/>
         <w:ind w:left="5" w:right="344" w:firstLine="0"/>
         <w:jc w:val="center"/>
@@ -3956,7 +4181,7 @@
     </w:p>
     <w:p>
       <w:pPr>
-        <w:pStyle w:val="Heading2"/>
+        <w:pStyle w:val="3"/>
         <w:spacing w:before="0"/>
         <w:ind w:left="5" w:right="344" w:firstLine="0"/>
         <w:jc w:val="center"/>
@@ -3967,7 +4192,7 @@
     </w:p>
     <w:p>
       <w:pPr>
-        <w:pStyle w:val="Heading2"/>
+        <w:pStyle w:val="3"/>
         <w:spacing w:before="0"/>
         <w:ind w:left="5" w:right="344" w:firstLine="0"/>
         <w:jc w:val="center"/>
@@ -3978,7 +4203,7 @@
     </w:p>
     <w:p>
       <w:pPr>
-        <w:pStyle w:val="Heading2"/>
+        <w:pStyle w:val="3"/>
         <w:spacing w:before="0"/>
         <w:ind w:left="5" w:right="344" w:firstLine="0"/>
         <w:jc w:val="center"/>
@@ -3989,7 +4214,7 @@
     </w:p>
     <w:p>
       <w:pPr>
-        <w:pStyle w:val="Heading2"/>
+        <w:pStyle w:val="3"/>
         <w:spacing w:before="0"/>
         <w:ind w:left="5" w:right="344" w:firstLine="0"/>
         <w:jc w:val="center"/>
@@ -4000,40 +4225,7 @@
     </w:p>
     <w:p>
       <w:pPr>
-        <w:pStyle w:val="Heading2"/>
-        <w:spacing w:before="0"/>
-        <w:ind w:left="5" w:right="344" w:firstLine="0"/>
-        <w:jc w:val="center"/>
-        <w:rPr>
-          <w:spacing w:val="-2"/>
-        </w:rPr>
-      </w:pPr>
-    </w:p>
-    <w:p>
-      <w:pPr>
-        <w:pStyle w:val="Heading2"/>
-        <w:spacing w:before="0"/>
-        <w:ind w:left="5" w:right="344" w:firstLine="0"/>
-        <w:jc w:val="center"/>
-        <w:rPr>
-          <w:spacing w:val="-2"/>
-        </w:rPr>
-      </w:pPr>
-    </w:p>
-    <w:p>
-      <w:pPr>
-        <w:pStyle w:val="Heading2"/>
-        <w:spacing w:before="0"/>
-        <w:ind w:left="5" w:right="344" w:firstLine="0"/>
-        <w:jc w:val="center"/>
-        <w:rPr>
-          <w:spacing w:val="-2"/>
-        </w:rPr>
-      </w:pPr>
-    </w:p>
-    <w:p>
-      <w:pPr>
-        <w:pStyle w:val="Heading2"/>
+        <w:pStyle w:val="3"/>
         <w:spacing w:before="0"/>
         <w:ind w:left="2880" w:right="344" w:firstLine="720"/>
         <w:rPr>
@@ -4055,7 +4247,7 @@
     </w:p>
     <w:p>
       <w:pPr>
-        <w:pStyle w:val="BodyText"/>
+        <w:pStyle w:val="7"/>
         <w:spacing w:before="21"/>
         <w:rPr>
           <w:rFonts w:ascii="Arial"/>
@@ -4065,110 +4257,287 @@
     </w:p>
     <w:p>
       <w:pPr>
-        <w:spacing w:line="360" w:lineRule="auto"/>
-        <w:rPr>
-          <w:sz w:val="24"/>
-        </w:rPr>
-      </w:pPr>
-    </w:p>
-    <w:p>
-      <w:pPr>
-        <w:spacing w:line="360" w:lineRule="auto"/>
-        <w:rPr>
-          <w:sz w:val="24"/>
-          <w:szCs w:val="24"/>
-        </w:rPr>
-      </w:pPr>
-      <w:proofErr w:type="spellStart"/>
-      <w:r>
-        <w:rPr>
-          <w:sz w:val="24"/>
-          <w:szCs w:val="24"/>
-        </w:rPr>
-        <w:t>geeksforgeeks</w:t>
-      </w:r>
-      <w:proofErr w:type="spellEnd"/>
-      <w:r>
-        <w:rPr>
-          <w:sz w:val="24"/>
-          <w:szCs w:val="24"/>
-        </w:rPr>
-        <w:t xml:space="preserve"> (HTML): https://www.geeksforgeeks.org/html-tutorial/</w:t>
-      </w:r>
-    </w:p>
-    <w:p>
-      <w:pPr>
-        <w:spacing w:line="360" w:lineRule="auto"/>
-        <w:rPr>
-          <w:sz w:val="24"/>
-          <w:szCs w:val="24"/>
-        </w:rPr>
-      </w:pPr>
-    </w:p>
-    <w:p>
-      <w:pPr>
-        <w:spacing w:line="360" w:lineRule="auto"/>
-        <w:rPr>
-          <w:sz w:val="24"/>
-          <w:szCs w:val="24"/>
-        </w:rPr>
-      </w:pPr>
-      <w:proofErr w:type="spellStart"/>
-      <w:r>
-        <w:rPr>
-          <w:sz w:val="24"/>
-          <w:szCs w:val="24"/>
-        </w:rPr>
-        <w:t>geeksforgeeks</w:t>
-      </w:r>
-      <w:proofErr w:type="spellEnd"/>
-      <w:r>
-        <w:rPr>
-          <w:sz w:val="24"/>
-          <w:szCs w:val="24"/>
-        </w:rPr>
-        <w:t xml:space="preserve"> (CSS): https://www.geeksforgeeks.org/css-tutorial/</w:t>
-      </w:r>
-    </w:p>
-    <w:p>
-      <w:pPr>
-        <w:spacing w:line="360" w:lineRule="auto"/>
-        <w:rPr>
-          <w:sz w:val="24"/>
-          <w:szCs w:val="24"/>
-        </w:rPr>
-      </w:pPr>
-    </w:p>
-    <w:p>
-      <w:pPr>
-        <w:spacing w:line="360" w:lineRule="auto"/>
-        <w:rPr>
-          <w:sz w:val="24"/>
-          <w:szCs w:val="24"/>
-        </w:rPr>
-        <w:sectPr>
-          <w:pgSz w:w="12240" w:h="15840"/>
-          <w:pgMar w:top="1540" w:right="1000" w:bottom="1200" w:left="1340" w:header="0" w:footer="1015" w:gutter="0"/>
-          <w:pgBorders w:offsetFrom="page">
-            <w:top w:val="double" w:sz="4" w:space="24" w:color="auto"/>
-            <w:left w:val="double" w:sz="4" w:space="24" w:color="auto"/>
-            <w:bottom w:val="double" w:sz="4" w:space="24" w:color="auto"/>
-            <w:right w:val="double" w:sz="4" w:space="24" w:color="auto"/>
-          </w:pgBorders>
-          <w:cols w:space="720"/>
-        </w:sectPr>
-      </w:pPr>
-      <w:r>
-        <w:rPr>
-          <w:sz w:val="24"/>
-          <w:szCs w:val="24"/>
-        </w:rPr>
-        <w:t>w3schools: https://www.w3schools.com/Html/</w:t>
-      </w:r>
-    </w:p>
-    <w:p>
-      <w:pPr>
-        <w:pStyle w:val="BodyText"/>
+        <w:pStyle w:val="7"/>
+        <w:numPr>
+          <w:ilvl w:val="0"/>
+          <w:numId w:val="5"/>
+        </w:numPr>
+        <w:spacing w:before="133" w:line="480" w:lineRule="auto"/>
+        <w:ind w:left="820" w:leftChars="0" w:hanging="360" w:firstLineChars="0"/>
+        <w:rPr>
+          <w:sz w:val="24"/>
+        </w:rPr>
+      </w:pPr>
+      <w:r>
+        <w:rPr>
+          <w:rFonts w:hint="default"/>
+          <w:sz w:val="24"/>
+        </w:rPr>
+        <w:t>·</w:t>
+      </w:r>
+      <w:r>
+        <w:rPr>
+          <w:rFonts w:hint="eastAsia"/>
+          <w:sz w:val="24"/>
+        </w:rPr>
+        <w:t xml:space="preserve">    </w:t>
+      </w:r>
+      <w:r>
+        <w:rPr>
+          <w:sz w:val="24"/>
+        </w:rPr>
+        <w:t>GeeksforGeeks – HTML Tutorial.</w:t>
+      </w:r>
+      <w:r>
+        <w:rPr>
+          <w:sz w:val="24"/>
+        </w:rPr>
+        <w:br w:type="textWrapping"/>
+      </w:r>
+      <w:r>
+        <w:rPr>
+          <w:sz w:val="24"/>
+        </w:rPr>
+        <w:fldChar w:fldCharType="begin"/>
+      </w:r>
+      <w:r>
+        <w:rPr>
+          <w:sz w:val="24"/>
+        </w:rPr>
+        <w:instrText xml:space="preserve"> HYPERLINK "https://www.geeksforgeeks.org/html-tutorial/" \t "_new" </w:instrText>
+      </w:r>
+      <w:r>
+        <w:rPr>
+          <w:sz w:val="24"/>
+        </w:rPr>
+        <w:fldChar w:fldCharType="separate"/>
+      </w:r>
+      <w:r>
+        <w:rPr>
+          <w:sz w:val="24"/>
+        </w:rPr>
+        <w:t>https://www.geeksforgeeks.org/html-tutorial/</w:t>
+      </w:r>
+      <w:r>
+        <w:rPr>
+          <w:sz w:val="24"/>
+        </w:rPr>
+        <w:fldChar w:fldCharType="end"/>
+      </w:r>
+    </w:p>
+    <w:p>
+      <w:pPr>
+        <w:pStyle w:val="7"/>
+        <w:numPr>
+          <w:ilvl w:val="0"/>
+          <w:numId w:val="5"/>
+        </w:numPr>
+        <w:spacing w:before="133" w:line="480" w:lineRule="auto"/>
+        <w:ind w:left="820" w:leftChars="0" w:hanging="360" w:firstLineChars="0"/>
+        <w:rPr>
+          <w:sz w:val="24"/>
+        </w:rPr>
+      </w:pPr>
+      <w:r>
+        <w:rPr>
+          <w:rFonts w:hint="default"/>
+          <w:sz w:val="24"/>
+        </w:rPr>
+        <w:t>·</w:t>
+      </w:r>
+      <w:r>
+        <w:rPr>
+          <w:rFonts w:hint="eastAsia"/>
+          <w:sz w:val="24"/>
+        </w:rPr>
+        <w:t xml:space="preserve">    </w:t>
+      </w:r>
+      <w:r>
+        <w:rPr>
+          <w:sz w:val="24"/>
+        </w:rPr>
+        <w:t>GeeksforGeeks – CSS Tutorial.</w:t>
+      </w:r>
+      <w:r>
+        <w:rPr>
+          <w:sz w:val="24"/>
+        </w:rPr>
+        <w:br w:type="textWrapping"/>
+      </w:r>
+      <w:r>
+        <w:rPr>
+          <w:sz w:val="24"/>
+        </w:rPr>
+        <w:fldChar w:fldCharType="begin"/>
+      </w:r>
+      <w:r>
+        <w:rPr>
+          <w:sz w:val="24"/>
+        </w:rPr>
+        <w:instrText xml:space="preserve"> HYPERLINK "https://www.geeksforgeeks.org/css-tutorial/" \t "_new" </w:instrText>
+      </w:r>
+      <w:r>
+        <w:rPr>
+          <w:sz w:val="24"/>
+        </w:rPr>
+        <w:fldChar w:fldCharType="separate"/>
+      </w:r>
+      <w:r>
+        <w:rPr>
+          <w:sz w:val="24"/>
+        </w:rPr>
+        <w:t>https://www.geeksforgeeks.org/css-tutorial/</w:t>
+      </w:r>
+      <w:r>
+        <w:rPr>
+          <w:sz w:val="24"/>
+        </w:rPr>
+        <w:fldChar w:fldCharType="end"/>
+      </w:r>
+    </w:p>
+    <w:p>
+      <w:pPr>
+        <w:pStyle w:val="7"/>
+        <w:numPr>
+          <w:ilvl w:val="0"/>
+          <w:numId w:val="5"/>
+        </w:numPr>
+        <w:spacing w:before="133" w:line="480" w:lineRule="auto"/>
+        <w:ind w:left="820" w:leftChars="0" w:hanging="360" w:firstLineChars="0"/>
+        <w:rPr>
+          <w:sz w:val="24"/>
+        </w:rPr>
+      </w:pPr>
+      <w:r>
+        <w:rPr>
+          <w:rFonts w:hint="default"/>
+          <w:sz w:val="24"/>
+        </w:rPr>
+        <w:t>·</w:t>
+      </w:r>
+      <w:r>
+        <w:rPr>
+          <w:rFonts w:hint="eastAsia"/>
+          <w:sz w:val="24"/>
+        </w:rPr>
+        <w:t xml:space="preserve">    </w:t>
+      </w:r>
+      <w:r>
+        <w:rPr>
+          <w:sz w:val="24"/>
+        </w:rPr>
+        <w:t>W3Schools – JavaScript Reference.</w:t>
+      </w:r>
+      <w:r>
+        <w:rPr>
+          <w:sz w:val="24"/>
+        </w:rPr>
+        <w:br w:type="textWrapping"/>
+      </w:r>
+      <w:r>
+        <w:rPr>
+          <w:sz w:val="24"/>
+        </w:rPr>
+        <w:fldChar w:fldCharType="begin"/>
+      </w:r>
+      <w:r>
+        <w:rPr>
+          <w:sz w:val="24"/>
+        </w:rPr>
+        <w:instrText xml:space="preserve"> HYPERLINK "https://www.w3schools.com/js/" \t "_new" </w:instrText>
+      </w:r>
+      <w:r>
+        <w:rPr>
+          <w:sz w:val="24"/>
+        </w:rPr>
+        <w:fldChar w:fldCharType="separate"/>
+      </w:r>
+      <w:r>
+        <w:rPr>
+          <w:sz w:val="24"/>
+        </w:rPr>
+        <w:t>https://www.w3schools.com/js/</w:t>
+      </w:r>
+      <w:r>
+        <w:rPr>
+          <w:sz w:val="24"/>
+        </w:rPr>
+        <w:fldChar w:fldCharType="end"/>
+      </w:r>
+    </w:p>
+    <w:p>
+      <w:pPr>
+        <w:pStyle w:val="7"/>
+        <w:numPr>
+          <w:ilvl w:val="0"/>
+          <w:numId w:val="5"/>
+        </w:numPr>
+        <w:spacing w:before="133" w:line="480" w:lineRule="auto"/>
+        <w:ind w:left="820" w:leftChars="0" w:hanging="360" w:firstLineChars="0"/>
+        <w:rPr>
+          <w:sz w:val="24"/>
+        </w:rPr>
+      </w:pPr>
+      <w:r>
+        <w:rPr>
+          <w:rFonts w:hint="default"/>
+          <w:sz w:val="24"/>
+        </w:rPr>
+        <w:t>·</w:t>
+      </w:r>
+      <w:r>
+        <w:rPr>
+          <w:rFonts w:hint="eastAsia"/>
+          <w:sz w:val="24"/>
+        </w:rPr>
+        <w:t xml:space="preserve">   </w:t>
+      </w:r>
+      <w:r>
+        <w:rPr>
+          <w:sz w:val="24"/>
+        </w:rPr>
+        <w:t>EmailJS Documentation – Client-side email service.</w:t>
+      </w:r>
+      <w:r>
+        <w:rPr>
+          <w:sz w:val="24"/>
+        </w:rPr>
+        <w:br w:type="textWrapping"/>
+      </w:r>
+      <w:r>
+        <w:rPr>
+          <w:sz w:val="24"/>
+        </w:rPr>
+        <w:fldChar w:fldCharType="begin"/>
+      </w:r>
+      <w:r>
+        <w:rPr>
+          <w:sz w:val="24"/>
+        </w:rPr>
+        <w:instrText xml:space="preserve"> HYPERLINK "https://www.emailjs.com/docs/" \t "_new" </w:instrText>
+      </w:r>
+      <w:r>
+        <w:rPr>
+          <w:sz w:val="24"/>
+        </w:rPr>
+        <w:fldChar w:fldCharType="separate"/>
+      </w:r>
+      <w:r>
+        <w:rPr>
+          <w:sz w:val="24"/>
+        </w:rPr>
+        <w:t>https://www.emailjs.com/docs/</w:t>
+      </w:r>
+      <w:r>
+        <w:rPr>
+          <w:sz w:val="24"/>
+        </w:rPr>
+        <w:fldChar w:fldCharType="end"/>
+      </w:r>
+    </w:p>
+    <w:p>
+      <w:pPr>
+        <w:pStyle w:val="7"/>
         <w:spacing w:before="133"/>
         <w:rPr>
           <w:rFonts w:ascii="Calibri" w:hAnsi="Calibri"/>
@@ -4179,54 +4548,32 @@
       <w:pgSz w:w="12240" w:h="15840"/>
       <w:pgMar w:top="1540" w:right="1000" w:bottom="1200" w:left="1340" w:header="0" w:footer="1015" w:gutter="0"/>
       <w:pgBorders w:offsetFrom="page">
-        <w:top w:val="double" w:sz="4" w:space="24" w:color="auto"/>
-        <w:left w:val="double" w:sz="4" w:space="24" w:color="auto"/>
-        <w:bottom w:val="double" w:sz="4" w:space="24" w:color="auto"/>
-        <w:right w:val="double" w:sz="4" w:space="24" w:color="auto"/>
+        <w:top w:val="double" w:color="auto" w:sz="4" w:space="24"/>
+        <w:left w:val="double" w:color="auto" w:sz="4" w:space="24"/>
+        <w:bottom w:val="double" w:color="auto" w:sz="4" w:space="24"/>
+        <w:right w:val="double" w:color="auto" w:sz="4" w:space="24"/>
       </w:pgBorders>
-      <w:cols w:space="720"/>
+      <w:cols w:space="720" w:num="1"/>
     </w:sectPr>
   </w:body>
 </w:document>
 </file>
 
-<file path=word/endnotes.xml><?xml version="1.0" encoding="utf-8"?>
-<w:endnotes xmlns:wpc="http://schemas.microsoft.com/office/word/2010/wordprocessingCanvas" xmlns:cx="http://schemas.microsoft.com/office/drawing/2014/chartex" xmlns:cx1="http://schemas.microsoft.com/office/drawing/2015/9/8/chartex" xmlns:cx2="http://schemas.microsoft.com/office/drawing/2015/10/21/chartex" xmlns:cx3="http://schemas.microsoft.com/office/drawing/2016/5/9/chartex" xmlns:cx4="http://schemas.microsoft.com/office/drawing/2016/5/10/chartex" xmlns:cx5="http://schemas.microsoft.com/office/drawing/2016/5/11/chartex" xmlns:cx6="http://schemas.microsoft.com/office/drawing/2016/5/12/chartex" xmlns:cx7="http://schemas.microsoft.com/office/drawing/2016/5/13/chartex" xmlns:cx8="http://schemas.microsoft.com/office/drawing/2016/5/14/chartex" xmlns:mc="http://schemas.openxmlformats.org/markup-compatibility/2006" xmlns:aink="http://schemas.microsoft.com/office/drawing/2016/ink" xmlns:am3d="http://schemas.microsoft.com/office/drawing/2017/model3d" xmlns:o="urn:schemas-microsoft-com:office:office" xmlns:oel="http://schemas.microsoft.com/office/2019/extlst" xmlns:r="http://schemas.openxmlformats.org/officeDocument/2006/relationships" xmlns:m="http://schemas.openxmlformats.org/officeDocument/2006/math" xmlns:v="urn:schemas-microsoft-com:vml" xmlns:wp14="http://schemas.microsoft.com/office/word/2010/wordprocessingDrawing" xmlns:wp="http://schemas.openxmlformats.org/drawingml/2006/wordprocessingDrawing" xmlns:w10="urn:schemas-microsoft-com:office:word" xmlns:w="http://schemas.openxmlformats.org/wordprocessingml/2006/main" xmlns:w14="http://schemas.microsoft.com/office/word/2010/wordml" xmlns:w15="http://schemas.microsoft.com/office/word/2012/wordml" xmlns:w16cex="http://schemas.microsoft.com/office/word/2018/wordml/cex" xmlns:w16cid="http://schemas.microsoft.com/office/word/2016/wordml/cid" xmlns:w16="http://schemas.microsoft.com/office/word/2018/wordml" xmlns:w16du="http://schemas.microsoft.com/office/word/2023/wordml/word16du" xmlns:w16sdtdh="http://schemas.microsoft.com/office/word/2020/wordml/sdtdatahash" xmlns:w16sdtfl="http://schemas.microsoft.com/office/word/2024/wordml/sdtformatlock" xmlns:w16se="http://schemas.microsoft.com/office/word/2015/wordml/symex" xmlns:wpg="http://schemas.microsoft.com/office/word/2010/wordprocessingGroup" xmlns:wpi="http://schemas.microsoft.com/office/word/2010/wordprocessingInk" xmlns:wne="http://schemas.microsoft.com/office/word/2006/wordml" xmlns:wps="http://schemas.microsoft.com/office/word/2010/wordprocessingShape" mc:Ignorable="w14 w15 w16se w16cid w16 w16cex w16sdtdh w16sdtfl w16du wp14">
-  <w:endnote w:type="separator" w:id="-1">
-    <w:p>
-      <w:r>
-        <w:separator/>
-      </w:r>
-    </w:p>
-  </w:endnote>
-  <w:endnote w:type="continuationSeparator" w:id="0">
-    <w:p>
-      <w:r>
-        <w:continuationSeparator/>
-      </w:r>
-    </w:p>
-  </w:endnote>
-</w:endnotes>
-</file>
-
 <file path=word/footer1.xml><?xml version="1.0" encoding="utf-8"?>
-<w:ftr xmlns:wpc="http://schemas.microsoft.com/office/word/2010/wordprocessingCanvas" xmlns:cx="http://schemas.microsoft.com/office/drawing/2014/chartex" xmlns:cx1="http://schemas.microsoft.com/office/drawing/2015/9/8/chartex" xmlns:cx2="http://schemas.microsoft.com/office/drawing/2015/10/21/chartex" xmlns:cx3="http://schemas.microsoft.com/office/drawing/2016/5/9/chartex" xmlns:cx4="http://schemas.microsoft.com/office/drawing/2016/5/10/chartex" xmlns:cx5="http://schemas.microsoft.com/office/drawing/2016/5/11/chartex" xmlns:cx6="http://schemas.microsoft.com/office/drawing/2016/5/12/chartex" xmlns:cx7="http://schemas.microsoft.com/office/drawing/2016/5/13/chartex" xmlns:cx8="http://schemas.microsoft.com/office/drawing/2016/5/14/chartex" xmlns:mc="http://schemas.openxmlformats.org/markup-compatibility/2006" xmlns:aink="http://schemas.microsoft.com/office/drawing/2016/ink" xmlns:am3d="http://schemas.microsoft.com/office/drawing/2017/model3d" xmlns:o="urn:schemas-microsoft-com:office:office" xmlns:oel="http://schemas.microsoft.com/office/2019/extlst" xmlns:r="http://schemas.openxmlformats.org/officeDocument/2006/relationships" xmlns:m="http://schemas.openxmlformats.org/officeDocument/2006/math" xmlns:v="urn:schemas-microsoft-com:vml" xmlns:wp14="http://schemas.microsoft.com/office/word/2010/wordprocessingDrawing" xmlns:wp="http://schemas.openxmlformats.org/drawingml/2006/wordprocessingDrawing" xmlns:w10="urn:schemas-microsoft-com:office:word" xmlns:w="http://schemas.openxmlformats.org/wordprocessingml/2006/main" xmlns:w14="http://schemas.microsoft.com/office/word/2010/wordml" xmlns:w15="http://schemas.microsoft.com/office/word/2012/wordml" xmlns:w16cex="http://schemas.microsoft.com/office/word/2018/wordml/cex" xmlns:w16cid="http://schemas.microsoft.com/office/word/2016/wordml/cid" xmlns:w16="http://schemas.microsoft.com/office/word/2018/wordml" xmlns:w16du="http://schemas.microsoft.com/office/word/2023/wordml/word16du" xmlns:w16sdtdh="http://schemas.microsoft.com/office/word/2020/wordml/sdtdatahash" xmlns:w16sdtfl="http://schemas.microsoft.com/office/word/2024/wordml/sdtformatlock" xmlns:w16se="http://schemas.microsoft.com/office/word/2015/wordml/symex" xmlns:wpg="http://schemas.microsoft.com/office/word/2010/wordprocessingGroup" xmlns:wpi="http://schemas.microsoft.com/office/word/2010/wordprocessingInk" xmlns:wne="http://schemas.microsoft.com/office/word/2006/wordml" xmlns:wps="http://schemas.microsoft.com/office/word/2010/wordprocessingShape" mc:Ignorable="w14 w15 w16se w16cid w16 w16cex w16sdtdh w16sdtfl w16du wp14">
+<w:ftr xmlns:wpc="http://schemas.microsoft.com/office/word/2010/wordprocessingCanvas" xmlns:mc="http://schemas.openxmlformats.org/markup-compatibility/2006" xmlns:o="urn:schemas-microsoft-com:office:office" xmlns:r="http://schemas.openxmlformats.org/officeDocument/2006/relationships" xmlns:m="http://schemas.openxmlformats.org/officeDocument/2006/math" xmlns:v="urn:schemas-microsoft-com:vml" xmlns:wp14="http://schemas.microsoft.com/office/word/2010/wordprocessingDrawing" xmlns:wp="http://schemas.openxmlformats.org/drawingml/2006/wordprocessingDrawing" xmlns:w10="urn:schemas-microsoft-com:office:word" xmlns:w="http://schemas.openxmlformats.org/wordprocessingml/2006/main" xmlns:w14="http://schemas.microsoft.com/office/word/2010/wordml" xmlns:w15="http://schemas.microsoft.com/office/word/2012/wordml" xmlns:wpg="http://schemas.microsoft.com/office/word/2010/wordprocessingGroup" xmlns:wpi="http://schemas.microsoft.com/office/word/2010/wordprocessingInk" xmlns:wne="http://schemas.microsoft.com/office/word/2006/wordml" xmlns:wps="http://schemas.microsoft.com/office/word/2010/wordprocessingShape" xmlns:wpsCustomData="http://www.wps.cn/officeDocument/2013/wpsCustomData" mc:Ignorable="w14 w15 wp14">
   <w:p>
     <w:pPr>
-      <w:pStyle w:val="BodyText"/>
+      <w:pStyle w:val="7"/>
       <w:spacing w:line="14" w:lineRule="auto"/>
       <w:rPr>
         <w:sz w:val="20"/>
       </w:rPr>
     </w:pPr>
     <w:r>
-      <w:rPr>
-        <w:noProof/>
-      </w:rPr>
       <mc:AlternateContent>
         <mc:Choice Requires="wps">
           <w:drawing>
-            <wp:anchor distT="0" distB="0" distL="0" distR="0" simplePos="0" relativeHeight="251659264" behindDoc="1" locked="0" layoutInCell="1" allowOverlap="1" wp14:anchorId="74EB879E" wp14:editId="0ABE9F47">
+            <wp:anchor distT="0" distB="0" distL="0" distR="0" simplePos="0" relativeHeight="251659264" behindDoc="1" locked="0" layoutInCell="1" allowOverlap="1">
               <wp:simplePos x="0" y="0"/>
               <wp:positionH relativeFrom="page">
                 <wp:posOffset>3776980</wp:posOffset>
@@ -4311,12 +4658,12 @@
         </mc:Choice>
         <mc:Fallback>
           <w:pict>
-            <v:shapetype w14:anchorId="74EB879E" id="_x0000_t202" coordsize="21600,21600" o:spt="202" path="m,l,21600r21600,l21600,xe">
-              <v:stroke joinstyle="miter"/>
-              <v:path gradientshapeok="t" o:connecttype="rect"/>
-            </v:shapetype>
-            <v:shape id="Textbox 1" o:spid="_x0000_s1026" type="#_x0000_t202" style="position:absolute;margin-left:297.4pt;margin-top:730.25pt;width:18.3pt;height:13.05pt;z-index:-251657216;visibility:visible;mso-wrap-style:square;mso-wrap-distance-left:0;mso-wrap-distance-top:0;mso-wrap-distance-right:0;mso-wrap-distance-bottom:0;mso-position-horizontal:absolute;mso-position-horizontal-relative:page;mso-position-vertical:absolute;mso-position-vertical-relative:page;v-text-anchor:top" o:gfxdata="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" filled="f" stroked="f">
-              <v:textbox inset="0,0,0,0">
+            <v:shape id="Textbox 1" o:spid="_x0000_s1026" o:spt="202" type="#_x0000_t202" style="position:absolute;left:0pt;margin-left:297.4pt;margin-top:730.25pt;height:13.05pt;width:18.3pt;mso-position-horizontal-relative:page;mso-position-vertical-relative:page;z-index:-251657216;mso-width-relative:page;mso-height-relative:page;" filled="f" stroked="f" coordsize="21600,21600" o:gfxdata="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">
+              <v:fill on="f" focussize="0,0"/>
+              <v:stroke on="f"/>
+              <v:imagedata o:title=""/>
+              <o:lock v:ext="edit" aspectratio="f"/>
+              <v:textbox inset="0mm,0mm,0mm,0mm">
                 <w:txbxContent>
                   <w:p>
                     <w:pPr>
@@ -4364,7 +4711,6 @@
                   </w:p>
                 </w:txbxContent>
               </v:textbox>
-              <w10:wrap anchorx="page" anchory="page"/>
             </v:shape>
           </w:pict>
         </mc:Fallback>
@@ -4374,271 +4720,53 @@
 </w:ftr>
 </file>
 
-<file path=word/footnotes.xml><?xml version="1.0" encoding="utf-8"?>
-<w:footnotes xmlns:wpc="http://schemas.microsoft.com/office/word/2010/wordprocessingCanvas" xmlns:cx="http://schemas.microsoft.com/office/drawing/2014/chartex" xmlns:cx1="http://schemas.microsoft.com/office/drawing/2015/9/8/chartex" xmlns:cx2="http://schemas.microsoft.com/office/drawing/2015/10/21/chartex" xmlns:cx3="http://schemas.microsoft.com/office/drawing/2016/5/9/chartex" xmlns:cx4="http://schemas.microsoft.com/office/drawing/2016/5/10/chartex" xmlns:cx5="http://schemas.microsoft.com/office/drawing/2016/5/11/chartex" xmlns:cx6="http://schemas.microsoft.com/office/drawing/2016/5/12/chartex" xmlns:cx7="http://schemas.microsoft.com/office/drawing/2016/5/13/chartex" xmlns:cx8="http://schemas.microsoft.com/office/drawing/2016/5/14/chartex" xmlns:mc="http://schemas.openxmlformats.org/markup-compatibility/2006" xmlns:aink="http://schemas.microsoft.com/office/drawing/2016/ink" xmlns:am3d="http://schemas.microsoft.com/office/drawing/2017/model3d" xmlns:o="urn:schemas-microsoft-com:office:office" xmlns:oel="http://schemas.microsoft.com/office/2019/extlst" xmlns:r="http://schemas.openxmlformats.org/officeDocument/2006/relationships" xmlns:m="http://schemas.openxmlformats.org/officeDocument/2006/math" xmlns:v="urn:schemas-microsoft-com:vml" xmlns:wp14="http://schemas.microsoft.com/office/word/2010/wordprocessingDrawing" xmlns:wp="http://schemas.openxmlformats.org/drawingml/2006/wordprocessingDrawing" xmlns:w10="urn:schemas-microsoft-com:office:word" xmlns:w="http://schemas.openxmlformats.org/wordprocessingml/2006/main" xmlns:w14="http://schemas.microsoft.com/office/word/2010/wordml" xmlns:w15="http://schemas.microsoft.com/office/word/2012/wordml" xmlns:w16cex="http://schemas.microsoft.com/office/word/2018/wordml/cex" xmlns:w16cid="http://schemas.microsoft.com/office/word/2016/wordml/cid" xmlns:w16="http://schemas.microsoft.com/office/word/2018/wordml" xmlns:w16du="http://schemas.microsoft.com/office/word/2023/wordml/word16du" xmlns:w16sdtdh="http://schemas.microsoft.com/office/word/2020/wordml/sdtdatahash" xmlns:w16sdtfl="http://schemas.microsoft.com/office/word/2024/wordml/sdtformatlock" xmlns:w16se="http://schemas.microsoft.com/office/word/2015/wordml/symex" xmlns:wpg="http://schemas.microsoft.com/office/word/2010/wordprocessingGroup" xmlns:wpi="http://schemas.microsoft.com/office/word/2010/wordprocessingInk" xmlns:wne="http://schemas.microsoft.com/office/word/2006/wordml" xmlns:wps="http://schemas.microsoft.com/office/word/2010/wordprocessingShape" mc:Ignorable="w14 w15 w16se w16cid w16 w16cex w16sdtdh w16sdtfl w16du wp14">
-  <w:footnote w:type="separator" w:id="-1">
-    <w:p>
-      <w:r>
-        <w:separator/>
-      </w:r>
-    </w:p>
-  </w:footnote>
-  <w:footnote w:type="continuationSeparator" w:id="0">
-    <w:p>
-      <w:r>
-        <w:continuationSeparator/>
-      </w:r>
-    </w:p>
-  </w:footnote>
-</w:footnotes>
-</file>
-
 <file path=word/numbering.xml><?xml version="1.0" encoding="utf-8"?>
-<w:numbering xmlns:wpc="http://schemas.microsoft.com/office/word/2010/wordprocessingCanvas" xmlns:cx="http://schemas.microsoft.com/office/drawing/2014/chartex" xmlns:cx1="http://schemas.microsoft.com/office/drawing/2015/9/8/chartex" xmlns:cx2="http://schemas.microsoft.com/office/drawing/2015/10/21/chartex" xmlns:cx3="http://schemas.microsoft.com/office/drawing/2016/5/9/chartex" xmlns:cx4="http://schemas.microsoft.com/office/drawing/2016/5/10/chartex" xmlns:cx5="http://schemas.microsoft.com/office/drawing/2016/5/11/chartex" xmlns:cx6="http://schemas.microsoft.com/office/drawing/2016/5/12/chartex" xmlns:cx7="http://schemas.microsoft.com/office/drawing/2016/5/13/chartex" xmlns:cx8="http://schemas.microsoft.com/office/drawing/2016/5/14/chartex" xmlns:mc="http://schemas.openxmlformats.org/markup-compatibility/2006" xmlns:aink="http://schemas.microsoft.com/office/drawing/2016/ink" xmlns:am3d="http://schemas.microsoft.com/office/drawing/2017/model3d" xmlns:o="urn:schemas-microsoft-com:office:office" xmlns:oel="http://schemas.microsoft.com/office/2019/extlst" xmlns:r="http://schemas.openxmlformats.org/officeDocument/2006/relationships" xmlns:m="http://schemas.openxmlformats.org/officeDocument/2006/math" xmlns:v="urn:schemas-microsoft-com:vml" xmlns:wp14="http://schemas.microsoft.com/office/word/2010/wordprocessingDrawing" xmlns:wp="http://schemas.openxmlformats.org/drawingml/2006/wordprocessingDrawing" xmlns:w10="urn:schemas-microsoft-com:office:word" xmlns:w="http://schemas.openxmlformats.org/wordprocessingml/2006/main" xmlns:w14="http://schemas.microsoft.com/office/word/2010/wordml" xmlns:w15="http://schemas.microsoft.com/office/word/2012/wordml" xmlns:w16cex="http://schemas.microsoft.com/office/word/2018/wordml/cex" xmlns:w16cid="http://schemas.microsoft.com/office/word/2016/wordml/cid" xmlns:w16="http://schemas.microsoft.com/office/word/2018/wordml" xmlns:w16du="http://schemas.microsoft.com/office/word/2023/wordml/word16du" xmlns:w16sdtdh="http://schemas.microsoft.com/office/word/2020/wordml/sdtdatahash" xmlns:w16sdtfl="http://schemas.microsoft.com/office/word/2024/wordml/sdtformatlock" xmlns:w16se="http://schemas.microsoft.com/office/word/2015/wordml/symex" xmlns:wpg="http://schemas.microsoft.com/office/word/2010/wordprocessingGroup" xmlns:wpi="http://schemas.microsoft.com/office/word/2010/wordprocessingInk" xmlns:wne="http://schemas.microsoft.com/office/word/2006/wordml" xmlns:wps="http://schemas.microsoft.com/office/word/2010/wordprocessingShape" mc:Ignorable="w14 w15 w16se w16cid w16 w16cex w16sdtdh w16sdtfl w16du wp14">
-  <w:abstractNum w:abstractNumId="0" w15:restartNumberingAfterBreak="0">
-    <w:nsid w:val="18616503"/>
-    <w:multiLevelType w:val="multilevel"/>
-    <w:tmpl w:val="18616503"/>
-    <w:lvl w:ilvl="0">
+<w:numbering xmlns:wpc="http://schemas.microsoft.com/office/word/2010/wordprocessingCanvas" xmlns:mc="http://schemas.openxmlformats.org/markup-compatibility/2006" xmlns:o="urn:schemas-microsoft-com:office:office" xmlns:r="http://schemas.openxmlformats.org/officeDocument/2006/relationships" xmlns:m="http://schemas.openxmlformats.org/officeDocument/2006/math" xmlns:v="urn:schemas-microsoft-com:vml" xmlns:wp14="http://schemas.microsoft.com/office/word/2010/wordprocessingDrawing" xmlns:wp="http://schemas.openxmlformats.org/drawingml/2006/wordprocessingDrawing" xmlns:w10="urn:schemas-microsoft-com:office:word" xmlns:w="http://schemas.openxmlformats.org/wordprocessingml/2006/main" xmlns:w14="http://schemas.microsoft.com/office/word/2010/wordml" xmlns:wpg="http://schemas.microsoft.com/office/word/2010/wordprocessingGroup" xmlns:wpi="http://schemas.microsoft.com/office/word/2010/wordprocessingInk" xmlns:wne="http://schemas.microsoft.com/office/word/2006/wordml" xmlns:wps="http://schemas.microsoft.com/office/word/2010/wordprocessingShape" xmlns:wpsCustomData="http://www.wps.cn/officeDocument/2013/wpsCustomData" mc:Ignorable="w14 wp14">
+  <w:abstractNum w:abstractNumId="0">
+    <w:nsid w:val="F0E893D7"/>
+    <w:multiLevelType w:val="singleLevel"/>
+    <w:tmpl w:val="F0E893D7"/>
+    <w:lvl w:ilvl="0" w:tentative="0">
+      <w:start w:val="1"/>
+      <w:numFmt w:val="bullet"/>
+      <w:lvlText w:val=""/>
+      <w:lvlJc w:val="left"/>
+      <w:pPr>
+        <w:tabs>
+          <w:tab w:val="left" w:pos="420"/>
+        </w:tabs>
+        <w:ind w:left="420" w:leftChars="0" w:hanging="420" w:firstLineChars="0"/>
+      </w:pPr>
+      <w:rPr>
+        <w:rFonts w:hint="default" w:ascii="Wingdings" w:hAnsi="Wingdings"/>
+      </w:rPr>
+    </w:lvl>
+  </w:abstractNum>
+  <w:abstractNum w:abstractNumId="1">
+    <w:nsid w:val="175CBEE0"/>
+    <w:multiLevelType w:val="singleLevel"/>
+    <w:tmpl w:val="175CBEE0"/>
+    <w:lvl w:ilvl="0" w:tentative="0">
       <w:start w:val="1"/>
       <w:numFmt w:val="decimal"/>
       <w:lvlText w:val="%1."/>
       <w:lvlJc w:val="left"/>
       <w:pPr>
-        <w:ind w:left="720" w:hanging="360"/>
+        <w:tabs>
+          <w:tab w:val="left" w:pos="425"/>
+        </w:tabs>
+        <w:ind w:left="425" w:leftChars="0" w:hanging="425" w:firstLineChars="0"/>
       </w:pPr>
       <w:rPr>
         <w:rFonts w:hint="default"/>
-        <w:b/>
-      </w:rPr>
-    </w:lvl>
-    <w:lvl w:ilvl="1">
-      <w:start w:val="1"/>
-      <w:numFmt w:val="lowerLetter"/>
-      <w:lvlText w:val="%2."/>
-      <w:lvlJc w:val="left"/>
-      <w:pPr>
-        <w:ind w:left="1440" w:hanging="360"/>
-      </w:pPr>
-    </w:lvl>
-    <w:lvl w:ilvl="2">
-      <w:start w:val="1"/>
-      <w:numFmt w:val="lowerRoman"/>
-      <w:lvlText w:val="%3."/>
-      <w:lvlJc w:val="right"/>
-      <w:pPr>
-        <w:ind w:left="2160" w:hanging="180"/>
-      </w:pPr>
-    </w:lvl>
-    <w:lvl w:ilvl="3">
-      <w:start w:val="1"/>
-      <w:numFmt w:val="decimal"/>
-      <w:lvlText w:val="%4."/>
-      <w:lvlJc w:val="left"/>
-      <w:pPr>
-        <w:ind w:left="2880" w:hanging="360"/>
-      </w:pPr>
-    </w:lvl>
-    <w:lvl w:ilvl="4">
-      <w:start w:val="1"/>
-      <w:numFmt w:val="lowerLetter"/>
-      <w:lvlText w:val="%5."/>
-      <w:lvlJc w:val="left"/>
-      <w:pPr>
-        <w:ind w:left="3600" w:hanging="360"/>
-      </w:pPr>
-    </w:lvl>
-    <w:lvl w:ilvl="5">
-      <w:start w:val="1"/>
-      <w:numFmt w:val="lowerRoman"/>
-      <w:lvlText w:val="%6."/>
-      <w:lvlJc w:val="right"/>
-      <w:pPr>
-        <w:ind w:left="4320" w:hanging="180"/>
-      </w:pPr>
-    </w:lvl>
-    <w:lvl w:ilvl="6">
-      <w:start w:val="1"/>
-      <w:numFmt w:val="decimal"/>
-      <w:lvlText w:val="%7."/>
-      <w:lvlJc w:val="left"/>
-      <w:pPr>
-        <w:ind w:left="5040" w:hanging="360"/>
-      </w:pPr>
-    </w:lvl>
-    <w:lvl w:ilvl="7">
-      <w:start w:val="1"/>
-      <w:numFmt w:val="lowerLetter"/>
-      <w:lvlText w:val="%8."/>
-      <w:lvlJc w:val="left"/>
-      <w:pPr>
-        <w:ind w:left="5760" w:hanging="360"/>
-      </w:pPr>
-    </w:lvl>
-    <w:lvl w:ilvl="8">
-      <w:start w:val="1"/>
-      <w:numFmt w:val="lowerRoman"/>
-      <w:lvlText w:val="%9."/>
-      <w:lvlJc w:val="right"/>
-      <w:pPr>
-        <w:ind w:left="6480" w:hanging="180"/>
-      </w:pPr>
-    </w:lvl>
-  </w:abstractNum>
-  <w:abstractNum w:abstractNumId="1" w15:restartNumberingAfterBreak="0">
-    <w:nsid w:val="2B050B51"/>
-    <w:multiLevelType w:val="multilevel"/>
-    <w:tmpl w:val="2B050B51"/>
-    <w:lvl w:ilvl="0">
-      <w:start w:val="1"/>
-      <w:numFmt w:val="bullet"/>
-      <w:lvlText w:val=""/>
-      <w:lvlJc w:val="left"/>
-      <w:pPr>
-        <w:tabs>
-          <w:tab w:val="left" w:pos="720"/>
-        </w:tabs>
-        <w:ind w:left="720" w:hanging="360"/>
-      </w:pPr>
-      <w:rPr>
-        <w:rFonts w:ascii="Symbol" w:hAnsi="Symbol" w:hint="default"/>
-        <w:sz w:val="20"/>
-      </w:rPr>
-    </w:lvl>
-    <w:lvl w:ilvl="1">
-      <w:start w:val="1"/>
-      <w:numFmt w:val="bullet"/>
-      <w:lvlText w:val="o"/>
-      <w:lvlJc w:val="left"/>
-      <w:pPr>
-        <w:tabs>
-          <w:tab w:val="left" w:pos="1440"/>
-        </w:tabs>
-        <w:ind w:left="1440" w:hanging="360"/>
-      </w:pPr>
-      <w:rPr>
-        <w:rFonts w:ascii="Courier New" w:hAnsi="Courier New" w:hint="default"/>
-        <w:sz w:val="20"/>
-      </w:rPr>
-    </w:lvl>
-    <w:lvl w:ilvl="2">
-      <w:start w:val="1"/>
-      <w:numFmt w:val="bullet"/>
-      <w:lvlText w:val=""/>
-      <w:lvlJc w:val="left"/>
-      <w:pPr>
-        <w:tabs>
-          <w:tab w:val="left" w:pos="2160"/>
-        </w:tabs>
-        <w:ind w:left="2160" w:hanging="360"/>
-      </w:pPr>
-      <w:rPr>
-        <w:rFonts w:ascii="Wingdings" w:hAnsi="Wingdings" w:hint="default"/>
-        <w:sz w:val="20"/>
-      </w:rPr>
-    </w:lvl>
-    <w:lvl w:ilvl="3">
-      <w:start w:val="1"/>
-      <w:numFmt w:val="bullet"/>
-      <w:lvlText w:val=""/>
-      <w:lvlJc w:val="left"/>
-      <w:pPr>
-        <w:tabs>
-          <w:tab w:val="left" w:pos="2880"/>
-        </w:tabs>
-        <w:ind w:left="2880" w:hanging="360"/>
-      </w:pPr>
-      <w:rPr>
-        <w:rFonts w:ascii="Wingdings" w:hAnsi="Wingdings" w:hint="default"/>
-        <w:sz w:val="20"/>
-      </w:rPr>
-    </w:lvl>
-    <w:lvl w:ilvl="4">
-      <w:start w:val="1"/>
-      <w:numFmt w:val="bullet"/>
-      <w:lvlText w:val=""/>
-      <w:lvlJc w:val="left"/>
-      <w:pPr>
-        <w:tabs>
-          <w:tab w:val="left" w:pos="3600"/>
-        </w:tabs>
-        <w:ind w:left="3600" w:hanging="360"/>
-      </w:pPr>
-      <w:rPr>
-        <w:rFonts w:ascii="Wingdings" w:hAnsi="Wingdings" w:hint="default"/>
-        <w:sz w:val="20"/>
-      </w:rPr>
-    </w:lvl>
-    <w:lvl w:ilvl="5">
-      <w:start w:val="1"/>
-      <w:numFmt w:val="bullet"/>
-      <w:lvlText w:val=""/>
-      <w:lvlJc w:val="left"/>
-      <w:pPr>
-        <w:tabs>
-          <w:tab w:val="left" w:pos="4320"/>
-        </w:tabs>
-        <w:ind w:left="4320" w:hanging="360"/>
-      </w:pPr>
-      <w:rPr>
-        <w:rFonts w:ascii="Wingdings" w:hAnsi="Wingdings" w:hint="default"/>
-        <w:sz w:val="20"/>
-      </w:rPr>
-    </w:lvl>
-    <w:lvl w:ilvl="6">
-      <w:start w:val="1"/>
-      <w:numFmt w:val="bullet"/>
-      <w:lvlText w:val=""/>
-      <w:lvlJc w:val="left"/>
-      <w:pPr>
-        <w:tabs>
-          <w:tab w:val="left" w:pos="5040"/>
-        </w:tabs>
-        <w:ind w:left="5040" w:hanging="360"/>
-      </w:pPr>
-      <w:rPr>
-        <w:rFonts w:ascii="Wingdings" w:hAnsi="Wingdings" w:hint="default"/>
-        <w:sz w:val="20"/>
-      </w:rPr>
-    </w:lvl>
-    <w:lvl w:ilvl="7">
-      <w:start w:val="1"/>
-      <w:numFmt w:val="bullet"/>
-      <w:lvlText w:val=""/>
-      <w:lvlJc w:val="left"/>
-      <w:pPr>
-        <w:tabs>
-          <w:tab w:val="left" w:pos="5760"/>
-        </w:tabs>
-        <w:ind w:left="5760" w:hanging="360"/>
-      </w:pPr>
-      <w:rPr>
-        <w:rFonts w:ascii="Wingdings" w:hAnsi="Wingdings" w:hint="default"/>
-        <w:sz w:val="20"/>
-      </w:rPr>
-    </w:lvl>
-    <w:lvl w:ilvl="8">
-      <w:start w:val="1"/>
-      <w:numFmt w:val="bullet"/>
-      <w:lvlText w:val=""/>
-      <w:lvlJc w:val="left"/>
-      <w:pPr>
-        <w:tabs>
-          <w:tab w:val="left" w:pos="6480"/>
-        </w:tabs>
-        <w:ind w:left="6480" w:hanging="360"/>
-      </w:pPr>
-      <w:rPr>
-        <w:rFonts w:ascii="Wingdings" w:hAnsi="Wingdings" w:hint="default"/>
-        <w:sz w:val="20"/>
       </w:rPr>
     </w:lvl>
   </w:abstractNum>
-  <w:abstractNum w:abstractNumId="2" w15:restartNumberingAfterBreak="0">
+  <w:abstractNum w:abstractNumId="2">
     <w:nsid w:val="44397530"/>
     <w:multiLevelType w:val="multilevel"/>
     <w:tmpl w:val="44397530"/>
-    <w:lvl w:ilvl="0">
+    <w:lvl w:ilvl="0" w:tentative="0">
       <w:start w:val="1"/>
       <w:numFmt w:val="decimal"/>
       <w:lvlText w:val="%1."/>
@@ -4660,7 +4788,7 @@
         <w:lang w:val="en-US" w:eastAsia="en-US" w:bidi="ar-SA"/>
       </w:rPr>
     </w:lvl>
-    <w:lvl w:ilvl="1">
+    <w:lvl w:ilvl="1" w:tentative="0">
       <w:start w:val="1"/>
       <w:numFmt w:val="decimal"/>
       <w:lvlText w:val="%1.%2"/>
@@ -4669,7 +4797,7 @@
         <w:ind w:left="940" w:hanging="400"/>
       </w:pPr>
       <w:rPr>
-        <w:rFonts w:ascii="Arial MT" w:eastAsia="Arial MT" w:hAnsi="Arial MT" w:cs="Arial MT" w:hint="default"/>
+        <w:rFonts w:hint="default" w:ascii="Arial MT" w:hAnsi="Arial MT" w:eastAsia="Arial MT" w:cs="Arial MT"/>
         <w:b w:val="0"/>
         <w:bCs w:val="0"/>
         <w:i w:val="0"/>
@@ -4681,7 +4809,8 @@
         <w:lang w:val="en-US" w:eastAsia="en-US" w:bidi="ar-SA"/>
       </w:rPr>
     </w:lvl>
-    <w:lvl w:ilvl="2">
+    <w:lvl w:ilvl="2" w:tentative="0">
+      <w:start w:val="0"/>
       <w:numFmt w:val="bullet"/>
       <w:lvlText w:val="•"/>
       <w:lvlJc w:val="left"/>
@@ -4693,7 +4822,8 @@
         <w:lang w:val="en-US" w:eastAsia="en-US" w:bidi="ar-SA"/>
       </w:rPr>
     </w:lvl>
-    <w:lvl w:ilvl="3">
+    <w:lvl w:ilvl="3" w:tentative="0">
+      <w:start w:val="0"/>
       <w:numFmt w:val="bullet"/>
       <w:lvlText w:val="•"/>
       <w:lvlJc w:val="left"/>
@@ -4705,7 +4835,8 @@
         <w:lang w:val="en-US" w:eastAsia="en-US" w:bidi="ar-SA"/>
       </w:rPr>
     </w:lvl>
-    <w:lvl w:ilvl="4">
+    <w:lvl w:ilvl="4" w:tentative="0">
+      <w:start w:val="0"/>
       <w:numFmt w:val="bullet"/>
       <w:lvlText w:val="•"/>
       <w:lvlJc w:val="left"/>
@@ -4717,7 +4848,8 @@
         <w:lang w:val="en-US" w:eastAsia="en-US" w:bidi="ar-SA"/>
       </w:rPr>
     </w:lvl>
-    <w:lvl w:ilvl="5">
+    <w:lvl w:ilvl="5" w:tentative="0">
+      <w:start w:val="0"/>
       <w:numFmt w:val="bullet"/>
       <w:lvlText w:val="•"/>
       <w:lvlJc w:val="left"/>
@@ -4729,7 +4861,8 @@
         <w:lang w:val="en-US" w:eastAsia="en-US" w:bidi="ar-SA"/>
       </w:rPr>
     </w:lvl>
-    <w:lvl w:ilvl="6">
+    <w:lvl w:ilvl="6" w:tentative="0">
+      <w:start w:val="0"/>
       <w:numFmt w:val="bullet"/>
       <w:lvlText w:val="•"/>
       <w:lvlJc w:val="left"/>
@@ -4741,7 +4874,8 @@
         <w:lang w:val="en-US" w:eastAsia="en-US" w:bidi="ar-SA"/>
       </w:rPr>
     </w:lvl>
-    <w:lvl w:ilvl="7">
+    <w:lvl w:ilvl="7" w:tentative="0">
+      <w:start w:val="0"/>
       <w:numFmt w:val="bullet"/>
       <w:lvlText w:val="•"/>
       <w:lvlJc w:val="left"/>
@@ -4753,7 +4887,8 @@
         <w:lang w:val="en-US" w:eastAsia="en-US" w:bidi="ar-SA"/>
       </w:rPr>
     </w:lvl>
-    <w:lvl w:ilvl="8">
+    <w:lvl w:ilvl="8" w:tentative="0">
+      <w:start w:val="0"/>
       <w:numFmt w:val="bullet"/>
       <w:lvlText w:val="•"/>
       <w:lvlJc w:val="left"/>
@@ -4766,11 +4901,11 @@
       </w:rPr>
     </w:lvl>
   </w:abstractNum>
-  <w:abstractNum w:abstractNumId="3" w15:restartNumberingAfterBreak="0">
+  <w:abstractNum w:abstractNumId="3">
     <w:nsid w:val="4D4523AA"/>
     <w:multiLevelType w:val="multilevel"/>
     <w:tmpl w:val="4D4523AA"/>
-    <w:lvl w:ilvl="0">
+    <w:lvl w:ilvl="0" w:tentative="0">
       <w:start w:val="1"/>
       <w:numFmt w:val="bullet"/>
       <w:lvlText w:val=""/>
@@ -4779,10 +4914,10 @@
         <w:ind w:left="820" w:hanging="360"/>
       </w:pPr>
       <w:rPr>
-        <w:rFonts w:ascii="Symbol" w:hAnsi="Symbol" w:hint="default"/>
+        <w:rFonts w:hint="default" w:ascii="Symbol" w:hAnsi="Symbol"/>
       </w:rPr>
     </w:lvl>
-    <w:lvl w:ilvl="1">
+    <w:lvl w:ilvl="1" w:tentative="0">
       <w:start w:val="1"/>
       <w:numFmt w:val="bullet"/>
       <w:lvlText w:val="o"/>
@@ -4791,10 +4926,10 @@
         <w:ind w:left="1540" w:hanging="360"/>
       </w:pPr>
       <w:rPr>
-        <w:rFonts w:ascii="Courier New" w:hAnsi="Courier New" w:cs="Courier New" w:hint="default"/>
+        <w:rFonts w:hint="default" w:ascii="Courier New" w:hAnsi="Courier New" w:cs="Courier New"/>
       </w:rPr>
     </w:lvl>
-    <w:lvl w:ilvl="2">
+    <w:lvl w:ilvl="2" w:tentative="0">
       <w:start w:val="1"/>
       <w:numFmt w:val="bullet"/>
       <w:lvlText w:val=""/>
@@ -4803,10 +4938,10 @@
         <w:ind w:left="2260" w:hanging="360"/>
       </w:pPr>
       <w:rPr>
-        <w:rFonts w:ascii="Wingdings" w:hAnsi="Wingdings" w:hint="default"/>
+        <w:rFonts w:hint="default" w:ascii="Wingdings" w:hAnsi="Wingdings"/>
       </w:rPr>
     </w:lvl>
-    <w:lvl w:ilvl="3">
+    <w:lvl w:ilvl="3" w:tentative="0">
       <w:start w:val="1"/>
       <w:numFmt w:val="bullet"/>
       <w:lvlText w:val=""/>
@@ -4815,10 +4950,10 @@
         <w:ind w:left="2980" w:hanging="360"/>
       </w:pPr>
       <w:rPr>
-        <w:rFonts w:ascii="Symbol" w:hAnsi="Symbol" w:hint="default"/>
+        <w:rFonts w:hint="default" w:ascii="Symbol" w:hAnsi="Symbol"/>
       </w:rPr>
     </w:lvl>
-    <w:lvl w:ilvl="4">
+    <w:lvl w:ilvl="4" w:tentative="0">
       <w:start w:val="1"/>
       <w:numFmt w:val="bullet"/>
       <w:lvlText w:val="o"/>
@@ -4827,10 +4962,10 @@
         <w:ind w:left="3700" w:hanging="360"/>
       </w:pPr>
       <w:rPr>
-        <w:rFonts w:ascii="Courier New" w:hAnsi="Courier New" w:cs="Courier New" w:hint="default"/>
+        <w:rFonts w:hint="default" w:ascii="Courier New" w:hAnsi="Courier New" w:cs="Courier New"/>
       </w:rPr>
     </w:lvl>
-    <w:lvl w:ilvl="5">
+    <w:lvl w:ilvl="5" w:tentative="0">
       <w:start w:val="1"/>
       <w:numFmt w:val="bullet"/>
       <w:lvlText w:val=""/>
@@ -4839,10 +4974,10 @@
         <w:ind w:left="4420" w:hanging="360"/>
       </w:pPr>
       <w:rPr>
-        <w:rFonts w:ascii="Wingdings" w:hAnsi="Wingdings" w:hint="default"/>
+        <w:rFonts w:hint="default" w:ascii="Wingdings" w:hAnsi="Wingdings"/>
       </w:rPr>
     </w:lvl>
-    <w:lvl w:ilvl="6">
+    <w:lvl w:ilvl="6" w:tentative="0">
       <w:start w:val="1"/>
       <w:numFmt w:val="bullet"/>
       <w:lvlText w:val=""/>
@@ -4851,10 +4986,10 @@
         <w:ind w:left="5140" w:hanging="360"/>
       </w:pPr>
       <w:rPr>
-        <w:rFonts w:ascii="Symbol" w:hAnsi="Symbol" w:hint="default"/>
+        <w:rFonts w:hint="default" w:ascii="Symbol" w:hAnsi="Symbol"/>
       </w:rPr>
     </w:lvl>
-    <w:lvl w:ilvl="7">
+    <w:lvl w:ilvl="7" w:tentative="0">
       <w:start w:val="1"/>
       <w:numFmt w:val="bullet"/>
       <w:lvlText w:val="o"/>
@@ -4863,10 +4998,10 @@
         <w:ind w:left="5860" w:hanging="360"/>
       </w:pPr>
       <w:rPr>
-        <w:rFonts w:ascii="Courier New" w:hAnsi="Courier New" w:cs="Courier New" w:hint="default"/>
+        <w:rFonts w:hint="default" w:ascii="Courier New" w:hAnsi="Courier New" w:cs="Courier New"/>
       </w:rPr>
     </w:lvl>
-    <w:lvl w:ilvl="8">
+    <w:lvl w:ilvl="8" w:tentative="0">
       <w:start w:val="1"/>
       <w:numFmt w:val="bullet"/>
       <w:lvlText w:val=""/>
@@ -4875,15 +5010,15 @@
         <w:ind w:left="6580" w:hanging="360"/>
       </w:pPr>
       <w:rPr>
-        <w:rFonts w:ascii="Wingdings" w:hAnsi="Wingdings" w:hint="default"/>
+        <w:rFonts w:hint="default" w:ascii="Wingdings" w:hAnsi="Wingdings"/>
       </w:rPr>
     </w:lvl>
   </w:abstractNum>
-  <w:abstractNum w:abstractNumId="4" w15:restartNumberingAfterBreak="0">
+  <w:abstractNum w:abstractNumId="4">
     <w:nsid w:val="57C8698F"/>
     <w:multiLevelType w:val="multilevel"/>
     <w:tmpl w:val="57C8698F"/>
-    <w:lvl w:ilvl="0">
+    <w:lvl w:ilvl="0" w:tentative="0">
       <w:start w:val="1"/>
       <w:numFmt w:val="decimal"/>
       <w:lvlText w:val="%1."/>
@@ -4899,7 +5034,7 @@
         <w:lang w:val="en-US" w:eastAsia="en-US" w:bidi="ar-SA"/>
       </w:rPr>
     </w:lvl>
-    <w:lvl w:ilvl="1">
+    <w:lvl w:ilvl="1" w:tentative="0">
       <w:start w:val="1"/>
       <w:numFmt w:val="decimal"/>
       <w:lvlText w:val="%1.%2"/>
@@ -4909,7 +5044,7 @@
         <w:jc w:val="right"/>
       </w:pPr>
       <w:rPr>
-        <w:rFonts w:ascii="Arial" w:eastAsia="Arial" w:hAnsi="Arial" w:cs="Arial" w:hint="default"/>
+        <w:rFonts w:hint="default" w:ascii="Arial" w:hAnsi="Arial" w:eastAsia="Arial" w:cs="Arial"/>
         <w:b/>
         <w:bCs/>
         <w:i w:val="0"/>
@@ -4921,7 +5056,8 @@
         <w:lang w:val="en-US" w:eastAsia="en-US" w:bidi="ar-SA"/>
       </w:rPr>
     </w:lvl>
-    <w:lvl w:ilvl="2">
+    <w:lvl w:ilvl="2" w:tentative="0">
+      <w:start w:val="0"/>
       <w:numFmt w:val="bullet"/>
       <w:lvlText w:val="●"/>
       <w:lvlJc w:val="left"/>
@@ -4929,7 +5065,7 @@
         <w:ind w:left="820" w:hanging="360"/>
       </w:pPr>
       <w:rPr>
-        <w:rFonts w:ascii="Times New Roman" w:eastAsia="Times New Roman" w:hAnsi="Times New Roman" w:cs="Times New Roman" w:hint="default"/>
+        <w:rFonts w:hint="default" w:ascii="Times New Roman" w:hAnsi="Times New Roman" w:eastAsia="Times New Roman" w:cs="Times New Roman"/>
         <w:b w:val="0"/>
         <w:bCs w:val="0"/>
         <w:i w:val="0"/>
@@ -4941,7 +5077,8 @@
         <w:lang w:val="en-US" w:eastAsia="en-US" w:bidi="ar-SA"/>
       </w:rPr>
     </w:lvl>
-    <w:lvl w:ilvl="3">
+    <w:lvl w:ilvl="3" w:tentative="0">
+      <w:start w:val="0"/>
       <w:numFmt w:val="bullet"/>
       <w:lvlText w:val="•"/>
       <w:lvlJc w:val="left"/>
@@ -4953,7 +5090,8 @@
         <w:lang w:val="en-US" w:eastAsia="en-US" w:bidi="ar-SA"/>
       </w:rPr>
     </w:lvl>
-    <w:lvl w:ilvl="4">
+    <w:lvl w:ilvl="4" w:tentative="0">
+      <w:start w:val="0"/>
       <w:numFmt w:val="bullet"/>
       <w:lvlText w:val="•"/>
       <w:lvlJc w:val="left"/>
@@ -4965,7 +5103,8 @@
         <w:lang w:val="en-US" w:eastAsia="en-US" w:bidi="ar-SA"/>
       </w:rPr>
     </w:lvl>
-    <w:lvl w:ilvl="5">
+    <w:lvl w:ilvl="5" w:tentative="0">
+      <w:start w:val="0"/>
       <w:numFmt w:val="bullet"/>
       <w:lvlText w:val="•"/>
       <w:lvlJc w:val="left"/>
@@ -4977,7 +5116,8 @@
         <w:lang w:val="en-US" w:eastAsia="en-US" w:bidi="ar-SA"/>
       </w:rPr>
     </w:lvl>
-    <w:lvl w:ilvl="6">
+    <w:lvl w:ilvl="6" w:tentative="0">
+      <w:start w:val="0"/>
       <w:numFmt w:val="bullet"/>
       <w:lvlText w:val="•"/>
       <w:lvlJc w:val="left"/>
@@ -4989,7 +5129,8 @@
         <w:lang w:val="en-US" w:eastAsia="en-US" w:bidi="ar-SA"/>
       </w:rPr>
     </w:lvl>
-    <w:lvl w:ilvl="7">
+    <w:lvl w:ilvl="7" w:tentative="0">
+      <w:start w:val="0"/>
       <w:numFmt w:val="bullet"/>
       <w:lvlText w:val="•"/>
       <w:lvlJc w:val="left"/>
@@ -5001,7 +5142,8 @@
         <w:lang w:val="en-US" w:eastAsia="en-US" w:bidi="ar-SA"/>
       </w:rPr>
     </w:lvl>
-    <w:lvl w:ilvl="8">
+    <w:lvl w:ilvl="8" w:tentative="0">
+      <w:start w:val="0"/>
       <w:numFmt w:val="bullet"/>
       <w:lvlText w:val="•"/>
       <w:lvlJc w:val="left"/>
@@ -5014,433 +5156,306 @@
       </w:rPr>
     </w:lvl>
   </w:abstractNum>
-  <w:num w:numId="1" w16cid:durableId="1907839244">
+  <w:num w:numId="1">
     <w:abstractNumId w:val="2"/>
   </w:num>
-  <w:num w:numId="2" w16cid:durableId="2138403808">
+  <w:num w:numId="2">
     <w:abstractNumId w:val="4"/>
   </w:num>
-  <w:num w:numId="3" w16cid:durableId="1367563805">
+  <w:num w:numId="3">
+    <w:abstractNumId w:val="0"/>
+  </w:num>
+  <w:num w:numId="4">
     <w:abstractNumId w:val="1"/>
   </w:num>
-  <w:num w:numId="4" w16cid:durableId="135881144">
-    <w:abstractNumId w:val="0"/>
-  </w:num>
-  <w:num w:numId="5" w16cid:durableId="1410735414">
+  <w:num w:numId="5">
     <w:abstractNumId w:val="3"/>
   </w:num>
 </w:numbering>
 </file>
 
 <file path=word/styles.xml><?xml version="1.0" encoding="utf-8"?>
-<w:styles xmlns:mc="http://schemas.openxmlformats.org/markup-compatibility/2006" xmlns:r="http://schemas.openxmlformats.org/officeDocument/2006/relationships" xmlns:w="http://schemas.openxmlformats.org/wordprocessingml/2006/main" xmlns:w14="http://schemas.microsoft.com/office/word/2010/wordml" xmlns:w15="http://schemas.microsoft.com/office/word/2012/wordml" xmlns:w16cex="http://schemas.microsoft.com/office/word/2018/wordml/cex" xmlns:w16cid="http://schemas.microsoft.com/office/word/2016/wordml/cid" xmlns:w16="http://schemas.microsoft.com/office/word/2018/wordml" xmlns:w16du="http://schemas.microsoft.com/office/word/2023/wordml/word16du" xmlns:w16sdtdh="http://schemas.microsoft.com/office/word/2020/wordml/sdtdatahash" xmlns:w16sdtfl="http://schemas.microsoft.com/office/word/2024/wordml/sdtformatlock" xmlns:w16se="http://schemas.microsoft.com/office/word/2015/wordml/symex" mc:Ignorable="w14 w15 w16se w16cid w16 w16cex w16sdtdh w16sdtfl w16du">
+<w:styles xmlns:mc="http://schemas.openxmlformats.org/markup-compatibility/2006" xmlns:o="urn:schemas-microsoft-com:office:office" xmlns:r="http://schemas.openxmlformats.org/officeDocument/2006/relationships" xmlns:m="http://schemas.openxmlformats.org/officeDocument/2006/math" xmlns:v="urn:schemas-microsoft-com:vml" xmlns:w="http://schemas.openxmlformats.org/wordprocessingml/2006/main" xmlns:w14="http://schemas.microsoft.com/office/word/2010/wordml" xmlns:w10="urn:schemas-microsoft-com:office:word" xmlns:sl="http://schemas.openxmlformats.org/schemaLibrary/2006/main" xmlns:wpsCustomData="http://www.wps.cn/officeDocument/2013/wpsCustomData" mc:Ignorable="w14">
   <w:docDefaults>
     <w:rPrDefault>
       <w:rPr>
-        <w:rFonts w:ascii="Times New Roman" w:eastAsia="SimSun" w:hAnsi="Times New Roman" w:cs="Times New Roman"/>
-        <w:lang w:val="en-IN" w:eastAsia="en-US" w:bidi="ar-SA"/>
+        <w:rFonts w:ascii="Times New Roman" w:hAnsi="Times New Roman" w:eastAsia="SimSun" w:cs="Times New Roman"/>
       </w:rPr>
     </w:rPrDefault>
     <w:pPrDefault/>
   </w:docDefaults>
-  <w:latentStyles w:defLockedState="0" w:defUIPriority="99" w:defSemiHidden="0" w:defUnhideWhenUsed="0" w:defQFormat="0" w:count="376">
-    <w:lsdException w:name="Normal" w:uiPriority="0" w:qFormat="1"/>
-    <w:lsdException w:name="heading 1" w:uiPriority="9" w:qFormat="1"/>
-    <w:lsdException w:name="heading 2" w:uiPriority="9" w:unhideWhenUsed="1" w:qFormat="1"/>
-    <w:lsdException w:name="heading 3" w:uiPriority="9" w:unhideWhenUsed="1" w:qFormat="1"/>
-    <w:lsdException w:name="heading 4" w:semiHidden="1" w:uiPriority="9" w:unhideWhenUsed="1" w:qFormat="1"/>
-    <w:lsdException w:name="heading 5" w:semiHidden="1" w:uiPriority="9" w:unhideWhenUsed="1" w:qFormat="1"/>
-    <w:lsdException w:name="heading 6" w:semiHidden="1" w:uiPriority="9" w:unhideWhenUsed="1" w:qFormat="1"/>
-    <w:lsdException w:name="heading 7" w:semiHidden="1" w:uiPriority="9" w:unhideWhenUsed="1" w:qFormat="1"/>
-    <w:lsdException w:name="heading 8" w:semiHidden="1" w:uiPriority="9" w:unhideWhenUsed="1" w:qFormat="1"/>
-    <w:lsdException w:name="heading 9" w:semiHidden="1" w:uiPriority="9" w:unhideWhenUsed="1" w:qFormat="1"/>
-    <w:lsdException w:name="index 1" w:semiHidden="1" w:unhideWhenUsed="1"/>
-    <w:lsdException w:name="index 2" w:semiHidden="1" w:unhideWhenUsed="1"/>
-    <w:lsdException w:name="index 3" w:semiHidden="1" w:unhideWhenUsed="1"/>
-    <w:lsdException w:name="index 4" w:semiHidden="1" w:unhideWhenUsed="1"/>
-    <w:lsdException w:name="index 5" w:semiHidden="1" w:unhideWhenUsed="1"/>
-    <w:lsdException w:name="index 6" w:semiHidden="1" w:unhideWhenUsed="1"/>
-    <w:lsdException w:name="index 7" w:semiHidden="1" w:unhideWhenUsed="1"/>
-    <w:lsdException w:name="index 8" w:semiHidden="1" w:unhideWhenUsed="1"/>
-    <w:lsdException w:name="index 9" w:semiHidden="1" w:unhideWhenUsed="1"/>
-    <w:lsdException w:name="toc 1" w:uiPriority="1" w:qFormat="1"/>
-    <w:lsdException w:name="toc 2" w:uiPriority="1" w:qFormat="1"/>
-    <w:lsdException w:name="toc 3" w:uiPriority="1" w:qFormat="1"/>
-    <w:lsdException w:name="toc 4" w:semiHidden="1" w:uiPriority="39" w:unhideWhenUsed="1"/>
-    <w:lsdException w:name="toc 5" w:semiHidden="1" w:uiPriority="39" w:unhideWhenUsed="1"/>
-    <w:lsdException w:name="toc 6" w:semiHidden="1" w:uiPriority="39" w:unhideWhenUsed="1"/>
-    <w:lsdException w:name="toc 7" w:semiHidden="1" w:uiPriority="39" w:unhideWhenUsed="1"/>
-    <w:lsdException w:name="toc 8" w:semiHidden="1" w:uiPriority="39" w:unhideWhenUsed="1"/>
-    <w:lsdException w:name="toc 9" w:semiHidden="1" w:uiPriority="39" w:unhideWhenUsed="1"/>
-    <w:lsdException w:name="Normal Indent" w:semiHidden="1" w:unhideWhenUsed="1"/>
-    <w:lsdException w:name="footnote text" w:semiHidden="1" w:unhideWhenUsed="1"/>
-    <w:lsdException w:name="annotation text" w:semiHidden="1" w:unhideWhenUsed="1"/>
-    <w:lsdException w:name="header" w:semiHidden="1" w:unhideWhenUsed="1"/>
-    <w:lsdException w:name="footer" w:semiHidden="1" w:unhideWhenUsed="1"/>
-    <w:lsdException w:name="index heading" w:semiHidden="1" w:unhideWhenUsed="1"/>
-    <w:lsdException w:name="caption" w:semiHidden="1" w:uiPriority="35" w:unhideWhenUsed="1" w:qFormat="1"/>
-    <w:lsdException w:name="table of figures" w:semiHidden="1" w:unhideWhenUsed="1"/>
-    <w:lsdException w:name="envelope address" w:semiHidden="1" w:unhideWhenUsed="1"/>
-    <w:lsdException w:name="envelope return" w:semiHidden="1" w:unhideWhenUsed="1"/>
-    <w:lsdException w:name="footnote reference" w:semiHidden="1" w:unhideWhenUsed="1"/>
-    <w:lsdException w:name="annotation reference" w:semiHidden="1" w:unhideWhenUsed="1"/>
-    <w:lsdException w:name="line number" w:semiHidden="1" w:unhideWhenUsed="1"/>
-    <w:lsdException w:name="page number" w:semiHidden="1" w:unhideWhenUsed="1"/>
-    <w:lsdException w:name="endnote reference" w:semiHidden="1" w:unhideWhenUsed="1"/>
-    <w:lsdException w:name="endnote text" w:semiHidden="1" w:unhideWhenUsed="1"/>
-    <w:lsdException w:name="table of authorities" w:semiHidden="1" w:unhideWhenUsed="1"/>
-    <w:lsdException w:name="macro" w:semiHidden="1" w:unhideWhenUsed="1"/>
-    <w:lsdException w:name="toa heading" w:semiHidden="1" w:unhideWhenUsed="1"/>
-    <w:lsdException w:name="List" w:semiHidden="1" w:unhideWhenUsed="1"/>
-    <w:lsdException w:name="List Bullet" w:semiHidden="1" w:unhideWhenUsed="1"/>
-    <w:lsdException w:name="List Number" w:semiHidden="1" w:unhideWhenUsed="1"/>
-    <w:lsdException w:name="List 2" w:semiHidden="1" w:unhideWhenUsed="1"/>
-    <w:lsdException w:name="List 3" w:semiHidden="1" w:unhideWhenUsed="1"/>
-    <w:lsdException w:name="List 4" w:semiHidden="1" w:unhideWhenUsed="1"/>
-    <w:lsdException w:name="List 5" w:semiHidden="1" w:unhideWhenUsed="1"/>
-    <w:lsdException w:name="List Bullet 2" w:semiHidden="1" w:unhideWhenUsed="1"/>
-    <w:lsdException w:name="List Bullet 3" w:semiHidden="1" w:unhideWhenUsed="1"/>
-    <w:lsdException w:name="List Bullet 4" w:semiHidden="1" w:unhideWhenUsed="1"/>
-    <w:lsdException w:name="List Bullet 5" w:semiHidden="1" w:unhideWhenUsed="1"/>
-    <w:lsdException w:name="List Number 2" w:semiHidden="1" w:unhideWhenUsed="1"/>
-    <w:lsdException w:name="List Number 3" w:semiHidden="1" w:unhideWhenUsed="1"/>
-    <w:lsdException w:name="List Number 4" w:semiHidden="1" w:unhideWhenUsed="1"/>
-    <w:lsdException w:name="List Number 5" w:semiHidden="1" w:unhideWhenUsed="1"/>
-    <w:lsdException w:name="Title" w:uiPriority="10" w:qFormat="1"/>
-    <w:lsdException w:name="Closing" w:semiHidden="1" w:unhideWhenUsed="1"/>
-    <w:lsdException w:name="Signature" w:semiHidden="1" w:unhideWhenUsed="1"/>
-    <w:lsdException w:name="Default Paragraph Font" w:semiHidden="1" w:uiPriority="1" w:unhideWhenUsed="1"/>
-    <w:lsdException w:name="Body Text" w:uiPriority="1" w:qFormat="1"/>
-    <w:lsdException w:name="Body Text Indent" w:semiHidden="1" w:unhideWhenUsed="1"/>
-    <w:lsdException w:name="List Continue" w:semiHidden="1" w:unhideWhenUsed="1"/>
-    <w:lsdException w:name="List Continue 2" w:semiHidden="1" w:unhideWhenUsed="1"/>
-    <w:lsdException w:name="List Continue 3" w:semiHidden="1" w:unhideWhenUsed="1"/>
-    <w:lsdException w:name="List Continue 4" w:semiHidden="1" w:unhideWhenUsed="1"/>
-    <w:lsdException w:name="List Continue 5" w:semiHidden="1" w:unhideWhenUsed="1"/>
-    <w:lsdException w:name="Message Header" w:semiHidden="1" w:unhideWhenUsed="1"/>
-    <w:lsdException w:name="Subtitle" w:uiPriority="11" w:qFormat="1"/>
-    <w:lsdException w:name="Salutation" w:semiHidden="1" w:unhideWhenUsed="1"/>
-    <w:lsdException w:name="Date" w:semiHidden="1" w:unhideWhenUsed="1"/>
-    <w:lsdException w:name="Body Text First Indent" w:semiHidden="1" w:unhideWhenUsed="1"/>
-    <w:lsdException w:name="Body Text First Indent 2" w:semiHidden="1" w:unhideWhenUsed="1"/>
-    <w:lsdException w:name="Note Heading" w:semiHidden="1" w:unhideWhenUsed="1"/>
-    <w:lsdException w:name="Body Text 2" w:semiHidden="1" w:unhideWhenUsed="1"/>
-    <w:lsdException w:name="Body Text 3" w:semiHidden="1" w:unhideWhenUsed="1"/>
-    <w:lsdException w:name="Body Text Indent 2" w:semiHidden="1" w:unhideWhenUsed="1"/>
-    <w:lsdException w:name="Body Text Indent 3" w:semiHidden="1" w:unhideWhenUsed="1"/>
-    <w:lsdException w:name="Block Text" w:semiHidden="1" w:unhideWhenUsed="1"/>
-    <w:lsdException w:name="Hyperlink" w:unhideWhenUsed="1"/>
-    <w:lsdException w:name="FollowedHyperlink" w:semiHidden="1" w:unhideWhenUsed="1"/>
-    <w:lsdException w:name="Strong" w:uiPriority="22" w:qFormat="1"/>
-    <w:lsdException w:name="Emphasis" w:uiPriority="20" w:qFormat="1"/>
-    <w:lsdException w:name="Document Map" w:semiHidden="1" w:unhideWhenUsed="1"/>
-    <w:lsdException w:name="Plain Text" w:semiHidden="1" w:unhideWhenUsed="1"/>
-    <w:lsdException w:name="E-mail Signature" w:semiHidden="1" w:unhideWhenUsed="1"/>
-    <w:lsdException w:name="HTML Top of Form" w:semiHidden="1" w:unhideWhenUsed="1"/>
-    <w:lsdException w:name="HTML Bottom of Form" w:semiHidden="1" w:unhideWhenUsed="1"/>
-    <w:lsdException w:name="Normal (Web)" w:semiHidden="1" w:unhideWhenUsed="1"/>
-    <w:lsdException w:name="HTML Acronym" w:semiHidden="1" w:unhideWhenUsed="1"/>
-    <w:lsdException w:name="HTML Address" w:semiHidden="1" w:unhideWhenUsed="1"/>
-    <w:lsdException w:name="HTML Cite" w:semiHidden="1" w:unhideWhenUsed="1"/>
-    <w:lsdException w:name="HTML Code" w:semiHidden="1" w:unhideWhenUsed="1"/>
-    <w:lsdException w:name="HTML Definition" w:semiHidden="1" w:unhideWhenUsed="1"/>
-    <w:lsdException w:name="HTML Keyboard" w:semiHidden="1" w:unhideWhenUsed="1"/>
-    <w:lsdException w:name="HTML Preformatted" w:semiHidden="1" w:unhideWhenUsed="1"/>
-    <w:lsdException w:name="HTML Sample" w:semiHidden="1" w:unhideWhenUsed="1"/>
-    <w:lsdException w:name="HTML Typewriter" w:semiHidden="1" w:unhideWhenUsed="1"/>
-    <w:lsdException w:name="HTML Variable" w:semiHidden="1" w:unhideWhenUsed="1"/>
-    <w:lsdException w:name="Normal Table" w:semiHidden="1" w:unhideWhenUsed="1"/>
-    <w:lsdException w:name="annotation subject" w:semiHidden="1" w:unhideWhenUsed="1"/>
-    <w:lsdException w:name="No List" w:semiHidden="1" w:unhideWhenUsed="1"/>
-    <w:lsdException w:name="Outline List 1" w:semiHidden="1" w:unhideWhenUsed="1"/>
-    <w:lsdException w:name="Outline List 2" w:semiHidden="1" w:unhideWhenUsed="1"/>
-    <w:lsdException w:name="Outline List 3" w:semiHidden="1" w:unhideWhenUsed="1"/>
-    <w:lsdException w:name="Table Simple 1" w:semiHidden="1" w:unhideWhenUsed="1"/>
-    <w:lsdException w:name="Table Simple 2" w:semiHidden="1" w:unhideWhenUsed="1"/>
-    <w:lsdException w:name="Table Simple 3" w:semiHidden="1" w:unhideWhenUsed="1"/>
-    <w:lsdException w:name="Table Classic 1" w:semiHidden="1" w:unhideWhenUsed="1"/>
-    <w:lsdException w:name="Table Classic 2" w:semiHidden="1" w:unhideWhenUsed="1"/>
-    <w:lsdException w:name="Table Classic 3" w:semiHidden="1" w:unhideWhenUsed="1"/>
-    <w:lsdException w:name="Table Classic 4" w:semiHidden="1" w:unhideWhenUsed="1"/>
-    <w:lsdException w:name="Table Colorful 1" w:semiHidden="1" w:unhideWhenUsed="1"/>
-    <w:lsdException w:name="Table Colorful 2" w:semiHidden="1" w:unhideWhenUsed="1"/>
-    <w:lsdException w:name="Table Colorful 3" w:semiHidden="1" w:unhideWhenUsed="1"/>
-    <w:lsdException w:name="Table Columns 1" w:semiHidden="1" w:unhideWhenUsed="1"/>
-    <w:lsdException w:name="Table Columns 2" w:semiHidden="1" w:unhideWhenUsed="1"/>
-    <w:lsdException w:name="Table Columns 3" w:semiHidden="1" w:unhideWhenUsed="1"/>
-    <w:lsdException w:name="Table Columns 4" w:semiHidden="1" w:unhideWhenUsed="1"/>
-    <w:lsdException w:name="Table Columns 5" w:semiHidden="1" w:unhideWhenUsed="1"/>
-    <w:lsdException w:name="Table Grid 1" w:semiHidden="1" w:unhideWhenUsed="1"/>
-    <w:lsdException w:name="Table Grid 2" w:semiHidden="1" w:unhideWhenUsed="1"/>
-    <w:lsdException w:name="Table Grid 3" w:semiHidden="1" w:unhideWhenUsed="1"/>
-    <w:lsdException w:name="Table Grid 4" w:semiHidden="1" w:unhideWhenUsed="1"/>
-    <w:lsdException w:name="Table Grid 5" w:semiHidden="1" w:unhideWhenUsed="1"/>
-    <w:lsdException w:name="Table Grid 6" w:semiHidden="1" w:unhideWhenUsed="1"/>
-    <w:lsdException w:name="Table Grid 7" w:semiHidden="1" w:unhideWhenUsed="1"/>
-    <w:lsdException w:name="Table Grid 8" w:semiHidden="1" w:unhideWhenUsed="1"/>
-    <w:lsdException w:name="Table List 1" w:semiHidden="1" w:unhideWhenUsed="1"/>
-    <w:lsdException w:name="Table List 2" w:semiHidden="1" w:unhideWhenUsed="1"/>
-    <w:lsdException w:name="Table List 3" w:semiHidden="1" w:unhideWhenUsed="1"/>
-    <w:lsdException w:name="Table List 4" w:semiHidden="1" w:unhideWhenUsed="1"/>
-    <w:lsdException w:name="Table List 5" w:semiHidden="1" w:unhideWhenUsed="1"/>
-    <w:lsdException w:name="Table List 6" w:semiHidden="1" w:unhideWhenUsed="1"/>
-    <w:lsdException w:name="Table List 7" w:semiHidden="1" w:unhideWhenUsed="1"/>
-    <w:lsdException w:name="Table List 8" w:semiHidden="1" w:unhideWhenUsed="1"/>
-    <w:lsdException w:name="Table 3D effects 1" w:semiHidden="1" w:unhideWhenUsed="1"/>
-    <w:lsdException w:name="Table 3D effects 2" w:semiHidden="1" w:unhideWhenUsed="1"/>
-    <w:lsdException w:name="Table 3D effects 3" w:semiHidden="1" w:unhideWhenUsed="1"/>
-    <w:lsdException w:name="Table Contemporary" w:semiHidden="1" w:unhideWhenUsed="1"/>
-    <w:lsdException w:name="Table Elegant" w:semiHidden="1" w:unhideWhenUsed="1"/>
-    <w:lsdException w:name="Table Professional" w:semiHidden="1" w:unhideWhenUsed="1"/>
-    <w:lsdException w:name="Table Subtle 1" w:semiHidden="1" w:unhideWhenUsed="1"/>
-    <w:lsdException w:name="Table Subtle 2" w:semiHidden="1" w:unhideWhenUsed="1"/>
-    <w:lsdException w:name="Table Web 1" w:semiHidden="1" w:unhideWhenUsed="1"/>
-    <w:lsdException w:name="Table Web 2" w:semiHidden="1" w:unhideWhenUsed="1"/>
-    <w:lsdException w:name="Table Web 3" w:semiHidden="1" w:unhideWhenUsed="1"/>
-    <w:lsdException w:name="Balloon Text" w:semiHidden="1" w:unhideWhenUsed="1"/>
-    <w:lsdException w:name="Table Grid" w:uiPriority="39"/>
-    <w:lsdException w:name="Table Theme" w:semiHidden="1" w:unhideWhenUsed="1"/>
-    <w:lsdException w:name="Placeholder Text" w:semiHidden="1" w:unhideWhenUsed="1"/>
-    <w:lsdException w:name="No Spacing" w:semiHidden="1" w:unhideWhenUsed="1"/>
-    <w:lsdException w:name="Light Shading" w:uiPriority="60"/>
-    <w:lsdException w:name="Light List" w:uiPriority="61"/>
-    <w:lsdException w:name="Light Grid" w:uiPriority="62"/>
-    <w:lsdException w:name="Medium Shading 1" w:uiPriority="63"/>
-    <w:lsdException w:name="Medium Shading 2" w:uiPriority="64"/>
-    <w:lsdException w:name="Medium List 1" w:uiPriority="65"/>
-    <w:lsdException w:name="Medium List 2" w:uiPriority="66"/>
-    <w:lsdException w:name="Medium Grid 1" w:uiPriority="67"/>
-    <w:lsdException w:name="Medium Grid 2" w:uiPriority="68"/>
-    <w:lsdException w:name="Medium Grid 3" w:uiPriority="69"/>
-    <w:lsdException w:name="Dark List" w:uiPriority="70"/>
-    <w:lsdException w:name="Colorful Shading" w:uiPriority="71"/>
-    <w:lsdException w:name="Colorful List" w:uiPriority="72"/>
-    <w:lsdException w:name="Colorful Grid" w:uiPriority="73"/>
-    <w:lsdException w:name="Light Shading Accent 1" w:uiPriority="60"/>
-    <w:lsdException w:name="Light List Accent 1" w:uiPriority="61"/>
-    <w:lsdException w:name="Light Grid Accent 1" w:uiPriority="62"/>
-    <w:lsdException w:name="Medium Shading 1 Accent 1" w:uiPriority="63"/>
-    <w:lsdException w:name="Medium Shading 2 Accent 1" w:uiPriority="64"/>
-    <w:lsdException w:name="Medium List 1 Accent 1" w:uiPriority="65"/>
-    <w:lsdException w:name="Revision" w:semiHidden="1" w:unhideWhenUsed="1"/>
-    <w:lsdException w:name="List Paragraph" w:uiPriority="1" w:qFormat="1"/>
-    <w:lsdException w:name="Quote" w:semiHidden="1" w:unhideWhenUsed="1"/>
-    <w:lsdException w:name="Intense Quote" w:semiHidden="1" w:unhideWhenUsed="1"/>
-    <w:lsdException w:name="Medium List 2 Accent 1" w:uiPriority="66"/>
-    <w:lsdException w:name="Medium Grid 1 Accent 1" w:uiPriority="67"/>
-    <w:lsdException w:name="Medium Grid 2 Accent 1" w:uiPriority="68"/>
-    <w:lsdException w:name="Medium Grid 3 Accent 1" w:uiPriority="69"/>
-    <w:lsdException w:name="Dark List Accent 1" w:uiPriority="70"/>
-    <w:lsdException w:name="Colorful Shading Accent 1" w:uiPriority="71"/>
-    <w:lsdException w:name="Colorful List Accent 1" w:uiPriority="72"/>
-    <w:lsdException w:name="Colorful Grid Accent 1" w:uiPriority="73"/>
-    <w:lsdException w:name="Light Shading Accent 2" w:uiPriority="60"/>
-    <w:lsdException w:name="Light List Accent 2" w:uiPriority="61"/>
-    <w:lsdException w:name="Light Grid Accent 2" w:uiPriority="62"/>
-    <w:lsdException w:name="Medium Shading 1 Accent 2" w:uiPriority="63"/>
-    <w:lsdException w:name="Medium Shading 2 Accent 2" w:uiPriority="64"/>
-    <w:lsdException w:name="Medium List 1 Accent 2" w:uiPriority="65"/>
-    <w:lsdException w:name="Medium List 2 Accent 2" w:uiPriority="66"/>
-    <w:lsdException w:name="Medium Grid 1 Accent 2" w:uiPriority="67"/>
-    <w:lsdException w:name="Medium Grid 2 Accent 2" w:uiPriority="68"/>
-    <w:lsdException w:name="Medium Grid 3 Accent 2" w:uiPriority="69"/>
-    <w:lsdException w:name="Dark List Accent 2" w:uiPriority="70"/>
-    <w:lsdException w:name="Colorful Shading Accent 2" w:uiPriority="71"/>
-    <w:lsdException w:name="Colorful List Accent 2" w:uiPriority="72"/>
-    <w:lsdException w:name="Colorful Grid Accent 2" w:uiPriority="73"/>
-    <w:lsdException w:name="Light Shading Accent 3" w:uiPriority="60"/>
-    <w:lsdException w:name="Light List Accent 3" w:uiPriority="61"/>
-    <w:lsdException w:name="Light Grid Accent 3" w:uiPriority="62"/>
-    <w:lsdException w:name="Medium Shading 1 Accent 3" w:uiPriority="63"/>
-    <w:lsdException w:name="Medium Shading 2 Accent 3" w:uiPriority="64"/>
-    <w:lsdException w:name="Medium List 1 Accent 3" w:uiPriority="65"/>
-    <w:lsdException w:name="Medium List 2 Accent 3" w:uiPriority="66"/>
-    <w:lsdException w:name="Medium Grid 1 Accent 3" w:uiPriority="67"/>
-    <w:lsdException w:name="Medium Grid 2 Accent 3" w:uiPriority="68"/>
-    <w:lsdException w:name="Medium Grid 3 Accent 3" w:uiPriority="69"/>
-    <w:lsdException w:name="Dark List Accent 3" w:uiPriority="70"/>
-    <w:lsdException w:name="Colorful Shading Accent 3" w:uiPriority="71"/>
-    <w:lsdException w:name="Colorful List Accent 3" w:uiPriority="72"/>
-    <w:lsdException w:name="Colorful Grid Accent 3" w:uiPriority="73"/>
-    <w:lsdException w:name="Light Shading Accent 4" w:uiPriority="60"/>
-    <w:lsdException w:name="Light List Accent 4" w:uiPriority="61"/>
-    <w:lsdException w:name="Light Grid Accent 4" w:uiPriority="62"/>
-    <w:lsdException w:name="Medium Shading 1 Accent 4" w:uiPriority="63"/>
-    <w:lsdException w:name="Medium Shading 2 Accent 4" w:uiPriority="64"/>
-    <w:lsdException w:name="Medium List 1 Accent 4" w:uiPriority="65"/>
-    <w:lsdException w:name="Medium List 2 Accent 4" w:uiPriority="66"/>
-    <w:lsdException w:name="Medium Grid 1 Accent 4" w:uiPriority="67"/>
-    <w:lsdException w:name="Medium Grid 2 Accent 4" w:uiPriority="68"/>
-    <w:lsdException w:name="Medium Grid 3 Accent 4" w:uiPriority="69"/>
-    <w:lsdException w:name="Dark List Accent 4" w:uiPriority="70"/>
-    <w:lsdException w:name="Colorful Shading Accent 4" w:uiPriority="71"/>
-    <w:lsdException w:name="Colorful List Accent 4" w:uiPriority="72"/>
-    <w:lsdException w:name="Colorful Grid Accent 4" w:uiPriority="73"/>
-    <w:lsdException w:name="Light Shading Accent 5" w:uiPriority="60"/>
-    <w:lsdException w:name="Light List Accent 5" w:uiPriority="61"/>
-    <w:lsdException w:name="Light Grid Accent 5" w:uiPriority="62"/>
-    <w:lsdException w:name="Medium Shading 1 Accent 5" w:uiPriority="63"/>
-    <w:lsdException w:name="Medium Shading 2 Accent 5" w:uiPriority="64"/>
-    <w:lsdException w:name="Medium List 1 Accent 5" w:uiPriority="65"/>
-    <w:lsdException w:name="Medium List 2 Accent 5" w:uiPriority="66"/>
-    <w:lsdException w:name="Medium Grid 1 Accent 5" w:uiPriority="67"/>
-    <w:lsdException w:name="Medium Grid 2 Accent 5" w:uiPriority="68"/>
-    <w:lsdException w:name="Medium Grid 3 Accent 5" w:uiPriority="69"/>
-    <w:lsdException w:name="Dark List Accent 5" w:uiPriority="70"/>
-    <w:lsdException w:name="Colorful Shading Accent 5" w:uiPriority="71"/>
-    <w:lsdException w:name="Colorful List Accent 5" w:uiPriority="72"/>
-    <w:lsdException w:name="Colorful Grid Accent 5" w:uiPriority="73"/>
-    <w:lsdException w:name="Light Shading Accent 6" w:uiPriority="60"/>
-    <w:lsdException w:name="Light List Accent 6" w:uiPriority="61"/>
-    <w:lsdException w:name="Light Grid Accent 6" w:uiPriority="62"/>
-    <w:lsdException w:name="Medium Shading 1 Accent 6" w:uiPriority="63"/>
-    <w:lsdException w:name="Medium Shading 2 Accent 6" w:uiPriority="64"/>
-    <w:lsdException w:name="Medium List 1 Accent 6" w:uiPriority="65"/>
-    <w:lsdException w:name="Medium List 2 Accent 6" w:uiPriority="66"/>
-    <w:lsdException w:name="Medium Grid 1 Accent 6" w:uiPriority="67"/>
-    <w:lsdException w:name="Medium Grid 2 Accent 6" w:uiPriority="68"/>
-    <w:lsdException w:name="Medium Grid 3 Accent 6" w:uiPriority="69"/>
-    <w:lsdException w:name="Dark List Accent 6" w:uiPriority="70"/>
-    <w:lsdException w:name="Colorful Shading Accent 6" w:uiPriority="71"/>
-    <w:lsdException w:name="Colorful List Accent 6" w:uiPriority="72"/>
-    <w:lsdException w:name="Colorful Grid Accent 6" w:uiPriority="73"/>
-    <w:lsdException w:name="Subtle Emphasis" w:uiPriority="19" w:qFormat="1"/>
-    <w:lsdException w:name="Intense Emphasis" w:uiPriority="21" w:qFormat="1"/>
-    <w:lsdException w:name="Subtle Reference" w:uiPriority="31" w:qFormat="1"/>
-    <w:lsdException w:name="Intense Reference" w:uiPriority="32" w:qFormat="1"/>
-    <w:lsdException w:name="Book Title" w:uiPriority="33" w:qFormat="1"/>
-    <w:lsdException w:name="Bibliography" w:semiHidden="1" w:uiPriority="37" w:unhideWhenUsed="1"/>
-    <w:lsdException w:name="TOC Heading" w:semiHidden="1" w:uiPriority="39" w:unhideWhenUsed="1" w:qFormat="1"/>
-    <w:lsdException w:name="Plain Table 1" w:uiPriority="41"/>
-    <w:lsdException w:name="Plain Table 2" w:uiPriority="42"/>
-    <w:lsdException w:name="Plain Table 3" w:uiPriority="43"/>
-    <w:lsdException w:name="Plain Table 4" w:uiPriority="44"/>
-    <w:lsdException w:name="Plain Table 5" w:uiPriority="45"/>
-    <w:lsdException w:name="Grid Table Light" w:uiPriority="40"/>
-    <w:lsdException w:name="Grid Table 1 Light" w:uiPriority="46"/>
-    <w:lsdException w:name="Grid Table 2" w:uiPriority="47"/>
-    <w:lsdException w:name="Grid Table 3" w:uiPriority="48"/>
-    <w:lsdException w:name="Grid Table 4" w:uiPriority="49"/>
-    <w:lsdException w:name="Grid Table 5 Dark" w:uiPriority="50"/>
-    <w:lsdException w:name="Grid Table 6 Colorful" w:uiPriority="51"/>
-    <w:lsdException w:name="Grid Table 7 Colorful" w:uiPriority="52"/>
-    <w:lsdException w:name="Grid Table 1 Light Accent 1" w:uiPriority="46"/>
-    <w:lsdException w:name="Grid Table 2 Accent 1" w:uiPriority="47"/>
-    <w:lsdException w:name="Grid Table 3 Accent 1" w:uiPriority="48"/>
-    <w:lsdException w:name="Grid Table 4 Accent 1" w:uiPriority="49"/>
-    <w:lsdException w:name="Grid Table 5 Dark Accent 1" w:uiPriority="50"/>
-    <w:lsdException w:name="Grid Table 6 Colorful Accent 1" w:uiPriority="51"/>
-    <w:lsdException w:name="Grid Table 7 Colorful Accent 1" w:uiPriority="52"/>
-    <w:lsdException w:name="Grid Table 1 Light Accent 2" w:uiPriority="46"/>
-    <w:lsdException w:name="Grid Table 2 Accent 2" w:uiPriority="47"/>
-    <w:lsdException w:name="Grid Table 3 Accent 2" w:uiPriority="48"/>
-    <w:lsdException w:name="Grid Table 4 Accent 2" w:uiPriority="49"/>
-    <w:lsdException w:name="Grid Table 5 Dark Accent 2" w:uiPriority="50"/>
-    <w:lsdException w:name="Grid Table 6 Colorful Accent 2" w:uiPriority="51"/>
-    <w:lsdException w:name="Grid Table 7 Colorful Accent 2" w:uiPriority="52"/>
-    <w:lsdException w:name="Grid Table 1 Light Accent 3" w:uiPriority="46"/>
-    <w:lsdException w:name="Grid Table 2 Accent 3" w:uiPriority="47"/>
-    <w:lsdException w:name="Grid Table 3 Accent 3" w:uiPriority="48"/>
-    <w:lsdException w:name="Grid Table 4 Accent 3" w:uiPriority="49"/>
-    <w:lsdException w:name="Grid Table 5 Dark Accent 3" w:uiPriority="50"/>
-    <w:lsdException w:name="Grid Table 6 Colorful Accent 3" w:uiPriority="51"/>
-    <w:lsdException w:name="Grid Table 7 Colorful Accent 3" w:uiPriority="52"/>
-    <w:lsdException w:name="Grid Table 1 Light Accent 4" w:uiPriority="46"/>
-    <w:lsdException w:name="Grid Table 2 Accent 4" w:uiPriority="47"/>
-    <w:lsdException w:name="Grid Table 3 Accent 4" w:uiPriority="48"/>
-    <w:lsdException w:name="Grid Table 4 Accent 4" w:uiPriority="49"/>
-    <w:lsdException w:name="Grid Table 5 Dark Accent 4" w:uiPriority="50"/>
-    <w:lsdException w:name="Grid Table 6 Colorful Accent 4" w:uiPriority="51"/>
-    <w:lsdException w:name="Grid Table 7 Colorful Accent 4" w:uiPriority="52"/>
-    <w:lsdException w:name="Grid Table 1 Light Accent 5" w:uiPriority="46"/>
-    <w:lsdException w:name="Grid Table 2 Accent 5" w:uiPriority="47"/>
-    <w:lsdException w:name="Grid Table 3 Accent 5" w:uiPriority="48"/>
-    <w:lsdException w:name="Grid Table 4 Accent 5" w:uiPriority="49"/>
-    <w:lsdException w:name="Grid Table 5 Dark Accent 5" w:uiPriority="50"/>
-    <w:lsdException w:name="Grid Table 6 Colorful Accent 5" w:uiPriority="51"/>
-    <w:lsdException w:name="Grid Table 7 Colorful Accent 5" w:uiPriority="52"/>
-    <w:lsdException w:name="Grid Table 1 Light Accent 6" w:uiPriority="46"/>
-    <w:lsdException w:name="Grid Table 2 Accent 6" w:uiPriority="47"/>
-    <w:lsdException w:name="Grid Table 3 Accent 6" w:uiPriority="48"/>
-    <w:lsdException w:name="Grid Table 4 Accent 6" w:uiPriority="49"/>
-    <w:lsdException w:name="Grid Table 5 Dark Accent 6" w:uiPriority="50"/>
-    <w:lsdException w:name="Grid Table 6 Colorful Accent 6" w:uiPriority="51"/>
-    <w:lsdException w:name="Grid Table 7 Colorful Accent 6" w:uiPriority="52"/>
-    <w:lsdException w:name="List Table 1 Light" w:uiPriority="46"/>
-    <w:lsdException w:name="List Table 2" w:uiPriority="47"/>
-    <w:lsdException w:name="List Table 3" w:uiPriority="48"/>
-    <w:lsdException w:name="List Table 4" w:uiPriority="49"/>
-    <w:lsdException w:name="List Table 5 Dark" w:uiPriority="50"/>
-    <w:lsdException w:name="List Table 6 Colorful" w:uiPriority="51"/>
-    <w:lsdException w:name="List Table 7 Colorful" w:uiPriority="52"/>
-    <w:lsdException w:name="List Table 1 Light Accent 1" w:uiPriority="46"/>
-    <w:lsdException w:name="List Table 2 Accent 1" w:uiPriority="47"/>
-    <w:lsdException w:name="List Table 3 Accent 1" w:uiPriority="48"/>
-    <w:lsdException w:name="List Table 4 Accent 1" w:uiPriority="49"/>
-    <w:lsdException w:name="List Table 5 Dark Accent 1" w:uiPriority="50"/>
-    <w:lsdException w:name="List Table 6 Colorful Accent 1" w:uiPriority="51"/>
-    <w:lsdException w:name="List Table 7 Colorful Accent 1" w:uiPriority="52"/>
-    <w:lsdException w:name="List Table 1 Light Accent 2" w:uiPriority="46"/>
-    <w:lsdException w:name="List Table 2 Accent 2" w:uiPriority="47"/>
-    <w:lsdException w:name="List Table 3 Accent 2" w:uiPriority="48"/>
-    <w:lsdException w:name="List Table 4 Accent 2" w:uiPriority="49"/>
-    <w:lsdException w:name="List Table 5 Dark Accent 2" w:uiPriority="50"/>
-    <w:lsdException w:name="List Table 6 Colorful Accent 2" w:uiPriority="51"/>
-    <w:lsdException w:name="List Table 7 Colorful Accent 2" w:uiPriority="52"/>
-    <w:lsdException w:name="List Table 1 Light Accent 3" w:uiPriority="46"/>
-    <w:lsdException w:name="List Table 2 Accent 3" w:uiPriority="47"/>
-    <w:lsdException w:name="List Table 3 Accent 3" w:uiPriority="48"/>
-    <w:lsdException w:name="List Table 4 Accent 3" w:uiPriority="49"/>
-    <w:lsdException w:name="List Table 5 Dark Accent 3" w:uiPriority="50"/>
-    <w:lsdException w:name="List Table 6 Colorful Accent 3" w:uiPriority="51"/>
-    <w:lsdException w:name="List Table 7 Colorful Accent 3" w:uiPriority="52"/>
-    <w:lsdException w:name="List Table 1 Light Accent 4" w:uiPriority="46"/>
-    <w:lsdException w:name="List Table 2 Accent 4" w:uiPriority="47"/>
-    <w:lsdException w:name="List Table 3 Accent 4" w:uiPriority="48"/>
-    <w:lsdException w:name="List Table 4 Accent 4" w:uiPriority="49"/>
-    <w:lsdException w:name="List Table 5 Dark Accent 4" w:uiPriority="50"/>
-    <w:lsdException w:name="List Table 6 Colorful Accent 4" w:uiPriority="51"/>
-    <w:lsdException w:name="List Table 7 Colorful Accent 4" w:uiPriority="52"/>
-    <w:lsdException w:name="List Table 1 Light Accent 5" w:uiPriority="46"/>
-    <w:lsdException w:name="List Table 2 Accent 5" w:uiPriority="47"/>
-    <w:lsdException w:name="List Table 3 Accent 5" w:uiPriority="48"/>
-    <w:lsdException w:name="List Table 4 Accent 5" w:uiPriority="49"/>
-    <w:lsdException w:name="List Table 5 Dark Accent 5" w:uiPriority="50"/>
-    <w:lsdException w:name="List Table 6 Colorful Accent 5" w:uiPriority="51"/>
-    <w:lsdException w:name="List Table 7 Colorful Accent 5" w:uiPriority="52"/>
-    <w:lsdException w:name="List Table 1 Light Accent 6" w:uiPriority="46"/>
-    <w:lsdException w:name="List Table 2 Accent 6" w:uiPriority="47"/>
-    <w:lsdException w:name="List Table 3 Accent 6" w:uiPriority="48"/>
-    <w:lsdException w:name="List Table 4 Accent 6" w:uiPriority="49"/>
-    <w:lsdException w:name="List Table 5 Dark Accent 6" w:uiPriority="50"/>
-    <w:lsdException w:name="List Table 6 Colorful Accent 6" w:uiPriority="51"/>
-    <w:lsdException w:name="List Table 7 Colorful Accent 6" w:uiPriority="52"/>
-    <w:lsdException w:name="Mention" w:semiHidden="1" w:unhideWhenUsed="1"/>
-    <w:lsdException w:name="Smart Hyperlink" w:semiHidden="1" w:unhideWhenUsed="1"/>
-    <w:lsdException w:name="Hashtag" w:semiHidden="1" w:unhideWhenUsed="1"/>
-    <w:lsdException w:name="Unresolved Mention" w:semiHidden="1" w:unhideWhenUsed="1"/>
-    <w:lsdException w:name="Smart Link" w:semiHidden="1" w:unhideWhenUsed="1"/>
+  <w:latentStyles w:count="260" w:defQFormat="0" w:defUnhideWhenUsed="1" w:defSemiHidden="1" w:defUIPriority="99" w:defLockedState="0">
+    <w:lsdException w:qFormat="1" w:unhideWhenUsed="0" w:uiPriority="0" w:semiHidden="0" w:name="Normal"/>
+    <w:lsdException w:qFormat="1" w:unhideWhenUsed="0" w:uiPriority="9" w:semiHidden="0" w:name="heading 1"/>
+    <w:lsdException w:qFormat="1" w:uiPriority="9" w:semiHidden="0" w:name="heading 2"/>
+    <w:lsdException w:qFormat="1" w:uiPriority="9" w:semiHidden="0" w:name="heading 3"/>
+    <w:lsdException w:qFormat="1" w:uiPriority="9" w:name="heading 4"/>
+    <w:lsdException w:qFormat="1" w:uiPriority="9" w:name="heading 5"/>
+    <w:lsdException w:qFormat="1" w:uiPriority="9" w:name="heading 6"/>
+    <w:lsdException w:qFormat="1" w:uiPriority="9" w:name="heading 7"/>
+    <w:lsdException w:qFormat="1" w:uiPriority="9" w:name="heading 8"/>
+    <w:lsdException w:qFormat="1" w:uiPriority="9" w:name="heading 9"/>
+    <w:lsdException w:uiPriority="99" w:name="index 1"/>
+    <w:lsdException w:uiPriority="99" w:name="index 2"/>
+    <w:lsdException w:uiPriority="99" w:name="index 3"/>
+    <w:lsdException w:uiPriority="99" w:name="index 4"/>
+    <w:lsdException w:uiPriority="99" w:name="index 5"/>
+    <w:lsdException w:uiPriority="99" w:name="index 6"/>
+    <w:lsdException w:uiPriority="99" w:name="index 7"/>
+    <w:lsdException w:uiPriority="99" w:name="index 8"/>
+    <w:lsdException w:uiPriority="99" w:name="index 9"/>
+    <w:lsdException w:qFormat="1" w:unhideWhenUsed="0" w:uiPriority="1" w:semiHidden="0" w:name="toc 1"/>
+    <w:lsdException w:qFormat="1" w:unhideWhenUsed="0" w:uiPriority="1" w:semiHidden="0" w:name="toc 2"/>
+    <w:lsdException w:qFormat="1" w:unhideWhenUsed="0" w:uiPriority="1" w:semiHidden="0" w:name="toc 3"/>
+    <w:lsdException w:uiPriority="39" w:name="toc 4"/>
+    <w:lsdException w:uiPriority="39" w:name="toc 5"/>
+    <w:lsdException w:uiPriority="39" w:name="toc 6"/>
+    <w:lsdException w:uiPriority="39" w:name="toc 7"/>
+    <w:lsdException w:uiPriority="39" w:name="toc 8"/>
+    <w:lsdException w:uiPriority="39" w:name="toc 9"/>
+    <w:lsdException w:uiPriority="99" w:name="Normal Indent"/>
+    <w:lsdException w:uiPriority="99" w:name="footnote text"/>
+    <w:lsdException w:uiPriority="99" w:name="annotation text"/>
+    <w:lsdException w:uiPriority="99" w:name="header"/>
+    <w:lsdException w:uiPriority="99" w:name="footer"/>
+    <w:lsdException w:uiPriority="99" w:name="index heading"/>
+    <w:lsdException w:qFormat="1" w:uiPriority="35" w:name="caption"/>
+    <w:lsdException w:uiPriority="99" w:name="table of figures"/>
+    <w:lsdException w:uiPriority="99" w:name="envelope address"/>
+    <w:lsdException w:uiPriority="99" w:name="envelope return"/>
+    <w:lsdException w:uiPriority="99" w:name="footnote reference"/>
+    <w:lsdException w:uiPriority="99" w:name="annotation reference"/>
+    <w:lsdException w:uiPriority="99" w:name="line number"/>
+    <w:lsdException w:uiPriority="99" w:name="page number"/>
+    <w:lsdException w:uiPriority="99" w:name="endnote reference"/>
+    <w:lsdException w:uiPriority="99" w:name="endnote text"/>
+    <w:lsdException w:uiPriority="99" w:name="table of authorities"/>
+    <w:lsdException w:uiPriority="99" w:name="macro"/>
+    <w:lsdException w:uiPriority="99" w:name="toa heading"/>
+    <w:lsdException w:uiPriority="99" w:name="List"/>
+    <w:lsdException w:uiPriority="99" w:name="List Bullet"/>
+    <w:lsdException w:uiPriority="99" w:name="List Number"/>
+    <w:lsdException w:uiPriority="99" w:name="List 2"/>
+    <w:lsdException w:uiPriority="99" w:name="List 3"/>
+    <w:lsdException w:uiPriority="99" w:name="List 4"/>
+    <w:lsdException w:uiPriority="99" w:name="List 5"/>
+    <w:lsdException w:uiPriority="99" w:name="List Bullet 2"/>
+    <w:lsdException w:uiPriority="99" w:name="List Bullet 3"/>
+    <w:lsdException w:uiPriority="99" w:name="List Bullet 4"/>
+    <w:lsdException w:uiPriority="99" w:name="List Bullet 5"/>
+    <w:lsdException w:uiPriority="99" w:name="List Number 2"/>
+    <w:lsdException w:uiPriority="99" w:name="List Number 3"/>
+    <w:lsdException w:uiPriority="99" w:name="List Number 4"/>
+    <w:lsdException w:uiPriority="99" w:name="List Number 5"/>
+    <w:lsdException w:qFormat="1" w:unhideWhenUsed="0" w:uiPriority="10" w:semiHidden="0" w:name="Title"/>
+    <w:lsdException w:uiPriority="99" w:name="Closing"/>
+    <w:lsdException w:uiPriority="99" w:name="Signature"/>
+    <w:lsdException w:qFormat="1" w:uiPriority="1" w:name="Default Paragraph Font"/>
+    <w:lsdException w:qFormat="1" w:unhideWhenUsed="0" w:uiPriority="1" w:semiHidden="0" w:name="Body Text"/>
+    <w:lsdException w:uiPriority="99" w:name="Body Text Indent"/>
+    <w:lsdException w:uiPriority="99" w:name="List Continue"/>
+    <w:lsdException w:uiPriority="99" w:name="List Continue 2"/>
+    <w:lsdException w:uiPriority="99" w:name="List Continue 3"/>
+    <w:lsdException w:uiPriority="99" w:name="List Continue 4"/>
+    <w:lsdException w:uiPriority="99" w:name="List Continue 5"/>
+    <w:lsdException w:uiPriority="99" w:name="Message Header"/>
+    <w:lsdException w:qFormat="1" w:unhideWhenUsed="0" w:uiPriority="11" w:semiHidden="0" w:name="Subtitle"/>
+    <w:lsdException w:uiPriority="99" w:name="Salutation"/>
+    <w:lsdException w:uiPriority="99" w:name="Date"/>
+    <w:lsdException w:uiPriority="99" w:name="Body Text First Indent"/>
+    <w:lsdException w:uiPriority="99" w:name="Body Text First Indent 2"/>
+    <w:lsdException w:uiPriority="99" w:name="Note Heading"/>
+    <w:lsdException w:uiPriority="99" w:name="Body Text 2"/>
+    <w:lsdException w:uiPriority="99" w:name="Body Text 3"/>
+    <w:lsdException w:uiPriority="99" w:name="Body Text Indent 2"/>
+    <w:lsdException w:uiPriority="99" w:name="Body Text Indent 3"/>
+    <w:lsdException w:uiPriority="99" w:name="Block Text"/>
+    <w:lsdException w:qFormat="1" w:uiPriority="99" w:semiHidden="0" w:name="Hyperlink"/>
+    <w:lsdException w:uiPriority="99" w:name="FollowedHyperlink"/>
+    <w:lsdException w:qFormat="1" w:unhideWhenUsed="0" w:uiPriority="22" w:semiHidden="0" w:name="Strong"/>
+    <w:lsdException w:qFormat="1" w:unhideWhenUsed="0" w:uiPriority="20" w:semiHidden="0" w:name="Emphasis"/>
+    <w:lsdException w:uiPriority="99" w:name="Document Map"/>
+    <w:lsdException w:uiPriority="99" w:name="Plain Text"/>
+    <w:lsdException w:uiPriority="99" w:name="E-mail Signature"/>
+    <w:lsdException w:uiPriority="99" w:name="Normal (Web)"/>
+    <w:lsdException w:uiPriority="99" w:name="HTML Acronym"/>
+    <w:lsdException w:uiPriority="99" w:name="HTML Address"/>
+    <w:lsdException w:uiPriority="99" w:name="HTML Cite"/>
+    <w:lsdException w:uiPriority="99" w:name="HTML Code"/>
+    <w:lsdException w:uiPriority="99" w:name="HTML Definition"/>
+    <w:lsdException w:uiPriority="99" w:name="HTML Keyboard"/>
+    <w:lsdException w:uiPriority="99" w:name="HTML Preformatted"/>
+    <w:lsdException w:uiPriority="99" w:name="HTML Sample"/>
+    <w:lsdException w:uiPriority="99" w:name="HTML Typewriter"/>
+    <w:lsdException w:uiPriority="99" w:name="HTML Variable"/>
+    <w:lsdException w:uiPriority="99" w:name="Normal Table"/>
+    <w:lsdException w:uiPriority="99" w:name="annotation subject"/>
+    <w:lsdException w:uiPriority="99" w:name="Table Simple 1"/>
+    <w:lsdException w:uiPriority="99" w:name="Table Simple 2"/>
+    <w:lsdException w:uiPriority="99" w:name="Table Simple 3"/>
+    <w:lsdException w:uiPriority="99" w:name="Table Classic 1"/>
+    <w:lsdException w:uiPriority="99" w:name="Table Classic 2"/>
+    <w:lsdException w:uiPriority="99" w:name="Table Classic 3"/>
+    <w:lsdException w:uiPriority="99" w:name="Table Classic 4"/>
+    <w:lsdException w:uiPriority="99" w:name="Table Colorful 1"/>
+    <w:lsdException w:uiPriority="99" w:name="Table Colorful 2"/>
+    <w:lsdException w:uiPriority="99" w:name="Table Colorful 3"/>
+    <w:lsdException w:uiPriority="99" w:name="Table Columns 1"/>
+    <w:lsdException w:uiPriority="99" w:name="Table Columns 2"/>
+    <w:lsdException w:uiPriority="99" w:name="Table Columns 3"/>
+    <w:lsdException w:uiPriority="99" w:name="Table Columns 4"/>
+    <w:lsdException w:uiPriority="99" w:name="Table Columns 5"/>
+    <w:lsdException w:uiPriority="99" w:name="Table Grid 1"/>
+    <w:lsdException w:uiPriority="99" w:name="Table Grid 2"/>
+    <w:lsdException w:uiPriority="99" w:name="Table Grid 3"/>
+    <w:lsdException w:uiPriority="99" w:name="Table Grid 4"/>
+    <w:lsdException w:uiPriority="99" w:name="Table Grid 5"/>
+    <w:lsdException w:uiPriority="99" w:name="Table Grid 6"/>
+    <w:lsdException w:uiPriority="99" w:name="Table Grid 7"/>
+    <w:lsdException w:uiPriority="99" w:name="Table Grid 8"/>
+    <w:lsdException w:uiPriority="99" w:name="Table List 1"/>
+    <w:lsdException w:uiPriority="99" w:name="Table List 2"/>
+    <w:lsdException w:uiPriority="99" w:name="Table List 3"/>
+    <w:lsdException w:uiPriority="99" w:name="Table List 4"/>
+    <w:lsdException w:uiPriority="99" w:name="Table List 5"/>
+    <w:lsdException w:uiPriority="99" w:name="Table List 6"/>
+    <w:lsdException w:uiPriority="99" w:name="Table List 7"/>
+    <w:lsdException w:uiPriority="99" w:name="Table List 8"/>
+    <w:lsdException w:uiPriority="99" w:name="Table 3D effects 1"/>
+    <w:lsdException w:uiPriority="99" w:name="Table 3D effects 2"/>
+    <w:lsdException w:uiPriority="99" w:name="Table 3D effects 3"/>
+    <w:lsdException w:uiPriority="99" w:name="Table Contemporary"/>
+    <w:lsdException w:uiPriority="99" w:name="Table Elegant"/>
+    <w:lsdException w:uiPriority="99" w:name="Table Professional"/>
+    <w:lsdException w:uiPriority="99" w:name="Table Subtle 1"/>
+    <w:lsdException w:uiPriority="99" w:name="Table Subtle 2"/>
+    <w:lsdException w:uiPriority="99" w:name="Table Web 1"/>
+    <w:lsdException w:uiPriority="99" w:name="Table Web 2"/>
+    <w:lsdException w:uiPriority="99" w:name="Table Web 3"/>
+    <w:lsdException w:uiPriority="99" w:name="Balloon Text"/>
+    <w:lsdException w:unhideWhenUsed="0" w:uiPriority="39" w:semiHidden="0" w:name="Table Grid"/>
+    <w:lsdException w:uiPriority="99" w:name="Table Theme"/>
+    <w:lsdException w:unhideWhenUsed="0" w:uiPriority="60" w:semiHidden="0" w:name="Light Shading"/>
+    <w:lsdException w:unhideWhenUsed="0" w:uiPriority="61" w:semiHidden="0" w:name="Light List"/>
+    <w:lsdException w:unhideWhenUsed="0" w:uiPriority="62" w:semiHidden="0" w:name="Light Grid"/>
+    <w:lsdException w:unhideWhenUsed="0" w:uiPriority="63" w:semiHidden="0" w:name="Medium Shading 1"/>
+    <w:lsdException w:unhideWhenUsed="0" w:uiPriority="64" w:semiHidden="0" w:name="Medium Shading 2"/>
+    <w:lsdException w:unhideWhenUsed="0" w:uiPriority="65" w:semiHidden="0" w:name="Medium List 1"/>
+    <w:lsdException w:unhideWhenUsed="0" w:uiPriority="66" w:semiHidden="0" w:name="Medium List 2"/>
+    <w:lsdException w:unhideWhenUsed="0" w:uiPriority="67" w:semiHidden="0" w:name="Medium Grid 1"/>
+    <w:lsdException w:unhideWhenUsed="0" w:uiPriority="68" w:semiHidden="0" w:name="Medium Grid 2"/>
+    <w:lsdException w:unhideWhenUsed="0" w:uiPriority="69" w:semiHidden="0" w:name="Medium Grid 3"/>
+    <w:lsdException w:unhideWhenUsed="0" w:uiPriority="70" w:semiHidden="0" w:name="Dark List"/>
+    <w:lsdException w:unhideWhenUsed="0" w:uiPriority="71" w:semiHidden="0" w:name="Colorful Shading"/>
+    <w:lsdException w:unhideWhenUsed="0" w:uiPriority="72" w:semiHidden="0" w:name="Colorful List"/>
+    <w:lsdException w:unhideWhenUsed="0" w:uiPriority="73" w:semiHidden="0" w:name="Colorful Grid"/>
+    <w:lsdException w:unhideWhenUsed="0" w:uiPriority="60" w:semiHidden="0" w:name="Light Shading Accent 1"/>
+    <w:lsdException w:unhideWhenUsed="0" w:uiPriority="61" w:semiHidden="0" w:name="Light List Accent 1"/>
+    <w:lsdException w:unhideWhenUsed="0" w:uiPriority="62" w:semiHidden="0" w:name="Light Grid Accent 1"/>
+    <w:lsdException w:unhideWhenUsed="0" w:uiPriority="63" w:semiHidden="0" w:name="Medium Shading 1 Accent 1"/>
+    <w:lsdException w:unhideWhenUsed="0" w:uiPriority="64" w:semiHidden="0" w:name="Medium Shading 2 Accent 1"/>
+    <w:lsdException w:unhideWhenUsed="0" w:uiPriority="65" w:semiHidden="0" w:name="Medium List 1 Accent 1"/>
+    <w:lsdException w:qFormat="1" w:unhideWhenUsed="0" w:uiPriority="1" w:semiHidden="0" w:name="List Paragraph"/>
+    <w:lsdException w:unhideWhenUsed="0" w:uiPriority="66" w:semiHidden="0" w:name="Medium List 2 Accent 1"/>
+    <w:lsdException w:unhideWhenUsed="0" w:uiPriority="67" w:semiHidden="0" w:name="Medium Grid 1 Accent 1"/>
+    <w:lsdException w:unhideWhenUsed="0" w:uiPriority="68" w:semiHidden="0" w:name="Medium Grid 2 Accent 1"/>
+    <w:lsdException w:unhideWhenUsed="0" w:uiPriority="69" w:semiHidden="0" w:name="Medium Grid 3 Accent 1"/>
+    <w:lsdException w:unhideWhenUsed="0" w:uiPriority="70" w:semiHidden="0" w:name="Dark List Accent 1"/>
+    <w:lsdException w:unhideWhenUsed="0" w:uiPriority="71" w:semiHidden="0" w:name="Colorful Shading Accent 1"/>
+    <w:lsdException w:unhideWhenUsed="0" w:uiPriority="72" w:semiHidden="0" w:name="Colorful List Accent 1"/>
+    <w:lsdException w:unhideWhenUsed="0" w:uiPriority="73" w:semiHidden="0" w:name="Colorful Grid Accent 1"/>
+    <w:lsdException w:unhideWhenUsed="0" w:uiPriority="60" w:semiHidden="0" w:name="Light Shading Accent 2"/>
+    <w:lsdException w:unhideWhenUsed="0" w:uiPriority="61" w:semiHidden="0" w:name="Light List Accent 2"/>
+    <w:lsdException w:unhideWhenUsed="0" w:uiPriority="62" w:semiHidden="0" w:name="Light Grid Accent 2"/>
+    <w:lsdException w:unhideWhenUsed="0" w:uiPriority="63" w:semiHidden="0" w:name="Medium Shading 1 Accent 2"/>
+    <w:lsdException w:unhideWhenUsed="0" w:uiPriority="64" w:semiHidden="0" w:name="Medium Shading 2 Accent 2"/>
+    <w:lsdException w:unhideWhenUsed="0" w:uiPriority="65" w:semiHidden="0" w:name="Medium List 1 Accent 2"/>
+    <w:lsdException w:unhideWhenUsed="0" w:uiPriority="66" w:semiHidden="0" w:name="Medium List 2 Accent 2"/>
+    <w:lsdException w:unhideWhenUsed="0" w:uiPriority="67" w:semiHidden="0" w:name="Medium Grid 1 Accent 2"/>
+    <w:lsdException w:unhideWhenUsed="0" w:uiPriority="68" w:semiHidden="0" w:name="Medium Grid 2 Accent 2"/>
+    <w:lsdException w:unhideWhenUsed="0" w:uiPriority="69" w:semiHidden="0" w:name="Medium Grid 3 Accent 2"/>
+    <w:lsdException w:unhideWhenUsed="0" w:uiPriority="70" w:semiHidden="0" w:name="Dark List Accent 2"/>
+    <w:lsdException w:unhideWhenUsed="0" w:uiPriority="71" w:semiHidden="0" w:name="Colorful Shading Accent 2"/>
+    <w:lsdException w:unhideWhenUsed="0" w:uiPriority="72" w:semiHidden="0" w:name="Colorful List Accent 2"/>
+    <w:lsdException w:unhideWhenUsed="0" w:uiPriority="73" w:semiHidden="0" w:name="Colorful Grid Accent 2"/>
+    <w:lsdException w:unhideWhenUsed="0" w:uiPriority="60" w:semiHidden="0" w:name="Light Shading Accent 3"/>
+    <w:lsdException w:unhideWhenUsed="0" w:uiPriority="61" w:semiHidden="0" w:name="Light List Accent 3"/>
+    <w:lsdException w:unhideWhenUsed="0" w:uiPriority="62" w:semiHidden="0" w:name="Light Grid Accent 3"/>
+    <w:lsdException w:unhideWhenUsed="0" w:uiPriority="63" w:semiHidden="0" w:name="Medium Shading 1 Accent 3"/>
+    <w:lsdException w:unhideWhenUsed="0" w:uiPriority="64" w:semiHidden="0" w:name="Medium Shading 2 Accent 3"/>
+    <w:lsdException w:unhideWhenUsed="0" w:uiPriority="65" w:semiHidden="0" w:name="Medium List 1 Accent 3"/>
+    <w:lsdException w:unhideWhenUsed="0" w:uiPriority="66" w:semiHidden="0" w:name="Medium List 2 Accent 3"/>
+    <w:lsdException w:unhideWhenUsed="0" w:uiPriority="67" w:semiHidden="0" w:name="Medium Grid 1 Accent 3"/>
+    <w:lsdException w:unhideWhenUsed="0" w:uiPriority="68" w:semiHidden="0" w:name="Medium Grid 2 Accent 3"/>
+    <w:lsdException w:unhideWhenUsed="0" w:uiPriority="69" w:semiHidden="0" w:name="Medium Grid 3 Accent 3"/>
+    <w:lsdException w:unhideWhenUsed="0" w:uiPriority="70" w:semiHidden="0" w:name="Dark List Accent 3"/>
+    <w:lsdException w:unhideWhenUsed="0" w:uiPriority="71" w:semiHidden="0" w:name="Colorful Shading Accent 3"/>
+    <w:lsdException w:unhideWhenUsed="0" w:uiPriority="72" w:semiHidden="0" w:name="Colorful List Accent 3"/>
+    <w:lsdException w:unhideWhenUsed="0" w:uiPriority="73" w:semiHidden="0" w:name="Colorful Grid Accent 3"/>
+    <w:lsdException w:unhideWhenUsed="0" w:uiPriority="60" w:semiHidden="0" w:name="Light Shading Accent 4"/>
+    <w:lsdException w:unhideWhenUsed="0" w:uiPriority="61" w:semiHidden="0" w:name="Light List Accent 4"/>
+    <w:lsdException w:unhideWhenUsed="0" w:uiPriority="62" w:semiHidden="0" w:name="Light Grid Accent 4"/>
+    <w:lsdException w:unhideWhenUsed="0" w:uiPriority="63" w:semiHidden="0" w:name="Medium Shading 1 Accent 4"/>
+    <w:lsdException w:unhideWhenUsed="0" w:uiPriority="64" w:semiHidden="0" w:name="Medium Shading 2 Accent 4"/>
+    <w:lsdException w:unhideWhenUsed="0" w:uiPriority="65" w:semiHidden="0" w:name="Medium List 1 Accent 4"/>
+    <w:lsdException w:unhideWhenUsed="0" w:uiPriority="66" w:semiHidden="0" w:name="Medium List 2 Accent 4"/>
+    <w:lsdException w:unhideWhenUsed="0" w:uiPriority="67" w:semiHidden="0" w:name="Medium Grid 1 Accent 4"/>
+    <w:lsdException w:unhideWhenUsed="0" w:uiPriority="68" w:semiHidden="0" w:name="Medium Grid 2 Accent 4"/>
+    <w:lsdException w:unhideWhenUsed="0" w:uiPriority="69" w:semiHidden="0" w:name="Medium Grid 3 Accent 4"/>
+    <w:lsdException w:unhideWhenUsed="0" w:uiPriority="70" w:semiHidden="0" w:name="Dark List Accent 4"/>
+    <w:lsdException w:unhideWhenUsed="0" w:uiPriority="71" w:semiHidden="0" w:name="Colorful Shading Accent 4"/>
+    <w:lsdException w:unhideWhenUsed="0" w:uiPriority="72" w:semiHidden="0" w:name="Colorful List Accent 4"/>
+    <w:lsdException w:unhideWhenUsed="0" w:uiPriority="73" w:semiHidden="0" w:name="Colorful Grid Accent 4"/>
+    <w:lsdException w:unhideWhenUsed="0" w:uiPriority="60" w:semiHidden="0" w:name="Light Shading Accent 5"/>
+    <w:lsdException w:unhideWhenUsed="0" w:uiPriority="61" w:semiHidden="0" w:name="Light List Accent 5"/>
+    <w:lsdException w:unhideWhenUsed="0" w:uiPriority="62" w:semiHidden="0" w:name="Light Grid Accent 5"/>
+    <w:lsdException w:unhideWhenUsed="0" w:uiPriority="63" w:semiHidden="0" w:name="Medium Shading 1 Accent 5"/>
+    <w:lsdException w:unhideWhenUsed="0" w:uiPriority="64" w:semiHidden="0" w:name="Medium Shading 2 Accent 5"/>
+    <w:lsdException w:unhideWhenUsed="0" w:uiPriority="65" w:semiHidden="0" w:name="Medium List 1 Accent 5"/>
+    <w:lsdException w:unhideWhenUsed="0" w:uiPriority="66" w:semiHidden="0" w:name="Medium List 2 Accent 5"/>
+    <w:lsdException w:unhideWhenUsed="0" w:uiPriority="67" w:semiHidden="0" w:name="Medium Grid 1 Accent 5"/>
+    <w:lsdException w:unhideWhenUsed="0" w:uiPriority="68" w:semiHidden="0" w:name="Medium Grid 2 Accent 5"/>
+    <w:lsdException w:unhideWhenUsed="0" w:uiPriority="69" w:semiHidden="0" w:name="Medium Grid 3 Accent 5"/>
+    <w:lsdException w:unhideWhenUsed="0" w:uiPriority="70" w:semiHidden="0" w:name="Dark List Accent 5"/>
+    <w:lsdException w:unhideWhenUsed="0" w:uiPriority="71" w:semiHidden="0" w:name="Colorful Shading Accent 5"/>
+    <w:lsdException w:unhideWhenUsed="0" w:uiPriority="72" w:semiHidden="0" w:name="Colorful List Accent 5"/>
+    <w:lsdException w:unhideWhenUsed="0" w:uiPriority="73" w:semiHidden="0" w:name="Colorful Grid Accent 5"/>
+    <w:lsdException w:unhideWhenUsed="0" w:uiPriority="60" w:semiHidden="0" w:name="Light Shading Accent 6"/>
+    <w:lsdException w:unhideWhenUsed="0" w:uiPriority="61" w:semiHidden="0" w:name="Light List Accent 6"/>
+    <w:lsdException w:unhideWhenUsed="0" w:uiPriority="62" w:semiHidden="0" w:name="Light Grid Accent 6"/>
+    <w:lsdException w:unhideWhenUsed="0" w:uiPriority="63" w:semiHidden="0" w:name="Medium Shading 1 Accent 6"/>
+    <w:lsdException w:unhideWhenUsed="0" w:uiPriority="64" w:semiHidden="0" w:name="Medium Shading 2 Accent 6"/>
+    <w:lsdException w:unhideWhenUsed="0" w:uiPriority="65" w:semiHidden="0" w:name="Medium List 1 Accent 6"/>
+    <w:lsdException w:unhideWhenUsed="0" w:uiPriority="66" w:semiHidden="0" w:name="Medium List 2 Accent 6"/>
+    <w:lsdException w:unhideWhenUsed="0" w:uiPriority="67" w:semiHidden="0" w:name="Medium Grid 1 Accent 6"/>
+    <w:lsdException w:unhideWhenUsed="0" w:uiPriority="68" w:semiHidden="0" w:name="Medium Grid 2 Accent 6"/>
+    <w:lsdException w:unhideWhenUsed="0" w:uiPriority="69" w:semiHidden="0" w:name="Medium Grid 3 Accent 6"/>
+    <w:lsdException w:unhideWhenUsed="0" w:uiPriority="70" w:semiHidden="0" w:name="Dark List Accent 6"/>
+    <w:lsdException w:unhideWhenUsed="0" w:uiPriority="71" w:semiHidden="0" w:name="Colorful Shading Accent 6"/>
+    <w:lsdException w:unhideWhenUsed="0" w:uiPriority="72" w:semiHidden="0" w:name="Colorful List Accent 6"/>
+    <w:lsdException w:unhideWhenUsed="0" w:uiPriority="73" w:semiHidden="0" w:name="Colorful Grid Accent 6"/>
   </w:latentStyles>
-  <w:style w:type="paragraph" w:default="1" w:styleId="Normal">
+  <w:style w:type="paragraph" w:default="1" w:styleId="1">
     <w:name w:val="Normal"/>
     <w:qFormat/>
+    <w:uiPriority w:val="0"/>
     <w:pPr>
       <w:widowControl w:val="0"/>
       <w:autoSpaceDE w:val="0"/>
       <w:autoSpaceDN w:val="0"/>
     </w:pPr>
     <w:rPr>
-      <w:rFonts w:ascii="Arial MT" w:eastAsia="Arial MT" w:hAnsi="Arial MT" w:cs="Arial MT"/>
+      <w:rFonts w:ascii="Arial MT" w:hAnsi="Arial MT" w:eastAsia="Arial MT" w:cs="Arial MT"/>
       <w:sz w:val="22"/>
       <w:szCs w:val="22"/>
-      <w:lang w:val="en-US"/>
+      <w:lang w:val="en-US" w:eastAsia="en-US" w:bidi="ar-SA"/>
     </w:rPr>
   </w:style>
-  <w:style w:type="paragraph" w:styleId="Heading1">
+  <w:style w:type="paragraph" w:styleId="2">
     <w:name w:val="heading 1"/>
-    <w:basedOn w:val="Normal"/>
+    <w:basedOn w:val="1"/>
+    <w:qFormat/>
     <w:uiPriority w:val="9"/>
-    <w:qFormat/>
     <w:pPr>
       <w:spacing w:before="80"/>
       <w:ind w:left="4021" w:right="4359"/>
@@ -5448,64 +5463,64 @@
       <w:outlineLvl w:val="0"/>
     </w:pPr>
     <w:rPr>
-      <w:rFonts w:ascii="Arial" w:eastAsia="Arial" w:hAnsi="Arial" w:cs="Arial"/>
+      <w:rFonts w:ascii="Arial" w:hAnsi="Arial" w:eastAsia="Arial" w:cs="Arial"/>
       <w:b/>
       <w:bCs/>
       <w:sz w:val="28"/>
       <w:szCs w:val="28"/>
     </w:rPr>
   </w:style>
-  <w:style w:type="paragraph" w:styleId="Heading2">
+  <w:style w:type="paragraph" w:styleId="3">
     <w:name w:val="heading 2"/>
-    <w:basedOn w:val="Normal"/>
-    <w:link w:val="Heading2Char"/>
-    <w:uiPriority w:val="9"/>
+    <w:basedOn w:val="1"/>
+    <w:link w:val="18"/>
     <w:unhideWhenUsed/>
     <w:qFormat/>
+    <w:uiPriority w:val="9"/>
     <w:pPr>
       <w:spacing w:before="64"/>
       <w:ind w:left="300" w:hanging="200"/>
       <w:outlineLvl w:val="1"/>
     </w:pPr>
     <w:rPr>
-      <w:rFonts w:ascii="Arial" w:eastAsia="Arial" w:hAnsi="Arial" w:cs="Arial"/>
+      <w:rFonts w:ascii="Arial" w:hAnsi="Arial" w:eastAsia="Arial" w:cs="Arial"/>
       <w:b/>
       <w:bCs/>
       <w:sz w:val="24"/>
       <w:szCs w:val="24"/>
     </w:rPr>
   </w:style>
-  <w:style w:type="paragraph" w:styleId="Heading3">
+  <w:style w:type="paragraph" w:styleId="4">
     <w:name w:val="heading 3"/>
-    <w:basedOn w:val="Normal"/>
-    <w:uiPriority w:val="9"/>
+    <w:basedOn w:val="1"/>
     <w:unhideWhenUsed/>
     <w:qFormat/>
+    <w:uiPriority w:val="9"/>
     <w:pPr>
       <w:ind w:left="501" w:hanging="401"/>
       <w:outlineLvl w:val="2"/>
     </w:pPr>
     <w:rPr>
-      <w:rFonts w:ascii="Arial" w:eastAsia="Arial" w:hAnsi="Arial" w:cs="Arial"/>
+      <w:rFonts w:ascii="Arial" w:hAnsi="Arial" w:eastAsia="Arial" w:cs="Arial"/>
       <w:b/>
       <w:bCs/>
       <w:sz w:val="24"/>
       <w:szCs w:val="24"/>
     </w:rPr>
   </w:style>
-  <w:style w:type="character" w:default="1" w:styleId="DefaultParagraphFont">
+  <w:style w:type="character" w:default="1" w:styleId="5">
     <w:name w:val="Default Paragraph Font"/>
-    <w:uiPriority w:val="1"/>
     <w:semiHidden/>
     <w:unhideWhenUsed/>
+    <w:qFormat/>
+    <w:uiPriority w:val="1"/>
   </w:style>
-  <w:style w:type="table" w:default="1" w:styleId="TableNormal">
+  <w:style w:type="table" w:default="1" w:styleId="6">
     <w:name w:val="Normal Table"/>
-    <w:uiPriority w:val="99"/>
     <w:semiHidden/>
     <w:unhideWhenUsed/>
+    <w:uiPriority w:val="99"/>
     <w:tblPr>
-      <w:tblInd w:w="0" w:type="dxa"/>
       <w:tblCellMar>
         <w:top w:w="0" w:type="dxa"/>
         <w:left w:w="108" w:type="dxa"/>
@@ -5514,39 +5529,39 @@
       </w:tblCellMar>
     </w:tblPr>
   </w:style>
-  <w:style w:type="numbering" w:default="1" w:styleId="NoList">
-    <w:name w:val="No List"/>
-    <w:uiPriority w:val="99"/>
-    <w:semiHidden/>
-    <w:unhideWhenUsed/>
-  </w:style>
-  <w:style w:type="paragraph" w:styleId="BodyText">
+  <w:style w:type="paragraph" w:styleId="7">
     <w:name w:val="Body Text"/>
-    <w:basedOn w:val="Normal"/>
-    <w:link w:val="BodyTextChar"/>
+    <w:basedOn w:val="1"/>
+    <w:link w:val="16"/>
+    <w:qFormat/>
     <w:uiPriority w:val="1"/>
-    <w:qFormat/>
     <w:rPr>
       <w:sz w:val="24"/>
       <w:szCs w:val="24"/>
     </w:rPr>
   </w:style>
-  <w:style w:type="character" w:styleId="Hyperlink">
+  <w:style w:type="character" w:styleId="8">
     <w:name w:val="Hyperlink"/>
-    <w:basedOn w:val="DefaultParagraphFont"/>
+    <w:basedOn w:val="5"/>
+    <w:unhideWhenUsed/>
+    <w:qFormat/>
     <w:uiPriority w:val="99"/>
-    <w:unhideWhenUsed/>
     <w:rPr>
       <w:color w:val="0000FF" w:themeColor="hyperlink"/>
       <w:u w:val="single"/>
+      <w14:textFill>
+        <w14:solidFill>
+          <w14:schemeClr w14:val="hlink"/>
+        </w14:solidFill>
+      </w14:textFill>
     </w:rPr>
   </w:style>
-  <w:style w:type="paragraph" w:styleId="NormalWeb">
+  <w:style w:type="paragraph" w:styleId="9">
     <w:name w:val="Normal (Web)"/>
-    <w:basedOn w:val="Normal"/>
-    <w:uiPriority w:val="99"/>
+    <w:basedOn w:val="1"/>
     <w:semiHidden/>
     <w:unhideWhenUsed/>
+    <w:uiPriority w:val="99"/>
     <w:pPr>
       <w:widowControl/>
       <w:autoSpaceDE/>
@@ -5554,26 +5569,26 @@
       <w:spacing w:before="100" w:beforeAutospacing="1" w:after="100" w:afterAutospacing="1"/>
     </w:pPr>
     <w:rPr>
-      <w:rFonts w:ascii="Times New Roman" w:eastAsia="Times New Roman" w:hAnsi="Times New Roman" w:cs="Times New Roman"/>
+      <w:rFonts w:ascii="Times New Roman" w:hAnsi="Times New Roman" w:eastAsia="Times New Roman" w:cs="Times New Roman"/>
       <w:sz w:val="24"/>
       <w:szCs w:val="24"/>
     </w:rPr>
   </w:style>
-  <w:style w:type="character" w:styleId="Strong">
+  <w:style w:type="character" w:styleId="10">
     <w:name w:val="Strong"/>
-    <w:basedOn w:val="DefaultParagraphFont"/>
+    <w:basedOn w:val="5"/>
+    <w:qFormat/>
     <w:uiPriority w:val="22"/>
-    <w:qFormat/>
     <w:rPr>
       <w:b/>
       <w:bCs/>
     </w:rPr>
   </w:style>
-  <w:style w:type="paragraph" w:styleId="TOC1">
+  <w:style w:type="paragraph" w:styleId="11">
     <w:name w:val="toc 1"/>
-    <w:basedOn w:val="Normal"/>
+    <w:basedOn w:val="1"/>
+    <w:qFormat/>
     <w:uiPriority w:val="1"/>
-    <w:qFormat/>
     <w:pPr>
       <w:spacing w:before="180"/>
       <w:ind w:left="100" w:hanging="266"/>
@@ -5583,11 +5598,11 @@
       <w:szCs w:val="24"/>
     </w:rPr>
   </w:style>
-  <w:style w:type="paragraph" w:styleId="TOC2">
+  <w:style w:type="paragraph" w:styleId="12">
     <w:name w:val="toc 2"/>
-    <w:basedOn w:val="Normal"/>
+    <w:basedOn w:val="1"/>
+    <w:qFormat/>
     <w:uiPriority w:val="1"/>
-    <w:qFormat/>
     <w:pPr>
       <w:spacing w:before="182"/>
       <w:ind w:left="167" w:hanging="266"/>
@@ -5597,11 +5612,11 @@
       <w:szCs w:val="24"/>
     </w:rPr>
   </w:style>
-  <w:style w:type="paragraph" w:styleId="TOC3">
+  <w:style w:type="paragraph" w:styleId="13">
     <w:name w:val="toc 3"/>
-    <w:basedOn w:val="Normal"/>
+    <w:basedOn w:val="1"/>
+    <w:qFormat/>
     <w:uiPriority w:val="1"/>
-    <w:qFormat/>
     <w:pPr>
       <w:spacing w:before="182"/>
       <w:ind w:left="966" w:hanging="398"/>
@@ -5611,50 +5626,51 @@
       <w:szCs w:val="24"/>
     </w:rPr>
   </w:style>
-  <w:style w:type="paragraph" w:styleId="ListParagraph">
+  <w:style w:type="paragraph" w:styleId="14">
     <w:name w:val="List Paragraph"/>
-    <w:basedOn w:val="Normal"/>
+    <w:basedOn w:val="1"/>
+    <w:qFormat/>
     <w:uiPriority w:val="1"/>
-    <w:qFormat/>
     <w:pPr>
       <w:ind w:left="820" w:hanging="360"/>
     </w:pPr>
   </w:style>
-  <w:style w:type="paragraph" w:customStyle="1" w:styleId="TableParagraph">
+  <w:style w:type="paragraph" w:customStyle="1" w:styleId="15">
     <w:name w:val="Table Paragraph"/>
-    <w:basedOn w:val="Normal"/>
+    <w:basedOn w:val="1"/>
+    <w:qFormat/>
     <w:uiPriority w:val="1"/>
-    <w:qFormat/>
   </w:style>
-  <w:style w:type="character" w:customStyle="1" w:styleId="BodyTextChar">
+  <w:style w:type="character" w:customStyle="1" w:styleId="16">
     <w:name w:val="Body Text Char"/>
-    <w:basedOn w:val="DefaultParagraphFont"/>
-    <w:link w:val="BodyText"/>
+    <w:basedOn w:val="5"/>
+    <w:link w:val="7"/>
     <w:uiPriority w:val="1"/>
     <w:rPr>
-      <w:rFonts w:ascii="Arial MT" w:eastAsia="Arial MT" w:hAnsi="Arial MT" w:cs="Arial MT"/>
+      <w:rFonts w:ascii="Arial MT" w:hAnsi="Arial MT" w:eastAsia="Arial MT" w:cs="Arial MT"/>
       <w:sz w:val="24"/>
       <w:szCs w:val="24"/>
     </w:rPr>
   </w:style>
-  <w:style w:type="character" w:customStyle="1" w:styleId="UnresolvedMention1">
+  <w:style w:type="character" w:customStyle="1" w:styleId="17">
     <w:name w:val="Unresolved Mention1"/>
-    <w:basedOn w:val="DefaultParagraphFont"/>
-    <w:uiPriority w:val="99"/>
+    <w:basedOn w:val="5"/>
     <w:semiHidden/>
     <w:unhideWhenUsed/>
+    <w:uiPriority w:val="99"/>
     <w:rPr>
       <w:color w:val="605E5C"/>
       <w:shd w:val="clear" w:color="auto" w:fill="E1DFDD"/>
     </w:rPr>
   </w:style>
-  <w:style w:type="character" w:customStyle="1" w:styleId="Heading2Char">
+  <w:style w:type="character" w:customStyle="1" w:styleId="18">
     <w:name w:val="Heading 2 Char"/>
-    <w:basedOn w:val="DefaultParagraphFont"/>
-    <w:link w:val="Heading2"/>
+    <w:basedOn w:val="5"/>
+    <w:link w:val="3"/>
+    <w:qFormat/>
     <w:uiPriority w:val="9"/>
     <w:rPr>
-      <w:rFonts w:ascii="Arial" w:eastAsia="Arial" w:hAnsi="Arial" w:cs="Arial"/>
+      <w:rFonts w:ascii="Arial" w:hAnsi="Arial" w:eastAsia="Arial" w:cs="Arial"/>
       <w:b/>
       <w:bCs/>
       <w:sz w:val="24"/>
@@ -5943,20 +5959,12 @@
     </a:fmtScheme>
   </a:themeElements>
   <a:objectDefaults/>
-  <a:extraClrSchemeLst/>
 </a:theme>
 </file>
 
 <file path=customXml/item1.xml><?xml version="1.0" encoding="utf-8"?>
-<b:Sources xmlns:b="http://schemas.openxmlformats.org/officeDocument/2006/bibliography" xmlns="http://schemas.openxmlformats.org/officeDocument/2006/bibliography" SelectedStyle="\APASixthEditionOfficeOnline.xsl" StyleName="APA" Version="6"/>
-</file>
-
-<file path=customXml/item2.xml><?xml version="1.0" encoding="utf-8"?>
 <s:customData xmlns="http://www.wps.cn/officeDocument/2013/wpsCustomData" xmlns:s="http://www.wps.cn/officeDocument/2013/wpsCustomData">
   <customSectProps>
-    <customSectPr/>
-    <customSectPr/>
-    <customSectPr/>
     <customSectPr/>
     <customSectPr/>
     <customSectPr/>
@@ -5967,20 +5975,20 @@
 </s:customData>
 </file>
 
+<file path=customXml/item2.xml><?xml version="1.0" encoding="utf-8"?>
+<b:Sources xmlns:b="http://schemas.openxmlformats.org/officeDocument/2006/bibliography" xmlns="http://schemas.openxmlformats.org/officeDocument/2006/bibliography" SelectedStyle="\APASixthEditionOfficeOnline.xsl" StyleName="APA" Version="6"/>
+</file>
+
 <file path=customXml/itemProps1.xml><?xml version="1.0" encoding="utf-8"?>
-<ds:datastoreItem xmlns:ds="http://schemas.openxmlformats.org/officeDocument/2006/customXml" ds:itemID="{88019D3E-5E6B-492B-BF0B-AEA576092DB7}">
+<ds:datastoreItem xmlns:ds="http://schemas.openxmlformats.org/officeDocument/2006/customXml" ds:itemID="{B1977F7D-205B-4081-913C-38D41E755F92}">
   <ds:schemaRefs>
-    <ds:schemaRef ds:uri="http://schemas.openxmlformats.org/officeDocument/2006/bibliography"/>
-    <ds:schemaRef ds:uri="http://www.w3.org/2000/xmlns/"/>
+    <ds:schemaRef ds:uri="http://www.wps.cn/officeDocument/2013/wpsCustomData"/>
   </ds:schemaRefs>
 </ds:datastoreItem>
 </file>
 
 <file path=customXml/itemProps2.xml><?xml version="1.0" encoding="utf-8"?>
-<ds:datastoreItem xmlns:ds="http://schemas.openxmlformats.org/officeDocument/2006/customXml" ds:itemID="{B1977F7D-205B-4081-913C-38D41E755F92}">
-  <ds:schemaRefs>
-    <ds:schemaRef ds:uri="http://www.wps.cn/officeDocument/2013/wpsCustomData"/>
-    <ds:schemaRef ds:uri="http://www.w3.org/2000/xmlns/"/>
-  </ds:schemaRefs>
+<ds:datastoreItem xmlns:ds="http://schemas.openxmlformats.org/officeDocument/2006/customXml" ds:itemID="{88019D3E-5E6B-492B-BF0B-AEA576092DB7}">
+  <ds:schemaRefs/>
 </ds:datastoreItem>
 </file>